--- a/templates/docxRPD/rpd_sign.docx
+++ b/templates/docxRPD/rpd_sign.docx
@@ -1,6 +1,6 @@
 
 <file path=word/document.xml><?xml version="1.0" encoding="utf-8"?>
-<w:document xmlns:wpc="http://schemas.microsoft.com/office/word/2010/wordprocessingCanvas" xmlns:mc="http://schemas.openxmlformats.org/markup-compatibility/2006" xmlns:o="urn:schemas-microsoft-com:office:office" xmlns:r="http://schemas.openxmlformats.org/officeDocument/2006/relationships" xmlns:m="http://schemas.openxmlformats.org/officeDocument/2006/math" xmlns:v="urn:schemas-microsoft-com:vml" xmlns:wp14="http://schemas.microsoft.com/office/word/2010/wordprocessingDrawing" xmlns:wp="http://schemas.openxmlformats.org/drawingml/2006/wordprocessingDrawing" xmlns:w10="urn:schemas-microsoft-com:office:word" xmlns:w="http://schemas.openxmlformats.org/wordprocessingml/2006/main" xmlns:w14="http://schemas.microsoft.com/office/word/2010/wordml" xmlns:w15="http://schemas.microsoft.com/office/word/2012/wordml" xmlns:wpg="http://schemas.microsoft.com/office/word/2010/wordprocessingGroup" xmlns:wpi="http://schemas.microsoft.com/office/word/2010/wordprocessingInk" xmlns:wne="http://schemas.microsoft.com/office/word/2006/wordml" xmlns:wps="http://schemas.microsoft.com/office/word/2010/wordprocessingShape" mc:Ignorable="w14 w15 wp14">
+<w:document xmlns:wpc="http://schemas.microsoft.com/office/word/2010/wordprocessingCanvas" xmlns:cx="http://schemas.microsoft.com/office/drawing/2014/chartex" xmlns:cx1="http://schemas.microsoft.com/office/drawing/2015/9/8/chartex" xmlns:cx2="http://schemas.microsoft.com/office/drawing/2015/10/21/chartex" xmlns:cx3="http://schemas.microsoft.com/office/drawing/2016/5/9/chartex" xmlns:cx4="http://schemas.microsoft.com/office/drawing/2016/5/10/chartex" xmlns:cx5="http://schemas.microsoft.com/office/drawing/2016/5/11/chartex" xmlns:cx6="http://schemas.microsoft.com/office/drawing/2016/5/12/chartex" xmlns:cx7="http://schemas.microsoft.com/office/drawing/2016/5/13/chartex" xmlns:cx8="http://schemas.microsoft.com/office/drawing/2016/5/14/chartex" xmlns:mc="http://schemas.openxmlformats.org/markup-compatibility/2006" xmlns:aink="http://schemas.microsoft.com/office/drawing/2016/ink" xmlns:am3d="http://schemas.microsoft.com/office/drawing/2017/model3d" xmlns:o="urn:schemas-microsoft-com:office:office" xmlns:oel="http://schemas.microsoft.com/office/2019/extlst" xmlns:r="http://schemas.openxmlformats.org/officeDocument/2006/relationships" xmlns:m="http://schemas.openxmlformats.org/officeDocument/2006/math" xmlns:v="urn:schemas-microsoft-com:vml" xmlns:wp14="http://schemas.microsoft.com/office/word/2010/wordprocessingDrawing" xmlns:wp="http://schemas.openxmlformats.org/drawingml/2006/wordprocessingDrawing" xmlns:w10="urn:schemas-microsoft-com:office:word" xmlns:w="http://schemas.openxmlformats.org/wordprocessingml/2006/main" xmlns:w14="http://schemas.microsoft.com/office/word/2010/wordml" xmlns:w15="http://schemas.microsoft.com/office/word/2012/wordml" xmlns:w16cex="http://schemas.microsoft.com/office/word/2018/wordml/cex" xmlns:w16cid="http://schemas.microsoft.com/office/word/2016/wordml/cid" xmlns:w16="http://schemas.microsoft.com/office/word/2018/wordml" xmlns:w16du="http://schemas.microsoft.com/office/word/2023/wordml/word16du" xmlns:w16sdtdh="http://schemas.microsoft.com/office/word/2020/wordml/sdtdatahash" xmlns:w16sdtfl="http://schemas.microsoft.com/office/word/2024/wordml/sdtformatlock" xmlns:w16se="http://schemas.microsoft.com/office/word/2015/wordml/symex" xmlns:wpg="http://schemas.microsoft.com/office/word/2010/wordprocessingGroup" xmlns:wpi="http://schemas.microsoft.com/office/word/2010/wordprocessingInk" xmlns:wne="http://schemas.microsoft.com/office/word/2006/wordml" xmlns:wps="http://schemas.microsoft.com/office/word/2010/wordprocessingShape" mc:Ignorable="w14 w15 w16se w16cid w16 w16cex w16sdtdh w16sdtfl w16du wp14">
   <w:body>
     <w:p>
       <w:pPr>
@@ -83,7 +83,6 @@
         </w:rPr>
         <w:t xml:space="preserve">Структурное подразделение </w:t>
       </w:r>
-      <w:proofErr w:type="gramStart"/>
       <w:r>
         <w:rPr>
           <w:rFonts w:ascii="Times New Roman" w:hAnsi="Times New Roman" w:cs="Times New Roman"/>
@@ -92,7 +91,6 @@
         </w:rPr>
         <w:t xml:space="preserve">{{ </w:t>
       </w:r>
-      <w:proofErr w:type="spellStart"/>
       <w:r>
         <w:rPr>
           <w:rFonts w:ascii="Times New Roman" w:hAnsi="Times New Roman" w:cs="Times New Roman"/>
@@ -102,8 +100,6 @@
         </w:rPr>
         <w:t>kaf</w:t>
       </w:r>
-      <w:proofErr w:type="spellEnd"/>
-      <w:proofErr w:type="gramEnd"/>
       <w:r>
         <w:rPr>
           <w:rFonts w:ascii="Times New Roman" w:hAnsi="Times New Roman" w:cs="Times New Roman"/>
@@ -171,7 +167,6 @@
         </w:rPr>
         <w:t xml:space="preserve">на </w:t>
       </w:r>
-      <w:proofErr w:type="gramStart"/>
       <w:r>
         <w:rPr>
           <w:rFonts w:ascii="Times New Roman" w:hAnsi="Times New Roman" w:cs="Times New Roman"/>
@@ -189,7 +184,6 @@
         </w:rPr>
         <w:t>meeting</w:t>
       </w:r>
-      <w:proofErr w:type="gramEnd"/>
       <w:r>
         <w:rPr>
           <w:rFonts w:ascii="Times New Roman" w:hAnsi="Times New Roman" w:cs="Times New Roman"/>
@@ -223,16 +217,7 @@
           <w:sz w:val="24"/>
           <w:szCs w:val="24"/>
         </w:rPr>
-        <w:t xml:space="preserve"> </w:t>
-      </w:r>
-      <w:proofErr w:type="gramStart"/>
-      <w:r>
-        <w:rPr>
-          <w:rFonts w:ascii="Times New Roman" w:hAnsi="Times New Roman" w:cs="Times New Roman"/>
-          <w:sz w:val="24"/>
-          <w:szCs w:val="24"/>
-        </w:rPr>
-        <w:t>№</w:t>
+        <w:t xml:space="preserve"> №</w:t>
       </w:r>
       <w:r>
         <w:rPr>
@@ -241,17 +226,17 @@
           <w:szCs w:val="24"/>
           <w:u w:val="single"/>
         </w:rPr>
-        <w:t>{</w:t>
-      </w:r>
-      <w:proofErr w:type="gramEnd"/>
+        <w:t xml:space="preserve">{{ </w:t>
+      </w:r>
       <w:r>
         <w:rPr>
           <w:rFonts w:ascii="Times New Roman" w:hAnsi="Times New Roman" w:cs="Times New Roman"/>
           <w:sz w:val="24"/>
           <w:szCs w:val="24"/>
           <w:u w:val="single"/>
-        </w:rPr>
-        <w:t xml:space="preserve">{ </w:t>
+          <w:lang w:val="en-US"/>
+        </w:rPr>
+        <w:t>protocol</w:t>
       </w:r>
       <w:r>
         <w:rPr>
@@ -259,9 +244,8 @@
           <w:sz w:val="24"/>
           <w:szCs w:val="24"/>
           <w:u w:val="single"/>
-          <w:lang w:val="en-US"/>
-        </w:rPr>
-        <w:t>protocol</w:t>
+        </w:rPr>
+        <w:t>_</w:t>
       </w:r>
       <w:r>
         <w:rPr>
@@ -270,19 +254,8 @@
           <w:szCs w:val="24"/>
           <w:u w:val="single"/>
         </w:rPr>
-        <w:t>_</w:t>
-      </w:r>
-      <w:proofErr w:type="spellStart"/>
-      <w:r>
-        <w:rPr>
-          <w:rFonts w:ascii="Times New Roman" w:hAnsi="Times New Roman" w:cs="Times New Roman"/>
-          <w:sz w:val="24"/>
-          <w:szCs w:val="24"/>
-          <w:u w:val="single"/>
-        </w:rPr>
         <w:t>number</w:t>
       </w:r>
-      <w:proofErr w:type="spellEnd"/>
       <w:r>
         <w:rPr>
           <w:rFonts w:ascii="Times New Roman" w:hAnsi="Times New Roman" w:cs="Times New Roman"/>
@@ -550,47 +523,7 @@
                 <w:szCs w:val="24"/>
                 <w:lang w:val="en-US"/>
               </w:rPr>
-              <w:t xml:space="preserve">{{ </w:t>
-            </w:r>
-            <w:proofErr w:type="spellStart"/>
-            <w:r>
-              <w:rPr>
-                <w:rFonts w:ascii="Times New Roman" w:hAnsi="Times New Roman" w:cs="Times New Roman"/>
-                <w:sz w:val="24"/>
-                <w:szCs w:val="24"/>
-                <w:lang w:val="en-US"/>
-              </w:rPr>
-              <w:t>kind_direct</w:t>
-            </w:r>
-            <w:proofErr w:type="spellEnd"/>
-            <w:r>
-              <w:rPr>
-                <w:rFonts w:ascii="Times New Roman" w:hAnsi="Times New Roman" w:cs="Times New Roman"/>
-                <w:sz w:val="24"/>
-                <w:szCs w:val="24"/>
-                <w:lang w:val="en-US"/>
-              </w:rPr>
-              <w:t xml:space="preserve"> }}: {{ </w:t>
-            </w:r>
-            <w:proofErr w:type="spellStart"/>
-            <w:r>
-              <w:rPr>
-                <w:rFonts w:ascii="Times New Roman" w:hAnsi="Times New Roman" w:cs="Times New Roman"/>
-                <w:sz w:val="24"/>
-                <w:szCs w:val="24"/>
-                <w:lang w:val="en-US"/>
-              </w:rPr>
-              <w:t>direction_code</w:t>
-            </w:r>
-            <w:proofErr w:type="spellEnd"/>
-            <w:r>
-              <w:rPr>
-                <w:rFonts w:ascii="Times New Roman" w:hAnsi="Times New Roman" w:cs="Times New Roman"/>
-                <w:sz w:val="24"/>
-                <w:szCs w:val="24"/>
-                <w:lang w:val="en-US"/>
-              </w:rPr>
-              <w:t xml:space="preserve"> }} {{ direction }}</w:t>
+              <w:t>{{ kind_direct }}: {{ direction_code }} {{ direction }}</w:t>
             </w:r>
           </w:p>
         </w:tc>
@@ -651,27 +584,7 @@
                 <w:szCs w:val="24"/>
                 <w:lang w:val="en-US"/>
               </w:rPr>
-              <w:t xml:space="preserve">{{ </w:t>
-            </w:r>
-            <w:proofErr w:type="spellStart"/>
-            <w:r>
-              <w:rPr>
-                <w:rFonts w:ascii="Times New Roman" w:hAnsi="Times New Roman" w:cs="Times New Roman"/>
-                <w:sz w:val="24"/>
-                <w:szCs w:val="24"/>
-                <w:lang w:val="en-US"/>
-              </w:rPr>
-              <w:t>spec_name</w:t>
-            </w:r>
-            <w:proofErr w:type="spellEnd"/>
-            <w:r>
-              <w:rPr>
-                <w:rFonts w:ascii="Times New Roman" w:hAnsi="Times New Roman" w:cs="Times New Roman"/>
-                <w:sz w:val="24"/>
-                <w:szCs w:val="24"/>
-                <w:lang w:val="en-US"/>
-              </w:rPr>
-              <w:t xml:space="preserve"> }} </w:t>
+              <w:t xml:space="preserve">{{ spec_name }} </w:t>
             </w:r>
           </w:p>
         </w:tc>
@@ -733,36 +646,14 @@
               </w:rPr>
               <w:t xml:space="preserve">Квалификация: </w:t>
             </w:r>
-            <w:proofErr w:type="gramStart"/>
-            <w:r>
-              <w:rPr>
-                <w:rFonts w:ascii="Times New Roman" w:hAnsi="Times New Roman" w:cs="Times New Roman"/>
-                <w:sz w:val="24"/>
-                <w:szCs w:val="24"/>
-                <w:lang w:val="en-US"/>
-              </w:rPr>
-              <w:t xml:space="preserve">{{ </w:t>
-            </w:r>
-            <w:proofErr w:type="spellStart"/>
-            <w:r>
-              <w:rPr>
-                <w:rFonts w:ascii="Times New Roman" w:hAnsi="Times New Roman" w:cs="Times New Roman"/>
-                <w:sz w:val="24"/>
-                <w:szCs w:val="24"/>
-                <w:lang w:val="en-US"/>
-              </w:rPr>
-              <w:t>kvalif</w:t>
-            </w:r>
-            <w:proofErr w:type="spellEnd"/>
-            <w:proofErr w:type="gramEnd"/>
-            <w:r>
-              <w:rPr>
-                <w:rFonts w:ascii="Times New Roman" w:hAnsi="Times New Roman" w:cs="Times New Roman"/>
-                <w:sz w:val="24"/>
-                <w:szCs w:val="24"/>
-                <w:lang w:val="en-US"/>
-              </w:rPr>
-              <w:t xml:space="preserve"> }}</w:t>
+            <w:r>
+              <w:rPr>
+                <w:rFonts w:ascii="Times New Roman" w:hAnsi="Times New Roman" w:cs="Times New Roman"/>
+                <w:sz w:val="24"/>
+                <w:szCs w:val="24"/>
+                <w:lang w:val="en-US"/>
+              </w:rPr>
+              <w:t>{{ kvalif }}</w:t>
             </w:r>
           </w:p>
         </w:tc>
@@ -823,7 +714,6 @@
               </w:rPr>
               <w:t xml:space="preserve">Форма обучения: </w:t>
             </w:r>
-            <w:proofErr w:type="gramStart"/>
             <w:r>
               <w:rPr>
                 <w:rFonts w:ascii="Times New Roman" w:hAnsi="Times New Roman" w:cs="Times New Roman"/>
@@ -842,7 +732,6 @@
               </w:rPr>
               <w:t>fob</w:t>
             </w:r>
-            <w:proofErr w:type="gramEnd"/>
             <w:r>
               <w:rPr>
                 <w:rFonts w:ascii="Times New Roman" w:hAnsi="Times New Roman" w:cs="Times New Roman"/>
@@ -895,8 +784,6 @@
           <w:szCs w:val="24"/>
         </w:rPr>
       </w:pPr>
-      <w:bookmarkStart w:id="0" w:name="_GoBack"/>
-      <w:bookmarkEnd w:id="0"/>
     </w:p>
     <w:p>
       <w:pPr>
@@ -978,14 +865,64 @@
                 <w:sz w:val="20"/>
                 <w:szCs w:val="24"/>
               </w:rPr>
-              <w:t xml:space="preserve">Составитель программы: </w:t>
-            </w:r>
-            <w:proofErr w:type="gramStart"/>
+              <w:t xml:space="preserve">Составитель программы: {{ </w:t>
+            </w:r>
             <w:r>
               <w:rPr>
                 <w:rFonts w:ascii="Times New Roman" w:hAnsi="Times New Roman" w:cs="Times New Roman"/>
                 <w:sz w:val="20"/>
                 <w:szCs w:val="24"/>
+                <w:lang w:val="en-US"/>
+              </w:rPr>
+              <w:t>person</w:t>
+            </w:r>
+            <w:r>
+              <w:rPr>
+                <w:rFonts w:ascii="Times New Roman" w:hAnsi="Times New Roman" w:cs="Times New Roman"/>
+                <w:sz w:val="20"/>
+                <w:szCs w:val="24"/>
+              </w:rPr>
+              <w:t>_</w:t>
+            </w:r>
+            <w:r>
+              <w:rPr>
+                <w:rFonts w:ascii="Times New Roman" w:hAnsi="Times New Roman" w:cs="Times New Roman"/>
+                <w:sz w:val="20"/>
+                <w:szCs w:val="24"/>
+                <w:lang w:val="en-US"/>
+              </w:rPr>
+              <w:t>name</w:t>
+            </w:r>
+            <w:r>
+              <w:rPr>
+                <w:rFonts w:ascii="Times New Roman" w:hAnsi="Times New Roman" w:cs="Times New Roman"/>
+                <w:sz w:val="20"/>
+                <w:szCs w:val="24"/>
+              </w:rPr>
+              <w:t xml:space="preserve"> }}</w:t>
+            </w:r>
+          </w:p>
+          <w:p>
+            <w:pPr>
+              <w:rPr>
+                <w:rFonts w:ascii="Times New Roman" w:hAnsi="Times New Roman" w:cs="Times New Roman"/>
+                <w:sz w:val="20"/>
+                <w:szCs w:val="24"/>
+              </w:rPr>
+            </w:pPr>
+            <w:r>
+              <w:rPr>
+                <w:rFonts w:ascii="Times New Roman" w:hAnsi="Times New Roman" w:cs="Times New Roman"/>
+                <w:sz w:val="20"/>
+                <w:szCs w:val="24"/>
+              </w:rPr>
+              <w:t xml:space="preserve">Дата подписания: </w:t>
+            </w:r>
+            <w:r>
+              <w:rPr>
+                <w:rFonts w:ascii="Times New Roman" w:hAnsi="Times New Roman" w:cs="Times New Roman"/>
+                <w:sz w:val="20"/>
+                <w:szCs w:val="24"/>
               </w:rPr>
               <w:t xml:space="preserve">{{ </w:t>
             </w:r>
@@ -996,70 +933,8 @@
                 <w:szCs w:val="24"/>
                 <w:lang w:val="en-US"/>
               </w:rPr>
-              <w:t>person</w:t>
-            </w:r>
-            <w:proofErr w:type="gramEnd"/>
-            <w:r>
-              <w:rPr>
-                <w:rFonts w:ascii="Times New Roman" w:hAnsi="Times New Roman" w:cs="Times New Roman"/>
-                <w:sz w:val="20"/>
-                <w:szCs w:val="24"/>
-              </w:rPr>
-              <w:t>_</w:t>
-            </w:r>
-            <w:r>
-              <w:rPr>
-                <w:rFonts w:ascii="Times New Roman" w:hAnsi="Times New Roman" w:cs="Times New Roman"/>
-                <w:sz w:val="20"/>
-                <w:szCs w:val="24"/>
-                <w:lang w:val="en-US"/>
-              </w:rPr>
-              <w:t>name</w:t>
-            </w:r>
-            <w:r>
-              <w:rPr>
-                <w:rFonts w:ascii="Times New Roman" w:hAnsi="Times New Roman" w:cs="Times New Roman"/>
-                <w:sz w:val="20"/>
-                <w:szCs w:val="24"/>
-              </w:rPr>
-              <w:t xml:space="preserve"> }}</w:t>
-            </w:r>
-          </w:p>
-          <w:p>
-            <w:pPr>
-              <w:rPr>
-                <w:rFonts w:ascii="Times New Roman" w:hAnsi="Times New Roman" w:cs="Times New Roman"/>
-                <w:sz w:val="20"/>
-                <w:szCs w:val="24"/>
-              </w:rPr>
-            </w:pPr>
-            <w:r>
-              <w:rPr>
-                <w:rFonts w:ascii="Times New Roman" w:hAnsi="Times New Roman" w:cs="Times New Roman"/>
-                <w:sz w:val="20"/>
-                <w:szCs w:val="24"/>
-              </w:rPr>
-              <w:t xml:space="preserve">Дата подписания: </w:t>
-            </w:r>
-            <w:proofErr w:type="gramStart"/>
-            <w:r>
-              <w:rPr>
-                <w:rFonts w:ascii="Times New Roman" w:hAnsi="Times New Roman" w:cs="Times New Roman"/>
-                <w:sz w:val="20"/>
-                <w:szCs w:val="24"/>
-              </w:rPr>
-              <w:t xml:space="preserve">{{ </w:t>
-            </w:r>
-            <w:r>
-              <w:rPr>
-                <w:rFonts w:ascii="Times New Roman" w:hAnsi="Times New Roman" w:cs="Times New Roman"/>
-                <w:sz w:val="20"/>
-                <w:szCs w:val="24"/>
-                <w:lang w:val="en-US"/>
-              </w:rPr>
               <w:t>review</w:t>
             </w:r>
-            <w:proofErr w:type="gramEnd"/>
             <w:r>
               <w:rPr>
                 <w:rFonts w:ascii="Times New Roman" w:hAnsi="Times New Roman" w:cs="Times New Roman"/>
@@ -1133,14 +1008,15 @@
                 <w:rFonts w:ascii="Times New Roman" w:hAnsi="Times New Roman" w:cs="Times New Roman"/>
                 <w:sz w:val="20"/>
                 <w:szCs w:val="24"/>
-              </w:rPr>
-            </w:pPr>
-            <w:proofErr w:type="gramStart"/>
+                <w:lang w:val="en-US"/>
+              </w:rPr>
+            </w:pPr>
             <w:r>
               <w:rPr>
                 <w:rFonts w:ascii="Times New Roman" w:hAnsi="Times New Roman" w:cs="Times New Roman"/>
                 <w:sz w:val="20"/>
                 <w:szCs w:val="24"/>
+                <w:lang w:val="en-US"/>
               </w:rPr>
               <w:t xml:space="preserve">{{ </w:t>
             </w:r>
@@ -1153,12 +1029,12 @@
               </w:rPr>
               <w:t>user</w:t>
             </w:r>
-            <w:proofErr w:type="gramEnd"/>
             <w:r>
               <w:rPr>
                 <w:rFonts w:ascii="Times New Roman" w:hAnsi="Times New Roman" w:cs="Times New Roman"/>
                 <w:sz w:val="20"/>
                 <w:szCs w:val="24"/>
+                <w:lang w:val="en-US"/>
               </w:rPr>
               <w:t>_</w:t>
             </w:r>
@@ -1176,6 +1052,7 @@
                 <w:rFonts w:ascii="Times New Roman" w:hAnsi="Times New Roman" w:cs="Times New Roman"/>
                 <w:sz w:val="20"/>
                 <w:szCs w:val="24"/>
+                <w:lang w:val="en-US"/>
               </w:rPr>
               <w:t xml:space="preserve"> }}: </w:t>
             </w:r>
@@ -1184,6 +1061,7 @@
                 <w:rFonts w:ascii="Times New Roman" w:hAnsi="Times New Roman" w:cs="Times New Roman"/>
                 <w:sz w:val="20"/>
                 <w:szCs w:val="24"/>
+                <w:lang w:val="en-US"/>
               </w:rPr>
               <w:t xml:space="preserve">{{ </w:t>
             </w:r>
@@ -1201,6 +1079,7 @@
                 <w:rFonts w:ascii="Times New Roman" w:hAnsi="Times New Roman" w:cs="Times New Roman"/>
                 <w:sz w:val="20"/>
                 <w:szCs w:val="24"/>
+                <w:lang w:val="en-US"/>
               </w:rPr>
               <w:t>_</w:t>
             </w:r>
@@ -1218,6 +1097,7 @@
                 <w:rFonts w:ascii="Times New Roman" w:hAnsi="Times New Roman" w:cs="Times New Roman"/>
                 <w:sz w:val="20"/>
                 <w:szCs w:val="24"/>
+                <w:lang w:val="en-US"/>
               </w:rPr>
               <w:t xml:space="preserve"> }}</w:t>
             </w:r>
@@ -1272,9 +1152,8 @@
                 <w:szCs w:val="24"/>
                 <w:lang w:val="en-US"/>
               </w:rPr>
-              <w:t xml:space="preserve"> </w:t>
-            </w:r>
-            <w:proofErr w:type="gramStart"/>
+              <w:t xml:space="preserve"> {{ </w:t>
+            </w:r>
             <w:r>
               <w:rPr>
                 <w:rFonts w:ascii="Times New Roman" w:hAnsi="Times New Roman" w:cs="Times New Roman"/>
@@ -1282,29 +1161,8 @@
                 <w:szCs w:val="24"/>
                 <w:lang w:val="en-US"/>
               </w:rPr>
-              <w:t xml:space="preserve">{{ </w:t>
-            </w:r>
-            <w:proofErr w:type="spellStart"/>
-            <w:r>
-              <w:rPr>
-                <w:rFonts w:ascii="Times New Roman" w:hAnsi="Times New Roman" w:cs="Times New Roman"/>
-                <w:sz w:val="20"/>
-                <w:szCs w:val="24"/>
-                <w:lang w:val="en-US"/>
-              </w:rPr>
-              <w:t>accept</w:t>
-            </w:r>
-            <w:proofErr w:type="gramEnd"/>
-            <w:r>
-              <w:rPr>
-                <w:rFonts w:ascii="Times New Roman" w:hAnsi="Times New Roman" w:cs="Times New Roman"/>
-                <w:sz w:val="20"/>
-                <w:szCs w:val="24"/>
-                <w:lang w:val="en-US"/>
-              </w:rPr>
-              <w:t>_date</w:t>
-            </w:r>
-            <w:proofErr w:type="spellEnd"/>
+              <w:t>accept_date</w:t>
+            </w:r>
             <w:r>
               <w:rPr>
                 <w:rFonts w:ascii="Times New Roman" w:hAnsi="Times New Roman" w:cs="Times New Roman"/>
@@ -1497,7 +1355,16 @@
                 <w:sz w:val="24"/>
                 <w:szCs w:val="24"/>
               </w:rPr>
-              <w:t>Код, этапа освоения компетенции</w:t>
+              <w:t xml:space="preserve">Код, </w:t>
+            </w:r>
+            <w:r>
+              <w:rPr>
+                <w:rFonts w:ascii="Times New Roman" w:hAnsi="Times New Roman" w:cs="Times New Roman"/>
+                <w:b/>
+                <w:sz w:val="24"/>
+                <w:szCs w:val="24"/>
+              </w:rPr>
+              <w:t>наименование компетенции</w:t>
             </w:r>
           </w:p>
         </w:tc>
@@ -1528,7 +1395,16 @@
                 <w:sz w:val="24"/>
                 <w:szCs w:val="24"/>
               </w:rPr>
-              <w:t>Код, наименования компетенции</w:t>
+              <w:t>Код</w:t>
+            </w:r>
+            <w:r>
+              <w:rPr>
+                <w:rFonts w:ascii="Times New Roman" w:hAnsi="Times New Roman" w:cs="Times New Roman"/>
+                <w:b/>
+                <w:sz w:val="24"/>
+                <w:szCs w:val="24"/>
+              </w:rPr>
+              <w:t xml:space="preserve"> индикатора компетенции</w:t>
             </w:r>
           </w:p>
         </w:tc>
@@ -1561,27 +1437,7 @@
                 <w:szCs w:val="24"/>
                 <w:lang w:val="en-US"/>
               </w:rPr>
-              <w:t>{%</w:t>
-            </w:r>
-            <w:proofErr w:type="spellStart"/>
-            <w:r>
-              <w:rPr>
-                <w:rFonts w:ascii="Times New Roman" w:hAnsi="Times New Roman" w:cs="Times New Roman"/>
-                <w:sz w:val="24"/>
-                <w:szCs w:val="24"/>
-                <w:lang w:val="en-US"/>
-              </w:rPr>
-              <w:t>tr</w:t>
-            </w:r>
-            <w:proofErr w:type="spellEnd"/>
-            <w:r>
-              <w:rPr>
-                <w:rFonts w:ascii="Times New Roman" w:hAnsi="Times New Roman" w:cs="Times New Roman"/>
-                <w:sz w:val="24"/>
-                <w:szCs w:val="24"/>
-                <w:lang w:val="en-US"/>
-              </w:rPr>
-              <w:t xml:space="preserve"> for item in competence%}</w:t>
+              <w:t>{%tr for item in competence%}</w:t>
             </w:r>
           </w:p>
         </w:tc>
@@ -1615,7 +1471,6 @@
               </w:rPr>
               <w:t>{{</w:t>
             </w:r>
-            <w:proofErr w:type="spellStart"/>
             <w:r>
               <w:rPr>
                 <w:rFonts w:ascii="Times New Roman" w:hAnsi="Times New Roman" w:cs="Times New Roman"/>
@@ -1632,19 +1487,8 @@
                 <w:szCs w:val="24"/>
                 <w:lang w:val="en-US"/>
               </w:rPr>
-              <w:t>index</w:t>
-            </w:r>
-            <w:proofErr w:type="spellEnd"/>
-            <w:r>
-              <w:rPr>
-                <w:rFonts w:ascii="Times New Roman" w:hAnsi="Times New Roman" w:cs="Times New Roman"/>
-                <w:sz w:val="24"/>
-                <w:szCs w:val="24"/>
-                <w:lang w:val="en-US"/>
-              </w:rPr>
-              <w:t>}} {{</w:t>
-            </w:r>
-            <w:proofErr w:type="spellStart"/>
+              <w:t>index}} {{</w:t>
+            </w:r>
             <w:r>
               <w:rPr>
                 <w:rFonts w:ascii="Times New Roman" w:hAnsi="Times New Roman" w:cs="Times New Roman"/>
@@ -1663,7 +1507,6 @@
               </w:rPr>
               <w:t>content</w:t>
             </w:r>
-            <w:proofErr w:type="spellEnd"/>
             <w:r>
               <w:rPr>
                 <w:rFonts w:ascii="Times New Roman" w:hAnsi="Times New Roman" w:cs="Times New Roman"/>
@@ -1704,7 +1547,6 @@
               </w:rPr>
               <w:t xml:space="preserve">{{ </w:t>
             </w:r>
-            <w:proofErr w:type="spellStart"/>
             <w:r>
               <w:rPr>
                 <w:rFonts w:ascii="Times New Roman" w:hAnsi="Times New Roman" w:cs="Times New Roman"/>
@@ -1721,17 +1563,7 @@
                 <w:szCs w:val="24"/>
                 <w:lang w:val="en-US"/>
               </w:rPr>
-              <w:t>indicators</w:t>
-            </w:r>
-            <w:proofErr w:type="spellEnd"/>
-            <w:r>
-              <w:rPr>
-                <w:rFonts w:ascii="Times New Roman" w:hAnsi="Times New Roman" w:cs="Times New Roman"/>
-                <w:sz w:val="24"/>
-                <w:szCs w:val="24"/>
-                <w:lang w:val="en-US"/>
-              </w:rPr>
-              <w:t xml:space="preserve"> }}</w:t>
+              <w:t>indicators }}</w:t>
             </w:r>
           </w:p>
         </w:tc>
@@ -1764,47 +1596,7 @@
                 <w:szCs w:val="24"/>
                 <w:lang w:val="en-US"/>
               </w:rPr>
-              <w:t>{%</w:t>
-            </w:r>
-            <w:proofErr w:type="spellStart"/>
-            <w:r>
-              <w:rPr>
-                <w:rFonts w:ascii="Times New Roman" w:hAnsi="Times New Roman" w:cs="Times New Roman"/>
-                <w:sz w:val="24"/>
-                <w:szCs w:val="24"/>
-                <w:lang w:val="en-US"/>
-              </w:rPr>
-              <w:t>tr</w:t>
-            </w:r>
-            <w:proofErr w:type="spellEnd"/>
-            <w:r>
-              <w:rPr>
-                <w:rFonts w:ascii="Times New Roman" w:hAnsi="Times New Roman" w:cs="Times New Roman"/>
-                <w:sz w:val="24"/>
-                <w:szCs w:val="24"/>
-                <w:lang w:val="en-US"/>
-              </w:rPr>
-              <w:t xml:space="preserve"> </w:t>
-            </w:r>
-            <w:proofErr w:type="spellStart"/>
-            <w:r>
-              <w:rPr>
-                <w:rFonts w:ascii="Times New Roman" w:hAnsi="Times New Roman" w:cs="Times New Roman"/>
-                <w:sz w:val="24"/>
-                <w:szCs w:val="24"/>
-                <w:lang w:val="en-US"/>
-              </w:rPr>
-              <w:t>endfor</w:t>
-            </w:r>
-            <w:proofErr w:type="spellEnd"/>
-            <w:r>
-              <w:rPr>
-                <w:rFonts w:ascii="Times New Roman" w:hAnsi="Times New Roman" w:cs="Times New Roman"/>
-                <w:sz w:val="24"/>
-                <w:szCs w:val="24"/>
-                <w:lang w:val="en-US"/>
-              </w:rPr>
-              <w:t xml:space="preserve"> %}</w:t>
+              <w:t>{%tr endfor %}</w:t>
             </w:r>
           </w:p>
         </w:tc>
@@ -1828,29 +1620,7 @@
           <w:sz w:val="24"/>
           <w:szCs w:val="24"/>
         </w:rPr>
-        <w:t xml:space="preserve">1.2 </w:t>
-      </w:r>
-      <w:proofErr w:type="gramStart"/>
-      <w:r>
-        <w:rPr>
-          <w:rFonts w:ascii="Times New Roman" w:hAnsi="Times New Roman" w:cs="Times New Roman"/>
-          <w:b/>
-          <w:bCs/>
-          <w:sz w:val="24"/>
-          <w:szCs w:val="24"/>
-        </w:rPr>
-        <w:t>В</w:t>
-      </w:r>
-      <w:proofErr w:type="gramEnd"/>
-      <w:r>
-        <w:rPr>
-          <w:rFonts w:ascii="Times New Roman" w:hAnsi="Times New Roman" w:cs="Times New Roman"/>
-          <w:b/>
-          <w:bCs/>
-          <w:sz w:val="24"/>
-          <w:szCs w:val="24"/>
-        </w:rPr>
-        <w:t xml:space="preserve"> результате освоения дисциплины у обучающихся должны быть сформированы</w:t>
+        <w:t>1.2 В результате освоения дисциплины у обучающихся должны быть сформированы</w:t>
       </w:r>
     </w:p>
     <w:tbl>
@@ -2020,29 +1790,7 @@
                 <w:szCs w:val="24"/>
                 <w:lang w:val="en-US"/>
               </w:rPr>
-              <w:t>{%</w:t>
-            </w:r>
-            <w:proofErr w:type="spellStart"/>
-            <w:r>
-              <w:rPr>
-                <w:rFonts w:ascii="Times New Roman" w:hAnsi="Times New Roman" w:cs="Times New Roman"/>
-                <w:color w:val="000000" w:themeColor="text1"/>
-                <w:sz w:val="24"/>
-                <w:szCs w:val="24"/>
-                <w:lang w:val="en-US"/>
-              </w:rPr>
-              <w:t>tr</w:t>
-            </w:r>
-            <w:proofErr w:type="spellEnd"/>
-            <w:r>
-              <w:rPr>
-                <w:rFonts w:ascii="Times New Roman" w:hAnsi="Times New Roman" w:cs="Times New Roman"/>
-                <w:color w:val="000000" w:themeColor="text1"/>
-                <w:sz w:val="24"/>
-                <w:szCs w:val="24"/>
-                <w:lang w:val="en-US"/>
-              </w:rPr>
-              <w:t xml:space="preserve"> for item in indicators %}</w:t>
+              <w:t>{%tr for item in indicators %}</w:t>
             </w:r>
           </w:p>
         </w:tc>
@@ -2084,31 +1832,7 @@
                 <w:szCs w:val="24"/>
                 <w:lang w:val="en-US"/>
               </w:rPr>
-              <w:t>{{</w:t>
-            </w:r>
-            <w:proofErr w:type="spellStart"/>
-            <w:r>
-              <w:rPr>
-                <w:rFonts w:ascii="Times New Roman" w:hAnsi="Times New Roman" w:cs="Times New Roman"/>
-                <w:bCs/>
-                <w:color w:val="000000" w:themeColor="text1"/>
-                <w:sz w:val="24"/>
-                <w:szCs w:val="24"/>
-                <w:lang w:val="en-US"/>
-              </w:rPr>
-              <w:t>item.index</w:t>
-            </w:r>
-            <w:proofErr w:type="spellEnd"/>
-            <w:r>
-              <w:rPr>
-                <w:rFonts w:ascii="Times New Roman" w:hAnsi="Times New Roman" w:cs="Times New Roman"/>
-                <w:bCs/>
-                <w:color w:val="000000" w:themeColor="text1"/>
-                <w:sz w:val="24"/>
-                <w:szCs w:val="24"/>
-                <w:lang w:val="en-US"/>
-              </w:rPr>
-              <w:t>}}</w:t>
+              <w:t>{{item.index}}</w:t>
             </w:r>
           </w:p>
         </w:tc>
@@ -2145,31 +1869,7 @@
                 <w:szCs w:val="24"/>
                 <w:lang w:val="en-US"/>
               </w:rPr>
-              <w:t>{{</w:t>
-            </w:r>
-            <w:proofErr w:type="spellStart"/>
-            <w:r>
-              <w:rPr>
-                <w:rFonts w:ascii="Times New Roman" w:hAnsi="Times New Roman" w:cs="Times New Roman"/>
-                <w:bCs/>
-                <w:color w:val="000000" w:themeColor="text1"/>
-                <w:sz w:val="24"/>
-                <w:szCs w:val="24"/>
-                <w:lang w:val="en-US"/>
-              </w:rPr>
-              <w:t>item.content</w:t>
-            </w:r>
-            <w:proofErr w:type="spellEnd"/>
-            <w:r>
-              <w:rPr>
-                <w:rFonts w:ascii="Times New Roman" w:hAnsi="Times New Roman" w:cs="Times New Roman"/>
-                <w:bCs/>
-                <w:color w:val="000000" w:themeColor="text1"/>
-                <w:sz w:val="24"/>
-                <w:szCs w:val="24"/>
-                <w:lang w:val="en-US"/>
-              </w:rPr>
-              <w:t>}}</w:t>
+              <w:t>{{item.content}}</w:t>
             </w:r>
           </w:p>
         </w:tc>
@@ -2215,31 +1915,7 @@
                 <w:szCs w:val="24"/>
                 <w:lang w:val="en-US"/>
               </w:rPr>
-              <w:t xml:space="preserve"> {{</w:t>
-            </w:r>
-            <w:proofErr w:type="spellStart"/>
-            <w:r>
-              <w:rPr>
-                <w:rFonts w:ascii="Times New Roman" w:hAnsi="Times New Roman" w:cs="Times New Roman"/>
-                <w:bCs/>
-                <w:color w:val="000000" w:themeColor="text1"/>
-                <w:sz w:val="24"/>
-                <w:szCs w:val="24"/>
-                <w:lang w:val="en-US"/>
-              </w:rPr>
-              <w:t>item.know</w:t>
-            </w:r>
-            <w:proofErr w:type="spellEnd"/>
-            <w:r>
-              <w:rPr>
-                <w:rFonts w:ascii="Times New Roman" w:hAnsi="Times New Roman" w:cs="Times New Roman"/>
-                <w:bCs/>
-                <w:color w:val="000000" w:themeColor="text1"/>
-                <w:sz w:val="24"/>
-                <w:szCs w:val="24"/>
-                <w:lang w:val="en-US"/>
-              </w:rPr>
-              <w:t>}}</w:t>
+              <w:t xml:space="preserve"> {{item.know}}</w:t>
             </w:r>
           </w:p>
           <w:p>
@@ -2285,31 +1961,7 @@
                 <w:szCs w:val="24"/>
                 <w:lang w:val="en-US"/>
               </w:rPr>
-              <w:t>{{</w:t>
-            </w:r>
-            <w:proofErr w:type="spellStart"/>
-            <w:r>
-              <w:rPr>
-                <w:rFonts w:ascii="Times New Roman" w:hAnsi="Times New Roman" w:cs="Times New Roman"/>
-                <w:bCs/>
-                <w:color w:val="000000" w:themeColor="text1"/>
-                <w:sz w:val="24"/>
-                <w:szCs w:val="24"/>
-                <w:lang w:val="en-US"/>
-              </w:rPr>
-              <w:t>item.able</w:t>
-            </w:r>
-            <w:proofErr w:type="spellEnd"/>
-            <w:r>
-              <w:rPr>
-                <w:rFonts w:ascii="Times New Roman" w:hAnsi="Times New Roman" w:cs="Times New Roman"/>
-                <w:bCs/>
-                <w:color w:val="000000" w:themeColor="text1"/>
-                <w:sz w:val="24"/>
-                <w:szCs w:val="24"/>
-                <w:lang w:val="en-US"/>
-              </w:rPr>
-              <w:t>}}</w:t>
+              <w:t>{{item.able}}</w:t>
             </w:r>
           </w:p>
           <w:p>
@@ -2344,31 +1996,7 @@
                 <w:szCs w:val="24"/>
                 <w:lang w:val="en-US"/>
               </w:rPr>
-              <w:t xml:space="preserve"> {{</w:t>
-            </w:r>
-            <w:proofErr w:type="spellStart"/>
-            <w:r>
-              <w:rPr>
-                <w:rFonts w:ascii="Times New Roman" w:hAnsi="Times New Roman" w:cs="Times New Roman"/>
-                <w:bCs/>
-                <w:color w:val="000000" w:themeColor="text1"/>
-                <w:sz w:val="24"/>
-                <w:szCs w:val="24"/>
-                <w:lang w:val="en-US"/>
-              </w:rPr>
-              <w:t>item.own</w:t>
-            </w:r>
-            <w:proofErr w:type="spellEnd"/>
-            <w:r>
-              <w:rPr>
-                <w:rFonts w:ascii="Times New Roman" w:hAnsi="Times New Roman" w:cs="Times New Roman"/>
-                <w:bCs/>
-                <w:color w:val="000000" w:themeColor="text1"/>
-                <w:sz w:val="24"/>
-                <w:szCs w:val="24"/>
-                <w:lang w:val="en-US"/>
-              </w:rPr>
-              <w:t>}}</w:t>
+              <w:t xml:space="preserve"> {{item.own}}</w:t>
             </w:r>
           </w:p>
         </w:tc>
@@ -2407,51 +2035,7 @@
                 <w:szCs w:val="24"/>
                 <w:lang w:val="en-US"/>
               </w:rPr>
-              <w:t>{%</w:t>
-            </w:r>
-            <w:proofErr w:type="spellStart"/>
-            <w:r>
-              <w:rPr>
-                <w:rFonts w:ascii="Times New Roman" w:hAnsi="Times New Roman" w:cs="Times New Roman"/>
-                <w:color w:val="000000" w:themeColor="text1"/>
-                <w:sz w:val="24"/>
-                <w:szCs w:val="24"/>
-                <w:lang w:val="en-US"/>
-              </w:rPr>
-              <w:t>tr</w:t>
-            </w:r>
-            <w:proofErr w:type="spellEnd"/>
-            <w:r>
-              <w:rPr>
-                <w:rFonts w:ascii="Times New Roman" w:hAnsi="Times New Roman" w:cs="Times New Roman"/>
-                <w:color w:val="000000" w:themeColor="text1"/>
-                <w:sz w:val="24"/>
-                <w:szCs w:val="24"/>
-                <w:lang w:val="en-US"/>
-              </w:rPr>
-              <w:t xml:space="preserve"> </w:t>
-            </w:r>
-            <w:proofErr w:type="spellStart"/>
-            <w:r>
-              <w:rPr>
-                <w:rFonts w:ascii="Times New Roman" w:hAnsi="Times New Roman" w:cs="Times New Roman"/>
-                <w:color w:val="000000" w:themeColor="text1"/>
-                <w:sz w:val="24"/>
-                <w:szCs w:val="24"/>
-                <w:lang w:val="en-US"/>
-              </w:rPr>
-              <w:t>endfor</w:t>
-            </w:r>
-            <w:proofErr w:type="spellEnd"/>
-            <w:r>
-              <w:rPr>
-                <w:rFonts w:ascii="Times New Roman" w:hAnsi="Times New Roman" w:cs="Times New Roman"/>
-                <w:color w:val="000000" w:themeColor="text1"/>
-                <w:sz w:val="24"/>
-                <w:szCs w:val="24"/>
-                <w:lang w:val="en-US"/>
-              </w:rPr>
-              <w:t xml:space="preserve"> %}</w:t>
+              <w:t>{%tr endfor %}</w:t>
             </w:r>
           </w:p>
         </w:tc>
@@ -2534,9 +2118,24 @@
           <w:sz w:val="24"/>
           <w:szCs w:val="24"/>
         </w:rPr>
-        <w:t xml:space="preserve">}}» базируется на результатах освоения следующих дисциплин: </w:t>
-      </w:r>
-      <w:proofErr w:type="gramStart"/>
+        <w:t>}}» базируется на результатах освоения следующих дисциплин</w:t>
+      </w:r>
+      <w:r>
+        <w:rPr>
+          <w:rFonts w:ascii="Times New Roman" w:hAnsi="Times New Roman" w:cs="Times New Roman"/>
+          <w:sz w:val="24"/>
+          <w:szCs w:val="24"/>
+        </w:rPr>
+        <w:t>/практик</w:t>
+      </w:r>
+      <w:r>
+        <w:rPr>
+          <w:rFonts w:ascii="Times New Roman" w:hAnsi="Times New Roman" w:cs="Times New Roman"/>
+          <w:sz w:val="24"/>
+          <w:szCs w:val="24"/>
+        </w:rPr>
+        <w:t xml:space="preserve">: </w:t>
+      </w:r>
       <w:r>
         <w:rPr>
           <w:rFonts w:ascii="Times New Roman" w:hAnsi="Times New Roman" w:cs="Times New Roman"/>
@@ -2548,24 +2147,13 @@
       <w:r>
         <w:t xml:space="preserve"> </w:t>
       </w:r>
-      <w:proofErr w:type="spellStart"/>
-      <w:r>
-        <w:rPr>
-          <w:rFonts w:ascii="Times New Roman" w:hAnsi="Times New Roman" w:cs="Times New Roman"/>
-          <w:sz w:val="24"/>
-          <w:szCs w:val="24"/>
-        </w:rPr>
-        <w:t>subsequent</w:t>
-      </w:r>
-      <w:proofErr w:type="spellEnd"/>
-      <w:proofErr w:type="gramEnd"/>
-      <w:r>
-        <w:rPr>
-          <w:rFonts w:ascii="Times New Roman" w:hAnsi="Times New Roman" w:cs="Times New Roman"/>
-          <w:sz w:val="24"/>
-          <w:szCs w:val="24"/>
-        </w:rPr>
-        <w:t xml:space="preserve"> }}</w:t>
+      <w:r>
+        <w:rPr>
+          <w:rFonts w:ascii="Times New Roman" w:hAnsi="Times New Roman" w:cs="Times New Roman"/>
+          <w:sz w:val="24"/>
+          <w:szCs w:val="24"/>
+        </w:rPr>
+        <w:t>subsequent }}</w:t>
       </w:r>
     </w:p>
     <w:p>
@@ -2585,35 +2173,31 @@
           <w:szCs w:val="24"/>
         </w:rPr>
         <w:tab/>
-        <w:t xml:space="preserve">Дисциплина является предшествующей для дисциплин: </w:t>
-      </w:r>
-      <w:proofErr w:type="gramStart"/>
-      <w:r>
-        <w:rPr>
-          <w:rFonts w:ascii="Times New Roman" w:hAnsi="Times New Roman" w:cs="Times New Roman"/>
-          <w:sz w:val="24"/>
-          <w:szCs w:val="24"/>
-        </w:rPr>
-        <w:t xml:space="preserve">{{ </w:t>
-      </w:r>
-      <w:proofErr w:type="spellStart"/>
-      <w:r>
-        <w:rPr>
-          <w:rFonts w:ascii="Times New Roman" w:hAnsi="Times New Roman" w:cs="Times New Roman"/>
-          <w:sz w:val="24"/>
-          <w:szCs w:val="24"/>
-        </w:rPr>
-        <w:t>precedence</w:t>
-      </w:r>
-      <w:proofErr w:type="spellEnd"/>
-      <w:proofErr w:type="gramEnd"/>
-      <w:r>
-        <w:rPr>
-          <w:rFonts w:ascii="Times New Roman" w:hAnsi="Times New Roman" w:cs="Times New Roman"/>
-          <w:sz w:val="24"/>
-          <w:szCs w:val="24"/>
-        </w:rPr>
-        <w:t xml:space="preserve"> }}</w:t>
+        <w:t>Дисциплина является предшествующей для дисциплин</w:t>
+      </w:r>
+      <w:r>
+        <w:rPr>
+          <w:rFonts w:ascii="Times New Roman" w:hAnsi="Times New Roman" w:cs="Times New Roman"/>
+          <w:sz w:val="24"/>
+          <w:szCs w:val="24"/>
+        </w:rPr>
+        <w:t>/практик</w:t>
+      </w:r>
+      <w:r>
+        <w:rPr>
+          <w:rFonts w:ascii="Times New Roman" w:hAnsi="Times New Roman" w:cs="Times New Roman"/>
+          <w:sz w:val="24"/>
+          <w:szCs w:val="24"/>
+        </w:rPr>
+        <w:t xml:space="preserve">: </w:t>
+      </w:r>
+      <w:r>
+        <w:rPr>
+          <w:rFonts w:ascii="Times New Roman" w:hAnsi="Times New Roman" w:cs="Times New Roman"/>
+          <w:sz w:val="24"/>
+          <w:szCs w:val="24"/>
+        </w:rPr>
+        <w:t>{{ precedence }}</w:t>
       </w:r>
     </w:p>
     <w:p>
@@ -2694,7 +2278,6 @@
         </w:rPr>
         <w:t xml:space="preserve"> </w:t>
       </w:r>
-      <w:proofErr w:type="gramStart"/>
       <w:r>
         <w:rPr>
           <w:rFonts w:ascii="Times New Roman" w:hAnsi="Times New Roman" w:cs="Times New Roman"/>
@@ -2720,7 +2303,6 @@
         </w:rPr>
         <w:t>sum</w:t>
       </w:r>
-      <w:proofErr w:type="gramEnd"/>
       <w:r>
         <w:rPr>
           <w:rFonts w:ascii="Times New Roman" w:hAnsi="Times New Roman" w:cs="Times New Roman"/>
@@ -2729,7 +2311,6 @@
         </w:rPr>
         <w:t>_</w:t>
       </w:r>
-      <w:proofErr w:type="spellStart"/>
       <w:r>
         <w:rPr>
           <w:rFonts w:ascii="Times New Roman" w:hAnsi="Times New Roman" w:cs="Times New Roman"/>
@@ -2739,7 +2320,6 @@
         </w:rPr>
         <w:t>zet</w:t>
       </w:r>
-      <w:proofErr w:type="spellEnd"/>
       <w:r>
         <w:rPr>
           <w:rFonts w:ascii="Times New Roman" w:hAnsi="Times New Roman" w:cs="Times New Roman"/>
@@ -2813,7 +2393,6 @@
               </w:rPr>
               <w:t xml:space="preserve">{% </w:t>
             </w:r>
-            <w:proofErr w:type="spellStart"/>
             <w:r>
               <w:rPr>
                 <w:rFonts w:ascii="Times New Roman" w:hAnsi="Times New Roman" w:cs="Times New Roman"/>
@@ -2823,7 +2402,6 @@
               </w:rPr>
               <w:t>colspan</w:t>
             </w:r>
-            <w:proofErr w:type="spellEnd"/>
             <w:r>
               <w:rPr>
                 <w:rFonts w:ascii="Times New Roman" w:hAnsi="Times New Roman" w:cs="Times New Roman"/>
@@ -2832,7 +2410,6 @@
               </w:rPr>
               <w:t xml:space="preserve"> </w:t>
             </w:r>
-            <w:proofErr w:type="spellStart"/>
             <w:r>
               <w:rPr>
                 <w:rFonts w:ascii="Times New Roman" w:hAnsi="Times New Roman" w:cs="Times New Roman"/>
@@ -2842,7 +2419,6 @@
               </w:rPr>
               <w:t>sh</w:t>
             </w:r>
-            <w:proofErr w:type="spellEnd"/>
             <w:r>
               <w:rPr>
                 <w:rFonts w:ascii="Times New Roman" w:hAnsi="Times New Roman" w:cs="Times New Roman"/>
@@ -2876,23 +2452,41 @@
               </w:rPr>
               <w:t xml:space="preserve"> </w:t>
             </w:r>
-            <w:proofErr w:type="gramStart"/>
-            <w:r>
-              <w:rPr>
-                <w:rFonts w:ascii="Times New Roman" w:hAnsi="Times New Roman" w:cs="Times New Roman"/>
-                <w:sz w:val="24"/>
-                <w:szCs w:val="24"/>
-              </w:rPr>
-              <w:t>%}Трудоемкость</w:t>
-            </w:r>
-            <w:proofErr w:type="gramEnd"/>
-            <w:r>
-              <w:rPr>
-                <w:rFonts w:ascii="Times New Roman" w:hAnsi="Times New Roman" w:cs="Times New Roman"/>
-                <w:sz w:val="24"/>
-                <w:szCs w:val="24"/>
-              </w:rPr>
-              <w:t xml:space="preserve"> в академических часах (Один академический час соответствует 45 минутам астрономического часа)</w:t>
+            <w:r>
+              <w:rPr>
+                <w:rFonts w:ascii="Times New Roman" w:hAnsi="Times New Roman" w:cs="Times New Roman"/>
+                <w:sz w:val="24"/>
+                <w:szCs w:val="24"/>
+              </w:rPr>
+              <w:t>%}</w:t>
+            </w:r>
+            <w:r>
+              <w:rPr>
+                <w:rFonts w:ascii="Times New Roman" w:hAnsi="Times New Roman" w:cs="Times New Roman"/>
+                <w:b/>
+                <w:bCs/>
+                <w:sz w:val="24"/>
+                <w:szCs w:val="24"/>
+              </w:rPr>
+              <w:t>Трудоемкость в академических часах</w:t>
+            </w:r>
+          </w:p>
+          <w:p>
+            <w:pPr>
+              <w:jc w:val="center"/>
+              <w:rPr>
+                <w:rFonts w:ascii="Times New Roman" w:hAnsi="Times New Roman" w:cs="Times New Roman"/>
+                <w:sz w:val="24"/>
+                <w:szCs w:val="24"/>
+              </w:rPr>
+            </w:pPr>
+            <w:r>
+              <w:rPr>
+                <w:rFonts w:ascii="Times New Roman" w:hAnsi="Times New Roman" w:cs="Times New Roman"/>
+                <w:sz w:val="24"/>
+                <w:szCs w:val="24"/>
+              </w:rPr>
+              <w:t xml:space="preserve"> (Один академический час соответствует 45 минутам астрономического часа)</w:t>
             </w:r>
           </w:p>
         </w:tc>
@@ -2962,47 +2556,7 @@
                 <w:szCs w:val="24"/>
                 <w:lang w:val="en-US"/>
               </w:rPr>
-              <w:t>{%</w:t>
-            </w:r>
-            <w:proofErr w:type="spellStart"/>
-            <w:r>
-              <w:rPr>
-                <w:rFonts w:ascii="Times New Roman" w:hAnsi="Times New Roman" w:cs="Times New Roman"/>
-                <w:sz w:val="24"/>
-                <w:szCs w:val="24"/>
-                <w:lang w:val="en-US"/>
-              </w:rPr>
-              <w:t>tc</w:t>
-            </w:r>
-            <w:proofErr w:type="spellEnd"/>
-            <w:r>
-              <w:rPr>
-                <w:rFonts w:ascii="Times New Roman" w:hAnsi="Times New Roman" w:cs="Times New Roman"/>
-                <w:sz w:val="24"/>
-                <w:szCs w:val="24"/>
-                <w:lang w:val="en-US"/>
-              </w:rPr>
-              <w:t xml:space="preserve"> for item in </w:t>
-            </w:r>
-            <w:proofErr w:type="spellStart"/>
-            <w:r>
-              <w:rPr>
-                <w:rFonts w:ascii="Times New Roman" w:hAnsi="Times New Roman" w:cs="Times New Roman"/>
-                <w:sz w:val="24"/>
-                <w:szCs w:val="24"/>
-                <w:lang w:val="en-US"/>
-              </w:rPr>
-              <w:t>sh</w:t>
-            </w:r>
-            <w:proofErr w:type="spellEnd"/>
-            <w:r>
-              <w:rPr>
-                <w:rFonts w:ascii="Times New Roman" w:hAnsi="Times New Roman" w:cs="Times New Roman"/>
-                <w:sz w:val="24"/>
-                <w:szCs w:val="24"/>
-                <w:lang w:val="en-US"/>
-              </w:rPr>
-              <w:t xml:space="preserve"> %}</w:t>
+              <w:t>{%tc for item in sh %}</w:t>
             </w:r>
           </w:p>
         </w:tc>
@@ -3045,27 +2599,7 @@
                 <w:szCs w:val="24"/>
                 <w:lang w:val="en-US"/>
               </w:rPr>
-              <w:t>{{</w:t>
-            </w:r>
-            <w:proofErr w:type="spellStart"/>
-            <w:r>
-              <w:rPr>
-                <w:rFonts w:ascii="Times New Roman" w:hAnsi="Times New Roman" w:cs="Times New Roman"/>
-                <w:sz w:val="24"/>
-                <w:szCs w:val="24"/>
-                <w:lang w:val="en-US"/>
-              </w:rPr>
-              <w:t>item.num</w:t>
-            </w:r>
-            <w:proofErr w:type="spellEnd"/>
-            <w:r>
-              <w:rPr>
-                <w:rFonts w:ascii="Times New Roman" w:hAnsi="Times New Roman" w:cs="Times New Roman"/>
-                <w:sz w:val="24"/>
-                <w:szCs w:val="24"/>
-                <w:lang w:val="en-US"/>
-              </w:rPr>
-              <w:t>}}</w:t>
+              <w:t>{{item.num}}</w:t>
             </w:r>
           </w:p>
         </w:tc>
@@ -3091,47 +2625,7 @@
                 <w:szCs w:val="24"/>
                 <w:lang w:val="en-US"/>
               </w:rPr>
-              <w:t>{%</w:t>
-            </w:r>
-            <w:proofErr w:type="spellStart"/>
-            <w:r>
-              <w:rPr>
-                <w:rFonts w:ascii="Times New Roman" w:hAnsi="Times New Roman" w:cs="Times New Roman"/>
-                <w:sz w:val="24"/>
-                <w:szCs w:val="24"/>
-                <w:lang w:val="en-US"/>
-              </w:rPr>
-              <w:t>tc</w:t>
-            </w:r>
-            <w:proofErr w:type="spellEnd"/>
-            <w:r>
-              <w:rPr>
-                <w:rFonts w:ascii="Times New Roman" w:hAnsi="Times New Roman" w:cs="Times New Roman"/>
-                <w:sz w:val="24"/>
-                <w:szCs w:val="24"/>
-                <w:lang w:val="en-US"/>
-              </w:rPr>
-              <w:t xml:space="preserve"> </w:t>
-            </w:r>
-            <w:proofErr w:type="spellStart"/>
-            <w:r>
-              <w:rPr>
-                <w:rFonts w:ascii="Times New Roman" w:hAnsi="Times New Roman" w:cs="Times New Roman"/>
-                <w:sz w:val="24"/>
-                <w:szCs w:val="24"/>
-                <w:lang w:val="en-US"/>
-              </w:rPr>
-              <w:t>endfor</w:t>
-            </w:r>
-            <w:proofErr w:type="spellEnd"/>
-            <w:r>
-              <w:rPr>
-                <w:rFonts w:ascii="Times New Roman" w:hAnsi="Times New Roman" w:cs="Times New Roman"/>
-                <w:sz w:val="24"/>
-                <w:szCs w:val="24"/>
-                <w:lang w:val="en-US"/>
-              </w:rPr>
-              <w:t xml:space="preserve"> %}</w:t>
+              <w:t>{%tc endfor %}</w:t>
             </w:r>
           </w:p>
         </w:tc>
@@ -3186,7 +2680,6 @@
               </w:rPr>
               <w:t>{{</w:t>
             </w:r>
-            <w:proofErr w:type="spellStart"/>
             <w:r>
               <w:rPr>
                 <w:rFonts w:ascii="Times New Roman" w:hAnsi="Times New Roman" w:cs="Times New Roman"/>
@@ -3196,7 +2689,6 @@
               </w:rPr>
               <w:t>sha</w:t>
             </w:r>
-            <w:proofErr w:type="spellEnd"/>
             <w:r>
               <w:rPr>
                 <w:rFonts w:ascii="Times New Roman" w:hAnsi="Times New Roman" w:cs="Times New Roman"/>
@@ -3212,7 +2704,6 @@
               </w:rPr>
               <w:t xml:space="preserve"> </w:t>
             </w:r>
-            <w:proofErr w:type="spellStart"/>
             <w:r>
               <w:rPr>
                 <w:rFonts w:ascii="Times New Roman" w:hAnsi="Times New Roman" w:cs="Times New Roman"/>
@@ -3258,7 +2749,6 @@
               </w:rPr>
               <w:t>all</w:t>
             </w:r>
-            <w:proofErr w:type="spellEnd"/>
             <w:r>
               <w:rPr>
                 <w:rFonts w:ascii="Times New Roman" w:hAnsi="Times New Roman" w:cs="Times New Roman"/>
@@ -3268,7 +2758,6 @@
               </w:rPr>
               <w:t xml:space="preserve"> + </w:t>
             </w:r>
-            <w:proofErr w:type="spellStart"/>
             <w:r>
               <w:rPr>
                 <w:rFonts w:ascii="Times New Roman" w:hAnsi="Times New Roman" w:cs="Times New Roman"/>
@@ -3278,7 +2767,6 @@
               </w:rPr>
               <w:t>sha</w:t>
             </w:r>
-            <w:proofErr w:type="spellEnd"/>
             <w:r>
               <w:rPr>
                 <w:rFonts w:ascii="Times New Roman" w:hAnsi="Times New Roman" w:cs="Times New Roman"/>
@@ -3294,7 +2782,6 @@
               </w:rPr>
               <w:t xml:space="preserve"> </w:t>
             </w:r>
-            <w:proofErr w:type="spellStart"/>
             <w:r>
               <w:rPr>
                 <w:rFonts w:ascii="Times New Roman" w:hAnsi="Times New Roman" w:cs="Times New Roman"/>
@@ -3331,7 +2818,6 @@
               </w:rPr>
               <w:t>all</w:t>
             </w:r>
-            <w:proofErr w:type="spellEnd"/>
             <w:r>
               <w:rPr>
                 <w:rFonts w:ascii="Times New Roman" w:hAnsi="Times New Roman" w:cs="Times New Roman"/>
@@ -3341,7 +2827,6 @@
               </w:rPr>
               <w:t xml:space="preserve"> + </w:t>
             </w:r>
-            <w:proofErr w:type="spellStart"/>
             <w:r>
               <w:rPr>
                 <w:rFonts w:ascii="Times New Roman" w:hAnsi="Times New Roman" w:cs="Times New Roman"/>
@@ -3405,7 +2890,6 @@
               </w:rPr>
               <w:t>all</w:t>
             </w:r>
-            <w:proofErr w:type="spellEnd"/>
             <w:r>
               <w:rPr>
                 <w:rFonts w:ascii="Times New Roman" w:hAnsi="Times New Roman" w:cs="Times New Roman"/>
@@ -3441,7 +2925,6 @@
               </w:rPr>
               <w:t>{%</w:t>
             </w:r>
-            <w:proofErr w:type="spellStart"/>
             <w:r>
               <w:rPr>
                 <w:rFonts w:ascii="Times New Roman" w:hAnsi="Times New Roman" w:cs="Times New Roman"/>
@@ -3451,7 +2934,6 @@
               </w:rPr>
               <w:t>tc</w:t>
             </w:r>
-            <w:proofErr w:type="spellEnd"/>
             <w:r>
               <w:rPr>
                 <w:rFonts w:ascii="Times New Roman" w:hAnsi="Times New Roman" w:cs="Times New Roman"/>
@@ -3515,7 +2997,6 @@
               </w:rPr>
               <w:t xml:space="preserve"> </w:t>
             </w:r>
-            <w:proofErr w:type="spellStart"/>
             <w:r>
               <w:rPr>
                 <w:rFonts w:ascii="Times New Roman" w:hAnsi="Times New Roman" w:cs="Times New Roman"/>
@@ -3525,7 +3006,6 @@
               </w:rPr>
               <w:t>sh</w:t>
             </w:r>
-            <w:proofErr w:type="spellEnd"/>
             <w:r>
               <w:rPr>
                 <w:rFonts w:ascii="Times New Roman" w:hAnsi="Times New Roman" w:cs="Times New Roman"/>
@@ -3561,7 +3041,6 @@
               </w:rPr>
               <w:t>{{</w:t>
             </w:r>
-            <w:proofErr w:type="spellStart"/>
             <w:r>
               <w:rPr>
                 <w:rFonts w:ascii="Times New Roman" w:hAnsi="Times New Roman" w:cs="Times New Roman"/>
@@ -3607,7 +3086,6 @@
               </w:rPr>
               <w:t>hours</w:t>
             </w:r>
-            <w:proofErr w:type="spellEnd"/>
             <w:r>
               <w:rPr>
                 <w:rFonts w:ascii="Times New Roman" w:hAnsi="Times New Roman" w:cs="Times New Roman"/>
@@ -3617,7 +3095,6 @@
               </w:rPr>
               <w:t xml:space="preserve"> + </w:t>
             </w:r>
-            <w:proofErr w:type="spellStart"/>
             <w:r>
               <w:rPr>
                 <w:rFonts w:ascii="Times New Roman" w:hAnsi="Times New Roman" w:cs="Times New Roman"/>
@@ -3663,7 +3140,6 @@
               </w:rPr>
               <w:t>hours</w:t>
             </w:r>
-            <w:proofErr w:type="spellEnd"/>
             <w:r>
               <w:rPr>
                 <w:rFonts w:ascii="Times New Roman" w:hAnsi="Times New Roman" w:cs="Times New Roman"/>
@@ -3673,7 +3149,6 @@
               </w:rPr>
               <w:t xml:space="preserve"> + </w:t>
             </w:r>
-            <w:proofErr w:type="spellStart"/>
             <w:r>
               <w:rPr>
                 <w:rFonts w:ascii="Times New Roman" w:hAnsi="Times New Roman" w:cs="Times New Roman"/>
@@ -3719,7 +3194,6 @@
               </w:rPr>
               <w:t>hours</w:t>
             </w:r>
-            <w:proofErr w:type="spellEnd"/>
             <w:r>
               <w:rPr>
                 <w:rFonts w:ascii="Times New Roman" w:hAnsi="Times New Roman" w:cs="Times New Roman"/>
@@ -3753,7 +3227,6 @@
               </w:rPr>
               <w:t>{%</w:t>
             </w:r>
-            <w:proofErr w:type="spellStart"/>
             <w:r>
               <w:rPr>
                 <w:rFonts w:ascii="Times New Roman" w:hAnsi="Times New Roman" w:cs="Times New Roman"/>
@@ -3763,7 +3236,6 @@
               </w:rPr>
               <w:t>tc</w:t>
             </w:r>
-            <w:proofErr w:type="spellEnd"/>
             <w:r>
               <w:rPr>
                 <w:rFonts w:ascii="Times New Roman" w:hAnsi="Times New Roman" w:cs="Times New Roman"/>
@@ -3772,7 +3244,6 @@
               </w:rPr>
               <w:t xml:space="preserve"> </w:t>
             </w:r>
-            <w:proofErr w:type="spellStart"/>
             <w:r>
               <w:rPr>
                 <w:rFonts w:ascii="Times New Roman" w:hAnsi="Times New Roman" w:cs="Times New Roman"/>
@@ -3782,7 +3253,6 @@
               </w:rPr>
               <w:t>endfor</w:t>
             </w:r>
-            <w:proofErr w:type="spellEnd"/>
             <w:r>
               <w:rPr>
                 <w:rFonts w:ascii="Times New Roman" w:hAnsi="Times New Roman" w:cs="Times New Roman"/>
@@ -3847,7 +3317,6 @@
             <w:r>
               <w:t xml:space="preserve"> </w:t>
             </w:r>
-            <w:proofErr w:type="spellStart"/>
             <w:r>
               <w:rPr>
                 <w:rFonts w:ascii="Times New Roman" w:hAnsi="Times New Roman" w:cs="Times New Roman"/>
@@ -3882,17 +3351,7 @@
                 <w:szCs w:val="24"/>
                 <w:lang w:val="en-US"/>
               </w:rPr>
-              <w:t>hours_all</w:t>
-            </w:r>
-            <w:proofErr w:type="spellEnd"/>
-            <w:r>
-              <w:rPr>
-                <w:rFonts w:ascii="Times New Roman" w:hAnsi="Times New Roman" w:cs="Times New Roman"/>
-                <w:sz w:val="24"/>
-                <w:szCs w:val="24"/>
-                <w:lang w:val="en-US"/>
-              </w:rPr>
-              <w:t>}}</w:t>
+              <w:t>hours_all}}</w:t>
             </w:r>
           </w:p>
         </w:tc>
@@ -3918,47 +3377,7 @@
                 <w:szCs w:val="24"/>
                 <w:lang w:val="en-US"/>
               </w:rPr>
-              <w:t>{%</w:t>
-            </w:r>
-            <w:proofErr w:type="spellStart"/>
-            <w:r>
-              <w:rPr>
-                <w:rFonts w:ascii="Times New Roman" w:hAnsi="Times New Roman" w:cs="Times New Roman"/>
-                <w:sz w:val="24"/>
-                <w:szCs w:val="24"/>
-                <w:lang w:val="en-US"/>
-              </w:rPr>
-              <w:t>tc</w:t>
-            </w:r>
-            <w:proofErr w:type="spellEnd"/>
-            <w:r>
-              <w:rPr>
-                <w:rFonts w:ascii="Times New Roman" w:hAnsi="Times New Roman" w:cs="Times New Roman"/>
-                <w:sz w:val="24"/>
-                <w:szCs w:val="24"/>
-                <w:lang w:val="en-US"/>
-              </w:rPr>
-              <w:t xml:space="preserve"> for item in </w:t>
-            </w:r>
-            <w:proofErr w:type="spellStart"/>
-            <w:r>
-              <w:rPr>
-                <w:rFonts w:ascii="Times New Roman" w:hAnsi="Times New Roman" w:cs="Times New Roman"/>
-                <w:sz w:val="24"/>
-                <w:szCs w:val="24"/>
-                <w:lang w:val="en-US"/>
-              </w:rPr>
-              <w:t>sh</w:t>
-            </w:r>
-            <w:proofErr w:type="spellEnd"/>
-            <w:r>
-              <w:rPr>
-                <w:rFonts w:ascii="Times New Roman" w:hAnsi="Times New Roman" w:cs="Times New Roman"/>
-                <w:sz w:val="24"/>
-                <w:szCs w:val="24"/>
-                <w:lang w:val="en-US"/>
-              </w:rPr>
-              <w:t xml:space="preserve"> %}</w:t>
+              <w:t>{%tc for item in sh %}</w:t>
             </w:r>
           </w:p>
         </w:tc>
@@ -3984,27 +3403,7 @@
                 <w:szCs w:val="24"/>
                 <w:lang w:val="en-US"/>
               </w:rPr>
-              <w:t>{{</w:t>
-            </w:r>
-            <w:proofErr w:type="spellStart"/>
-            <w:r>
-              <w:rPr>
-                <w:rFonts w:ascii="Times New Roman" w:hAnsi="Times New Roman" w:cs="Times New Roman"/>
-                <w:sz w:val="24"/>
-                <w:szCs w:val="24"/>
-                <w:lang w:val="en-US"/>
-              </w:rPr>
-              <w:t>item.aud_hours</w:t>
-            </w:r>
-            <w:proofErr w:type="spellEnd"/>
-            <w:r>
-              <w:rPr>
-                <w:rFonts w:ascii="Times New Roman" w:hAnsi="Times New Roman" w:cs="Times New Roman"/>
-                <w:sz w:val="24"/>
-                <w:szCs w:val="24"/>
-                <w:lang w:val="en-US"/>
-              </w:rPr>
-              <w:t>}}</w:t>
+              <w:t>{{item.aud_hours}}</w:t>
             </w:r>
           </w:p>
         </w:tc>
@@ -4029,47 +3428,7 @@
                 <w:szCs w:val="24"/>
                 <w:lang w:val="en-US"/>
               </w:rPr>
-              <w:t>{%</w:t>
-            </w:r>
-            <w:proofErr w:type="spellStart"/>
-            <w:r>
-              <w:rPr>
-                <w:rFonts w:ascii="Times New Roman" w:hAnsi="Times New Roman" w:cs="Times New Roman"/>
-                <w:sz w:val="24"/>
-                <w:szCs w:val="24"/>
-                <w:lang w:val="en-US"/>
-              </w:rPr>
-              <w:t>tc</w:t>
-            </w:r>
-            <w:proofErr w:type="spellEnd"/>
-            <w:r>
-              <w:rPr>
-                <w:rFonts w:ascii="Times New Roman" w:hAnsi="Times New Roman" w:cs="Times New Roman"/>
-                <w:sz w:val="24"/>
-                <w:szCs w:val="24"/>
-                <w:lang w:val="en-US"/>
-              </w:rPr>
-              <w:t xml:space="preserve"> </w:t>
-            </w:r>
-            <w:proofErr w:type="spellStart"/>
-            <w:r>
-              <w:rPr>
-                <w:rFonts w:ascii="Times New Roman" w:hAnsi="Times New Roman" w:cs="Times New Roman"/>
-                <w:sz w:val="24"/>
-                <w:szCs w:val="24"/>
-                <w:lang w:val="en-US"/>
-              </w:rPr>
-              <w:t>endfor</w:t>
-            </w:r>
-            <w:proofErr w:type="spellEnd"/>
-            <w:r>
-              <w:rPr>
-                <w:rFonts w:ascii="Times New Roman" w:hAnsi="Times New Roman" w:cs="Times New Roman"/>
-                <w:sz w:val="24"/>
-                <w:szCs w:val="24"/>
-                <w:lang w:val="en-US"/>
-              </w:rPr>
-              <w:t xml:space="preserve"> %}</w:t>
+              <w:t>{%tc endfor %}</w:t>
             </w:r>
           </w:p>
         </w:tc>
@@ -4096,6 +3455,7 @@
                 <w:sz w:val="24"/>
                 <w:szCs w:val="24"/>
               </w:rPr>
+              <w:lastRenderedPageBreak/>
               <w:t xml:space="preserve">    </w:t>
             </w:r>
             <w:r>
@@ -4130,7 +3490,6 @@
                 <w:szCs w:val="24"/>
               </w:rPr>
             </w:pPr>
-            <w:proofErr w:type="gramStart"/>
             <w:r>
               <w:rPr>
                 <w:rFonts w:ascii="Times New Roman" w:hAnsi="Times New Roman" w:cs="Times New Roman"/>
@@ -4139,7 +3498,6 @@
               </w:rPr>
               <w:t xml:space="preserve">{{ </w:t>
             </w:r>
-            <w:proofErr w:type="spellStart"/>
             <w:r>
               <w:rPr>
                 <w:rFonts w:ascii="Times New Roman" w:hAnsi="Times New Roman" w:cs="Times New Roman"/>
@@ -4149,7 +3507,6 @@
               </w:rPr>
               <w:t>sha</w:t>
             </w:r>
-            <w:proofErr w:type="spellEnd"/>
             <w:r>
               <w:rPr>
                 <w:rFonts w:ascii="Times New Roman" w:hAnsi="Times New Roman" w:cs="Times New Roman"/>
@@ -4158,7 +3515,6 @@
               </w:rPr>
               <w:t>.</w:t>
             </w:r>
-            <w:proofErr w:type="spellStart"/>
             <w:r>
               <w:rPr>
                 <w:rFonts w:ascii="Times New Roman" w:hAnsi="Times New Roman" w:cs="Times New Roman"/>
@@ -4168,8 +3524,6 @@
               </w:rPr>
               <w:t>lekc</w:t>
             </w:r>
-            <w:proofErr w:type="spellEnd"/>
-            <w:proofErr w:type="gramEnd"/>
             <w:r>
               <w:rPr>
                 <w:rFonts w:ascii="Times New Roman" w:hAnsi="Times New Roman" w:cs="Times New Roman"/>
@@ -4238,7 +3592,6 @@
               </w:rPr>
               <w:t>{%</w:t>
             </w:r>
-            <w:proofErr w:type="spellStart"/>
             <w:r>
               <w:rPr>
                 <w:rFonts w:ascii="Times New Roman" w:hAnsi="Times New Roman" w:cs="Times New Roman"/>
@@ -4248,7 +3601,6 @@
               </w:rPr>
               <w:t>tc</w:t>
             </w:r>
-            <w:proofErr w:type="spellEnd"/>
             <w:r>
               <w:rPr>
                 <w:rFonts w:ascii="Times New Roman" w:hAnsi="Times New Roman" w:cs="Times New Roman"/>
@@ -4301,7 +3653,6 @@
                 <w:szCs w:val="24"/>
                 <w:lang w:val="en-US"/>
               </w:rPr>
-              <w:lastRenderedPageBreak/>
               <w:t>in</w:t>
             </w:r>
             <w:r>
@@ -4313,7 +3664,6 @@
               </w:rPr>
               <w:t xml:space="preserve"> </w:t>
             </w:r>
-            <w:proofErr w:type="spellStart"/>
             <w:r>
               <w:rPr>
                 <w:rFonts w:ascii="Times New Roman" w:hAnsi="Times New Roman" w:cs="Times New Roman"/>
@@ -4323,7 +3673,6 @@
               </w:rPr>
               <w:t>sh</w:t>
             </w:r>
-            <w:proofErr w:type="spellEnd"/>
             <w:r>
               <w:rPr>
                 <w:rFonts w:ascii="Times New Roman" w:hAnsi="Times New Roman" w:cs="Times New Roman"/>
@@ -4355,7 +3704,6 @@
                 <w:sz w:val="24"/>
                 <w:szCs w:val="24"/>
               </w:rPr>
-              <w:lastRenderedPageBreak/>
               <w:t>{{</w:t>
             </w:r>
             <w:r>
@@ -4375,7 +3723,6 @@
               </w:rPr>
               <w:t>.</w:t>
             </w:r>
-            <w:proofErr w:type="spellStart"/>
             <w:r>
               <w:rPr>
                 <w:rFonts w:ascii="Times New Roman" w:hAnsi="Times New Roman" w:cs="Times New Roman"/>
@@ -4385,7 +3732,6 @@
               </w:rPr>
               <w:t>lekc</w:t>
             </w:r>
-            <w:proofErr w:type="spellEnd"/>
             <w:r>
               <w:rPr>
                 <w:rFonts w:ascii="Times New Roman" w:hAnsi="Times New Roman" w:cs="Times New Roman"/>
@@ -4443,7 +3789,6 @@
               </w:rPr>
               <w:t>{%</w:t>
             </w:r>
-            <w:proofErr w:type="spellStart"/>
             <w:r>
               <w:rPr>
                 <w:rFonts w:ascii="Times New Roman" w:hAnsi="Times New Roman" w:cs="Times New Roman"/>
@@ -4453,7 +3798,6 @@
               </w:rPr>
               <w:t>tc</w:t>
             </w:r>
-            <w:proofErr w:type="spellEnd"/>
             <w:r>
               <w:rPr>
                 <w:rFonts w:ascii="Times New Roman" w:hAnsi="Times New Roman" w:cs="Times New Roman"/>
@@ -4462,7 +3806,6 @@
               </w:rPr>
               <w:t xml:space="preserve"> </w:t>
             </w:r>
-            <w:proofErr w:type="spellStart"/>
             <w:r>
               <w:rPr>
                 <w:rFonts w:ascii="Times New Roman" w:hAnsi="Times New Roman" w:cs="Times New Roman"/>
@@ -4472,7 +3815,6 @@
               </w:rPr>
               <w:t>endfor</w:t>
             </w:r>
-            <w:proofErr w:type="spellEnd"/>
             <w:r>
               <w:rPr>
                 <w:rFonts w:ascii="Times New Roman" w:hAnsi="Times New Roman" w:cs="Times New Roman"/>
@@ -4548,7 +3890,6 @@
                 <w:szCs w:val="24"/>
               </w:rPr>
             </w:pPr>
-            <w:proofErr w:type="gramStart"/>
             <w:r>
               <w:rPr>
                 <w:rFonts w:ascii="Times New Roman" w:hAnsi="Times New Roman" w:cs="Times New Roman"/>
@@ -4557,7 +3898,6 @@
               </w:rPr>
               <w:t xml:space="preserve">{{ </w:t>
             </w:r>
-            <w:proofErr w:type="spellStart"/>
             <w:r>
               <w:rPr>
                 <w:rFonts w:ascii="Times New Roman" w:hAnsi="Times New Roman" w:cs="Times New Roman"/>
@@ -4567,7 +3907,6 @@
               </w:rPr>
               <w:t>sha</w:t>
             </w:r>
-            <w:proofErr w:type="spellEnd"/>
             <w:r>
               <w:rPr>
                 <w:rFonts w:ascii="Times New Roman" w:hAnsi="Times New Roman" w:cs="Times New Roman"/>
@@ -4585,7 +3924,6 @@
               </w:rPr>
               <w:t>lab</w:t>
             </w:r>
-            <w:proofErr w:type="gramEnd"/>
             <w:r>
               <w:rPr>
                 <w:rFonts w:ascii="Times New Roman" w:hAnsi="Times New Roman" w:cs="Times New Roman"/>
@@ -4654,7 +3992,6 @@
               </w:rPr>
               <w:t>{%</w:t>
             </w:r>
-            <w:proofErr w:type="spellStart"/>
             <w:r>
               <w:rPr>
                 <w:rFonts w:ascii="Times New Roman" w:hAnsi="Times New Roman" w:cs="Times New Roman"/>
@@ -4664,7 +4001,6 @@
               </w:rPr>
               <w:t>tc</w:t>
             </w:r>
-            <w:proofErr w:type="spellEnd"/>
             <w:r>
               <w:rPr>
                 <w:rFonts w:ascii="Times New Roman" w:hAnsi="Times New Roman" w:cs="Times New Roman"/>
@@ -4728,7 +4064,6 @@
               </w:rPr>
               <w:t xml:space="preserve"> </w:t>
             </w:r>
-            <w:proofErr w:type="spellStart"/>
             <w:r>
               <w:rPr>
                 <w:rFonts w:ascii="Times New Roman" w:hAnsi="Times New Roman" w:cs="Times New Roman"/>
@@ -4738,7 +4073,6 @@
               </w:rPr>
               <w:t>sh</w:t>
             </w:r>
-            <w:proofErr w:type="spellEnd"/>
             <w:r>
               <w:rPr>
                 <w:rFonts w:ascii="Times New Roman" w:hAnsi="Times New Roman" w:cs="Times New Roman"/>
@@ -4781,17 +4115,7 @@
                 <w:szCs w:val="24"/>
                 <w:lang w:val="en-US"/>
               </w:rPr>
-              <w:t>{{</w:t>
-            </w:r>
-            <w:proofErr w:type="spellStart"/>
-            <w:r>
-              <w:rPr>
-                <w:rFonts w:ascii="Times New Roman" w:hAnsi="Times New Roman" w:cs="Times New Roman"/>
-                <w:sz w:val="24"/>
-                <w:szCs w:val="24"/>
-                <w:lang w:val="en-US"/>
-              </w:rPr>
-              <w:t>item.lab_hour</w:t>
+              <w:t>{{item.lab_hour</w:t>
             </w:r>
             <w:r>
               <w:rPr>
@@ -4802,7 +4126,6 @@
               </w:rPr>
               <w:t>s</w:t>
             </w:r>
-            <w:proofErr w:type="spellEnd"/>
             <w:r>
               <w:rPr>
                 <w:rFonts w:ascii="Times New Roman" w:hAnsi="Times New Roman" w:cs="Times New Roman"/>
@@ -4835,47 +4158,7 @@
                 <w:szCs w:val="24"/>
                 <w:lang w:val="en-US"/>
               </w:rPr>
-              <w:t>{%</w:t>
-            </w:r>
-            <w:proofErr w:type="spellStart"/>
-            <w:r>
-              <w:rPr>
-                <w:rFonts w:ascii="Times New Roman" w:hAnsi="Times New Roman" w:cs="Times New Roman"/>
-                <w:sz w:val="24"/>
-                <w:szCs w:val="24"/>
-                <w:lang w:val="en-US"/>
-              </w:rPr>
-              <w:t>tc</w:t>
-            </w:r>
-            <w:proofErr w:type="spellEnd"/>
-            <w:r>
-              <w:rPr>
-                <w:rFonts w:ascii="Times New Roman" w:hAnsi="Times New Roman" w:cs="Times New Roman"/>
-                <w:sz w:val="24"/>
-                <w:szCs w:val="24"/>
-                <w:lang w:val="en-US"/>
-              </w:rPr>
-              <w:t xml:space="preserve"> </w:t>
-            </w:r>
-            <w:proofErr w:type="spellStart"/>
-            <w:r>
-              <w:rPr>
-                <w:rFonts w:ascii="Times New Roman" w:hAnsi="Times New Roman" w:cs="Times New Roman"/>
-                <w:sz w:val="24"/>
-                <w:szCs w:val="24"/>
-                <w:lang w:val="en-US"/>
-              </w:rPr>
-              <w:t>endfor</w:t>
-            </w:r>
-            <w:proofErr w:type="spellEnd"/>
-            <w:r>
-              <w:rPr>
-                <w:rFonts w:ascii="Times New Roman" w:hAnsi="Times New Roman" w:cs="Times New Roman"/>
-                <w:sz w:val="24"/>
-                <w:szCs w:val="24"/>
-                <w:lang w:val="en-US"/>
-              </w:rPr>
-              <w:t xml:space="preserve"> %}</w:t>
+              <w:t>{%tc endfor %}</w:t>
             </w:r>
           </w:p>
         </w:tc>
@@ -4939,7 +4222,6 @@
               </w:rPr>
               <w:t xml:space="preserve">{{ </w:t>
             </w:r>
-            <w:proofErr w:type="spellStart"/>
             <w:r>
               <w:rPr>
                 <w:rFonts w:ascii="Times New Roman" w:hAnsi="Times New Roman" w:cs="Times New Roman"/>
@@ -4956,17 +4238,7 @@
                 <w:szCs w:val="24"/>
                 <w:lang w:val="en-US"/>
               </w:rPr>
-              <w:t>.pr_hours_all</w:t>
-            </w:r>
-            <w:proofErr w:type="spellEnd"/>
-            <w:r>
-              <w:rPr>
-                <w:rFonts w:ascii="Times New Roman" w:hAnsi="Times New Roman" w:cs="Times New Roman"/>
-                <w:sz w:val="24"/>
-                <w:szCs w:val="24"/>
-                <w:lang w:val="en-US"/>
-              </w:rPr>
-              <w:t xml:space="preserve"> }}</w:t>
+              <w:t>.pr_hours_all }}</w:t>
             </w:r>
           </w:p>
         </w:tc>
@@ -4992,47 +4264,7 @@
                 <w:szCs w:val="24"/>
                 <w:lang w:val="en-US"/>
               </w:rPr>
-              <w:t>{%</w:t>
-            </w:r>
-            <w:proofErr w:type="spellStart"/>
-            <w:r>
-              <w:rPr>
-                <w:rFonts w:ascii="Times New Roman" w:hAnsi="Times New Roman" w:cs="Times New Roman"/>
-                <w:sz w:val="24"/>
-                <w:szCs w:val="24"/>
-                <w:lang w:val="en-US"/>
-              </w:rPr>
-              <w:t>tc</w:t>
-            </w:r>
-            <w:proofErr w:type="spellEnd"/>
-            <w:r>
-              <w:rPr>
-                <w:rFonts w:ascii="Times New Roman" w:hAnsi="Times New Roman" w:cs="Times New Roman"/>
-                <w:sz w:val="24"/>
-                <w:szCs w:val="24"/>
-                <w:lang w:val="en-US"/>
-              </w:rPr>
-              <w:t xml:space="preserve"> for item in </w:t>
-            </w:r>
-            <w:proofErr w:type="spellStart"/>
-            <w:r>
-              <w:rPr>
-                <w:rFonts w:ascii="Times New Roman" w:hAnsi="Times New Roman" w:cs="Times New Roman"/>
-                <w:sz w:val="24"/>
-                <w:szCs w:val="24"/>
-                <w:lang w:val="en-US"/>
-              </w:rPr>
-              <w:t>sh</w:t>
-            </w:r>
-            <w:proofErr w:type="spellEnd"/>
-            <w:r>
-              <w:rPr>
-                <w:rFonts w:ascii="Times New Roman" w:hAnsi="Times New Roman" w:cs="Times New Roman"/>
-                <w:sz w:val="24"/>
-                <w:szCs w:val="24"/>
-                <w:lang w:val="en-US"/>
-              </w:rPr>
-              <w:t xml:space="preserve"> %}</w:t>
+              <w:t>{%tc for item in sh %}</w:t>
             </w:r>
           </w:p>
         </w:tc>
@@ -5058,17 +4290,7 @@
                 <w:szCs w:val="24"/>
                 <w:lang w:val="en-US"/>
               </w:rPr>
-              <w:t>{{</w:t>
-            </w:r>
-            <w:proofErr w:type="spellStart"/>
-            <w:r>
-              <w:rPr>
-                <w:rFonts w:ascii="Times New Roman" w:hAnsi="Times New Roman" w:cs="Times New Roman"/>
-                <w:sz w:val="24"/>
-                <w:szCs w:val="24"/>
-                <w:lang w:val="en-US"/>
-              </w:rPr>
-              <w:t>item.pr_hour</w:t>
+              <w:t>{{item.pr_hour</w:t>
             </w:r>
             <w:r>
               <w:rPr>
@@ -5079,7 +4301,6 @@
               </w:rPr>
               <w:t>s</w:t>
             </w:r>
-            <w:proofErr w:type="spellEnd"/>
             <w:r>
               <w:rPr>
                 <w:rFonts w:ascii="Times New Roman" w:hAnsi="Times New Roman" w:cs="Times New Roman"/>
@@ -5112,47 +4333,7 @@
                 <w:szCs w:val="24"/>
                 <w:lang w:val="en-US"/>
               </w:rPr>
-              <w:t>{%</w:t>
-            </w:r>
-            <w:proofErr w:type="spellStart"/>
-            <w:r>
-              <w:rPr>
-                <w:rFonts w:ascii="Times New Roman" w:hAnsi="Times New Roman" w:cs="Times New Roman"/>
-                <w:sz w:val="24"/>
-                <w:szCs w:val="24"/>
-                <w:lang w:val="en-US"/>
-              </w:rPr>
-              <w:t>tc</w:t>
-            </w:r>
-            <w:proofErr w:type="spellEnd"/>
-            <w:r>
-              <w:rPr>
-                <w:rFonts w:ascii="Times New Roman" w:hAnsi="Times New Roman" w:cs="Times New Roman"/>
-                <w:sz w:val="24"/>
-                <w:szCs w:val="24"/>
-                <w:lang w:val="en-US"/>
-              </w:rPr>
-              <w:t xml:space="preserve"> </w:t>
-            </w:r>
-            <w:proofErr w:type="spellStart"/>
-            <w:r>
-              <w:rPr>
-                <w:rFonts w:ascii="Times New Roman" w:hAnsi="Times New Roman" w:cs="Times New Roman"/>
-                <w:sz w:val="24"/>
-                <w:szCs w:val="24"/>
-                <w:lang w:val="en-US"/>
-              </w:rPr>
-              <w:t>endfor</w:t>
-            </w:r>
-            <w:proofErr w:type="spellEnd"/>
-            <w:r>
-              <w:rPr>
-                <w:rFonts w:ascii="Times New Roman" w:hAnsi="Times New Roman" w:cs="Times New Roman"/>
-                <w:sz w:val="24"/>
-                <w:szCs w:val="24"/>
-                <w:lang w:val="en-US"/>
-              </w:rPr>
-              <w:t xml:space="preserve"> %}</w:t>
+              <w:t>{%tc endfor %}</w:t>
             </w:r>
           </w:p>
         </w:tc>
@@ -5205,32 +4386,11 @@
                 <w:szCs w:val="24"/>
                 <w:lang w:val="en-US"/>
               </w:rPr>
-              <w:t xml:space="preserve">{{ </w:t>
-            </w:r>
-            <w:proofErr w:type="spellStart"/>
-            <w:r>
-              <w:rPr>
-                <w:rFonts w:ascii="Times New Roman" w:hAnsi="Times New Roman" w:cs="Times New Roman"/>
-                <w:sz w:val="24"/>
-                <w:szCs w:val="24"/>
-                <w:lang w:val="en-US"/>
-              </w:rPr>
-              <w:t>sha</w:t>
-            </w:r>
-            <w:proofErr w:type="spellEnd"/>
-            <w:r>
-              <w:rPr>
-                <w:rFonts w:ascii="Times New Roman" w:hAnsi="Times New Roman" w:cs="Times New Roman"/>
-                <w:sz w:val="24"/>
-                <w:szCs w:val="24"/>
-                <w:lang w:val="en-US"/>
-              </w:rPr>
-              <w:t>.</w:t>
+              <w:t>{{ sha.</w:t>
             </w:r>
             <w:r>
               <w:t xml:space="preserve"> </w:t>
             </w:r>
-            <w:proofErr w:type="spellStart"/>
             <w:r>
               <w:rPr>
                 <w:rFonts w:ascii="Times New Roman" w:hAnsi="Times New Roman" w:cs="Times New Roman"/>
@@ -5240,7 +4400,6 @@
               </w:rPr>
               <w:t>contact_hours_all</w:t>
             </w:r>
-            <w:proofErr w:type="spellEnd"/>
             <w:r>
               <w:rPr>
                 <w:rFonts w:ascii="Times New Roman" w:hAnsi="Times New Roman" w:cs="Times New Roman"/>
@@ -5274,47 +4433,7 @@
                 <w:szCs w:val="24"/>
                 <w:lang w:val="en-US"/>
               </w:rPr>
-              <w:t>{%</w:t>
-            </w:r>
-            <w:proofErr w:type="spellStart"/>
-            <w:r>
-              <w:rPr>
-                <w:rFonts w:ascii="Times New Roman" w:hAnsi="Times New Roman" w:cs="Times New Roman"/>
-                <w:sz w:val="24"/>
-                <w:szCs w:val="24"/>
-                <w:lang w:val="en-US"/>
-              </w:rPr>
-              <w:t>tc</w:t>
-            </w:r>
-            <w:proofErr w:type="spellEnd"/>
-            <w:r>
-              <w:rPr>
-                <w:rFonts w:ascii="Times New Roman" w:hAnsi="Times New Roman" w:cs="Times New Roman"/>
-                <w:sz w:val="24"/>
-                <w:szCs w:val="24"/>
-                <w:lang w:val="en-US"/>
-              </w:rPr>
-              <w:t xml:space="preserve"> for item in </w:t>
-            </w:r>
-            <w:proofErr w:type="spellStart"/>
-            <w:r>
-              <w:rPr>
-                <w:rFonts w:ascii="Times New Roman" w:hAnsi="Times New Roman" w:cs="Times New Roman"/>
-                <w:sz w:val="24"/>
-                <w:szCs w:val="24"/>
-                <w:lang w:val="en-US"/>
-              </w:rPr>
-              <w:t>sh</w:t>
-            </w:r>
-            <w:proofErr w:type="spellEnd"/>
-            <w:r>
-              <w:rPr>
-                <w:rFonts w:ascii="Times New Roman" w:hAnsi="Times New Roman" w:cs="Times New Roman"/>
-                <w:sz w:val="24"/>
-                <w:szCs w:val="24"/>
-                <w:lang w:val="en-US"/>
-              </w:rPr>
-              <w:t xml:space="preserve"> %}</w:t>
+              <w:t>{%tc for item in sh %}</w:t>
             </w:r>
           </w:p>
         </w:tc>
@@ -5345,7 +4464,6 @@
             <w:r>
               <w:t>c</w:t>
             </w:r>
-            <w:proofErr w:type="spellStart"/>
             <w:r>
               <w:rPr>
                 <w:rFonts w:ascii="Times New Roman" w:hAnsi="Times New Roman" w:cs="Times New Roman"/>
@@ -5362,17 +4480,7 @@
                 <w:szCs w:val="24"/>
                 <w:lang w:val="en-US"/>
               </w:rPr>
-              <w:t>_hours</w:t>
-            </w:r>
-            <w:proofErr w:type="spellEnd"/>
-            <w:r>
-              <w:rPr>
-                <w:rFonts w:ascii="Times New Roman" w:hAnsi="Times New Roman" w:cs="Times New Roman"/>
-                <w:sz w:val="24"/>
-                <w:szCs w:val="24"/>
-                <w:lang w:val="en-US"/>
-              </w:rPr>
-              <w:t>}}</w:t>
+              <w:t>_hours}}</w:t>
             </w:r>
           </w:p>
         </w:tc>
@@ -5397,7 +4505,6 @@
               </w:rPr>
               <w:t>{%</w:t>
             </w:r>
-            <w:proofErr w:type="spellStart"/>
             <w:r>
               <w:rPr>
                 <w:rFonts w:ascii="Times New Roman" w:hAnsi="Times New Roman" w:cs="Times New Roman"/>
@@ -5407,7 +4514,6 @@
               </w:rPr>
               <w:t>tc</w:t>
             </w:r>
-            <w:proofErr w:type="spellEnd"/>
             <w:r>
               <w:rPr>
                 <w:rFonts w:ascii="Times New Roman" w:hAnsi="Times New Roman" w:cs="Times New Roman"/>
@@ -5416,7 +4522,6 @@
               </w:rPr>
               <w:t xml:space="preserve"> </w:t>
             </w:r>
-            <w:proofErr w:type="spellStart"/>
             <w:r>
               <w:rPr>
                 <w:rFonts w:ascii="Times New Roman" w:hAnsi="Times New Roman" w:cs="Times New Roman"/>
@@ -5426,7 +4531,6 @@
               </w:rPr>
               <w:t>endfor</w:t>
             </w:r>
-            <w:proofErr w:type="spellEnd"/>
             <w:r>
               <w:rPr>
                 <w:rFonts w:ascii="Times New Roman" w:hAnsi="Times New Roman" w:cs="Times New Roman"/>
@@ -5494,32 +4598,11 @@
                 <w:szCs w:val="24"/>
                 <w:lang w:val="en-US"/>
               </w:rPr>
-              <w:t>{{</w:t>
-            </w:r>
-            <w:proofErr w:type="spellStart"/>
-            <w:r>
-              <w:rPr>
-                <w:rFonts w:ascii="Times New Roman" w:hAnsi="Times New Roman" w:cs="Times New Roman"/>
-                <w:sz w:val="24"/>
-                <w:szCs w:val="24"/>
-                <w:lang w:val="en-US"/>
-              </w:rPr>
-              <w:t>sha</w:t>
-            </w:r>
-            <w:proofErr w:type="spellEnd"/>
-            <w:r>
-              <w:rPr>
-                <w:rFonts w:ascii="Times New Roman" w:hAnsi="Times New Roman" w:cs="Times New Roman"/>
-                <w:sz w:val="24"/>
-                <w:szCs w:val="24"/>
-                <w:lang w:val="en-US"/>
-              </w:rPr>
-              <w:t>.</w:t>
+              <w:t>{{sha.</w:t>
             </w:r>
             <w:r>
               <w:t xml:space="preserve"> </w:t>
             </w:r>
-            <w:proofErr w:type="spellStart"/>
             <w:r>
               <w:rPr>
                 <w:rFonts w:ascii="Times New Roman" w:hAnsi="Times New Roman" w:cs="Times New Roman"/>
@@ -5529,7 +4612,6 @@
               </w:rPr>
               <w:t>eios_hours_all</w:t>
             </w:r>
-            <w:proofErr w:type="spellEnd"/>
             <w:r>
               <w:rPr>
                 <w:rFonts w:ascii="Times New Roman" w:hAnsi="Times New Roman" w:cs="Times New Roman"/>
@@ -5565,7 +4647,6 @@
               </w:rPr>
               <w:t>{%</w:t>
             </w:r>
-            <w:proofErr w:type="spellStart"/>
             <w:r>
               <w:rPr>
                 <w:rFonts w:ascii="Times New Roman" w:hAnsi="Times New Roman" w:cs="Times New Roman"/>
@@ -5575,7 +4656,6 @@
               </w:rPr>
               <w:t>tc</w:t>
             </w:r>
-            <w:proofErr w:type="spellEnd"/>
             <w:r>
               <w:rPr>
                 <w:rFonts w:ascii="Times New Roman" w:hAnsi="Times New Roman" w:cs="Times New Roman"/>
@@ -5639,7 +4719,6 @@
               </w:rPr>
               <w:t xml:space="preserve"> </w:t>
             </w:r>
-            <w:proofErr w:type="spellStart"/>
             <w:r>
               <w:rPr>
                 <w:rFonts w:ascii="Times New Roman" w:hAnsi="Times New Roman" w:cs="Times New Roman"/>
@@ -5649,7 +4728,6 @@
               </w:rPr>
               <w:t>sh</w:t>
             </w:r>
-            <w:proofErr w:type="spellEnd"/>
             <w:r>
               <w:rPr>
                 <w:rFonts w:ascii="Times New Roman" w:hAnsi="Times New Roman" w:cs="Times New Roman"/>
@@ -5700,7 +4778,6 @@
               </w:rPr>
               <w:t>.</w:t>
             </w:r>
-            <w:proofErr w:type="spellStart"/>
             <w:r>
               <w:rPr>
                 <w:rFonts w:ascii="Times New Roman" w:hAnsi="Times New Roman" w:cs="Times New Roman"/>
@@ -5710,7 +4787,6 @@
               </w:rPr>
               <w:t>eios</w:t>
             </w:r>
-            <w:proofErr w:type="spellEnd"/>
             <w:r>
               <w:rPr>
                 <w:rFonts w:ascii="Times New Roman" w:hAnsi="Times New Roman" w:cs="Times New Roman"/>
@@ -5760,7 +4836,6 @@
               </w:rPr>
               <w:t>{%</w:t>
             </w:r>
-            <w:proofErr w:type="spellStart"/>
             <w:r>
               <w:rPr>
                 <w:rFonts w:ascii="Times New Roman" w:hAnsi="Times New Roman" w:cs="Times New Roman"/>
@@ -5770,7 +4845,6 @@
               </w:rPr>
               <w:t>tc</w:t>
             </w:r>
-            <w:proofErr w:type="spellEnd"/>
             <w:r>
               <w:rPr>
                 <w:rFonts w:ascii="Times New Roman" w:hAnsi="Times New Roman" w:cs="Times New Roman"/>
@@ -5779,25 +4853,14 @@
               </w:rPr>
               <w:t xml:space="preserve"> </w:t>
             </w:r>
-            <w:proofErr w:type="spellStart"/>
-            <w:r>
-              <w:rPr>
-                <w:rFonts w:ascii="Times New Roman" w:hAnsi="Times New Roman" w:cs="Times New Roman"/>
-                <w:sz w:val="24"/>
-                <w:szCs w:val="24"/>
-                <w:lang w:val="en-US"/>
-              </w:rPr>
-              <w:t>endfor</w:t>
-            </w:r>
-            <w:proofErr w:type="spellEnd"/>
-            <w:r>
-              <w:rPr>
-                <w:rFonts w:ascii="Times New Roman" w:hAnsi="Times New Roman" w:cs="Times New Roman"/>
-                <w:sz w:val="24"/>
-                <w:szCs w:val="24"/>
-                <w:lang w:val="en-US"/>
-              </w:rPr>
-              <w:t xml:space="preserve"> %}</w:t>
+            <w:r>
+              <w:rPr>
+                <w:rFonts w:ascii="Times New Roman" w:hAnsi="Times New Roman" w:cs="Times New Roman"/>
+                <w:sz w:val="24"/>
+                <w:szCs w:val="24"/>
+                <w:lang w:val="en-US"/>
+              </w:rPr>
+              <w:t>endfor %}</w:t>
             </w:r>
           </w:p>
         </w:tc>
@@ -5824,25 +4887,7 @@
                 <w:sz w:val="24"/>
                 <w:szCs w:val="24"/>
               </w:rPr>
-              <w:t xml:space="preserve">Самостоятельная работа (в </w:t>
-            </w:r>
-            <w:proofErr w:type="spellStart"/>
-            <w:r>
-              <w:rPr>
-                <w:rFonts w:ascii="Times New Roman" w:hAnsi="Times New Roman" w:cs="Times New Roman"/>
-                <w:sz w:val="24"/>
-                <w:szCs w:val="24"/>
-              </w:rPr>
-              <w:t>т.ч</w:t>
-            </w:r>
-            <w:proofErr w:type="spellEnd"/>
-            <w:r>
-              <w:rPr>
-                <w:rFonts w:ascii="Times New Roman" w:hAnsi="Times New Roman" w:cs="Times New Roman"/>
-                <w:sz w:val="24"/>
-                <w:szCs w:val="24"/>
-              </w:rPr>
-              <w:t>. курсовое проектирование)</w:t>
+              <w:t>Самостоятельная работа (в т.ч. курсовое проектирование)</w:t>
             </w:r>
           </w:p>
         </w:tc>
@@ -5870,7 +4915,6 @@
               </w:rPr>
               <w:t xml:space="preserve">{{ </w:t>
             </w:r>
-            <w:proofErr w:type="spellStart"/>
             <w:r>
               <w:rPr>
                 <w:rFonts w:ascii="Times New Roman" w:hAnsi="Times New Roman" w:cs="Times New Roman"/>
@@ -5887,17 +4931,7 @@
                 <w:szCs w:val="24"/>
                 <w:lang w:val="en-US"/>
               </w:rPr>
-              <w:t>.srs_hours_all</w:t>
-            </w:r>
-            <w:proofErr w:type="spellEnd"/>
-            <w:r>
-              <w:rPr>
-                <w:rFonts w:ascii="Times New Roman" w:hAnsi="Times New Roman" w:cs="Times New Roman"/>
-                <w:sz w:val="24"/>
-                <w:szCs w:val="24"/>
-                <w:lang w:val="en-US"/>
-              </w:rPr>
-              <w:t xml:space="preserve"> }}</w:t>
+              <w:t>.srs_hours_all }}</w:t>
             </w:r>
           </w:p>
         </w:tc>
@@ -5923,47 +4957,7 @@
                 <w:szCs w:val="24"/>
                 <w:lang w:val="en-US"/>
               </w:rPr>
-              <w:t>{%</w:t>
-            </w:r>
-            <w:proofErr w:type="spellStart"/>
-            <w:r>
-              <w:rPr>
-                <w:rFonts w:ascii="Times New Roman" w:hAnsi="Times New Roman" w:cs="Times New Roman"/>
-                <w:sz w:val="24"/>
-                <w:szCs w:val="24"/>
-                <w:lang w:val="en-US"/>
-              </w:rPr>
-              <w:t>tc</w:t>
-            </w:r>
-            <w:proofErr w:type="spellEnd"/>
-            <w:r>
-              <w:rPr>
-                <w:rFonts w:ascii="Times New Roman" w:hAnsi="Times New Roman" w:cs="Times New Roman"/>
-                <w:sz w:val="24"/>
-                <w:szCs w:val="24"/>
-                <w:lang w:val="en-US"/>
-              </w:rPr>
-              <w:t xml:space="preserve"> for item in </w:t>
-            </w:r>
-            <w:proofErr w:type="spellStart"/>
-            <w:r>
-              <w:rPr>
-                <w:rFonts w:ascii="Times New Roman" w:hAnsi="Times New Roman" w:cs="Times New Roman"/>
-                <w:sz w:val="24"/>
-                <w:szCs w:val="24"/>
-                <w:lang w:val="en-US"/>
-              </w:rPr>
-              <w:t>sh</w:t>
-            </w:r>
-            <w:proofErr w:type="spellEnd"/>
-            <w:r>
-              <w:rPr>
-                <w:rFonts w:ascii="Times New Roman" w:hAnsi="Times New Roman" w:cs="Times New Roman"/>
-                <w:sz w:val="24"/>
-                <w:szCs w:val="24"/>
-                <w:lang w:val="en-US"/>
-              </w:rPr>
-              <w:t xml:space="preserve"> %}</w:t>
+              <w:t>{%tc for item in sh %}</w:t>
             </w:r>
           </w:p>
         </w:tc>
@@ -5989,17 +4983,7 @@
                 <w:szCs w:val="24"/>
                 <w:lang w:val="en-US"/>
               </w:rPr>
-              <w:t>{{</w:t>
-            </w:r>
-            <w:proofErr w:type="spellStart"/>
-            <w:r>
-              <w:rPr>
-                <w:rFonts w:ascii="Times New Roman" w:hAnsi="Times New Roman" w:cs="Times New Roman"/>
-                <w:sz w:val="24"/>
-                <w:szCs w:val="24"/>
-                <w:lang w:val="en-US"/>
-              </w:rPr>
-              <w:t>item.srs_hour</w:t>
+              <w:t>{{item.srs_hour</w:t>
             </w:r>
             <w:r>
               <w:rPr>
@@ -6010,7 +4994,6 @@
               </w:rPr>
               <w:t>s</w:t>
             </w:r>
-            <w:proofErr w:type="spellEnd"/>
             <w:r>
               <w:rPr>
                 <w:rFonts w:ascii="Times New Roman" w:hAnsi="Times New Roman" w:cs="Times New Roman"/>
@@ -6043,47 +5026,7 @@
                 <w:szCs w:val="24"/>
                 <w:lang w:val="en-US"/>
               </w:rPr>
-              <w:t>{%</w:t>
-            </w:r>
-            <w:proofErr w:type="spellStart"/>
-            <w:r>
-              <w:rPr>
-                <w:rFonts w:ascii="Times New Roman" w:hAnsi="Times New Roman" w:cs="Times New Roman"/>
-                <w:sz w:val="24"/>
-                <w:szCs w:val="24"/>
-                <w:lang w:val="en-US"/>
-              </w:rPr>
-              <w:t>tc</w:t>
-            </w:r>
-            <w:proofErr w:type="spellEnd"/>
-            <w:r>
-              <w:rPr>
-                <w:rFonts w:ascii="Times New Roman" w:hAnsi="Times New Roman" w:cs="Times New Roman"/>
-                <w:sz w:val="24"/>
-                <w:szCs w:val="24"/>
-                <w:lang w:val="en-US"/>
-              </w:rPr>
-              <w:t xml:space="preserve"> </w:t>
-            </w:r>
-            <w:proofErr w:type="spellStart"/>
-            <w:r>
-              <w:rPr>
-                <w:rFonts w:ascii="Times New Roman" w:hAnsi="Times New Roman" w:cs="Times New Roman"/>
-                <w:sz w:val="24"/>
-                <w:szCs w:val="24"/>
-                <w:lang w:val="en-US"/>
-              </w:rPr>
-              <w:t>endfor</w:t>
-            </w:r>
-            <w:proofErr w:type="spellEnd"/>
-            <w:r>
-              <w:rPr>
-                <w:rFonts w:ascii="Times New Roman" w:hAnsi="Times New Roman" w:cs="Times New Roman"/>
-                <w:sz w:val="24"/>
-                <w:szCs w:val="24"/>
-                <w:lang w:val="en-US"/>
-              </w:rPr>
-              <w:t xml:space="preserve"> %}</w:t>
+              <w:t>{%tc endfor %}</w:t>
             </w:r>
           </w:p>
         </w:tc>
@@ -6136,27 +5079,7 @@
                 <w:szCs w:val="24"/>
                 <w:lang w:val="en-US"/>
               </w:rPr>
-              <w:t xml:space="preserve">{{ </w:t>
-            </w:r>
-            <w:proofErr w:type="spellStart"/>
-            <w:r>
-              <w:rPr>
-                <w:rFonts w:ascii="Times New Roman" w:hAnsi="Times New Roman" w:cs="Times New Roman"/>
-                <w:sz w:val="24"/>
-                <w:szCs w:val="24"/>
-                <w:lang w:val="en-US"/>
-              </w:rPr>
-              <w:t>sha.ekz_hours_all</w:t>
-            </w:r>
-            <w:proofErr w:type="spellEnd"/>
-            <w:r>
-              <w:rPr>
-                <w:rFonts w:ascii="Times New Roman" w:hAnsi="Times New Roman" w:cs="Times New Roman"/>
-                <w:sz w:val="24"/>
-                <w:szCs w:val="24"/>
-                <w:lang w:val="en-US"/>
-              </w:rPr>
-              <w:t>}}</w:t>
+              <w:t>{{ sha.ekz_hours_all}}</w:t>
             </w:r>
           </w:p>
         </w:tc>
@@ -6182,47 +5105,7 @@
                 <w:szCs w:val="24"/>
                 <w:lang w:val="en-US"/>
               </w:rPr>
-              <w:t>{%</w:t>
-            </w:r>
-            <w:proofErr w:type="spellStart"/>
-            <w:r>
-              <w:rPr>
-                <w:rFonts w:ascii="Times New Roman" w:hAnsi="Times New Roman" w:cs="Times New Roman"/>
-                <w:sz w:val="24"/>
-                <w:szCs w:val="24"/>
-                <w:lang w:val="en-US"/>
-              </w:rPr>
-              <w:t>tc</w:t>
-            </w:r>
-            <w:proofErr w:type="spellEnd"/>
-            <w:r>
-              <w:rPr>
-                <w:rFonts w:ascii="Times New Roman" w:hAnsi="Times New Roman" w:cs="Times New Roman"/>
-                <w:sz w:val="24"/>
-                <w:szCs w:val="24"/>
-                <w:lang w:val="en-US"/>
-              </w:rPr>
-              <w:t xml:space="preserve"> for item in </w:t>
-            </w:r>
-            <w:proofErr w:type="spellStart"/>
-            <w:r>
-              <w:rPr>
-                <w:rFonts w:ascii="Times New Roman" w:hAnsi="Times New Roman" w:cs="Times New Roman"/>
-                <w:sz w:val="24"/>
-                <w:szCs w:val="24"/>
-                <w:lang w:val="en-US"/>
-              </w:rPr>
-              <w:t>sh</w:t>
-            </w:r>
-            <w:proofErr w:type="spellEnd"/>
-            <w:r>
-              <w:rPr>
-                <w:rFonts w:ascii="Times New Roman" w:hAnsi="Times New Roman" w:cs="Times New Roman"/>
-                <w:sz w:val="24"/>
-                <w:szCs w:val="24"/>
-                <w:lang w:val="en-US"/>
-              </w:rPr>
-              <w:t xml:space="preserve"> %}</w:t>
+              <w:t>{%tc for item in sh %}</w:t>
             </w:r>
           </w:p>
         </w:tc>
@@ -6248,27 +5131,7 @@
                 <w:szCs w:val="24"/>
                 <w:lang w:val="en-US"/>
               </w:rPr>
-              <w:t>{{</w:t>
-            </w:r>
-            <w:proofErr w:type="spellStart"/>
-            <w:r>
-              <w:rPr>
-                <w:rFonts w:ascii="Times New Roman" w:hAnsi="Times New Roman" w:cs="Times New Roman"/>
-                <w:sz w:val="24"/>
-                <w:szCs w:val="24"/>
-                <w:lang w:val="en-US"/>
-              </w:rPr>
-              <w:t>item.ekz_hours</w:t>
-            </w:r>
-            <w:proofErr w:type="spellEnd"/>
-            <w:r>
-              <w:rPr>
-                <w:rFonts w:ascii="Times New Roman" w:hAnsi="Times New Roman" w:cs="Times New Roman"/>
-                <w:sz w:val="24"/>
-                <w:szCs w:val="24"/>
-                <w:lang w:val="en-US"/>
-              </w:rPr>
-              <w:t>}}</w:t>
+              <w:t>{{item.ekz_hours}}</w:t>
             </w:r>
           </w:p>
         </w:tc>
@@ -6293,47 +5156,7 @@
                 <w:szCs w:val="24"/>
                 <w:lang w:val="en-US"/>
               </w:rPr>
-              <w:t>{%</w:t>
-            </w:r>
-            <w:proofErr w:type="spellStart"/>
-            <w:r>
-              <w:rPr>
-                <w:rFonts w:ascii="Times New Roman" w:hAnsi="Times New Roman" w:cs="Times New Roman"/>
-                <w:sz w:val="24"/>
-                <w:szCs w:val="24"/>
-                <w:lang w:val="en-US"/>
-              </w:rPr>
-              <w:t>tc</w:t>
-            </w:r>
-            <w:proofErr w:type="spellEnd"/>
-            <w:r>
-              <w:rPr>
-                <w:rFonts w:ascii="Times New Roman" w:hAnsi="Times New Roman" w:cs="Times New Roman"/>
-                <w:sz w:val="24"/>
-                <w:szCs w:val="24"/>
-                <w:lang w:val="en-US"/>
-              </w:rPr>
-              <w:t xml:space="preserve"> </w:t>
-            </w:r>
-            <w:proofErr w:type="spellStart"/>
-            <w:r>
-              <w:rPr>
-                <w:rFonts w:ascii="Times New Roman" w:hAnsi="Times New Roman" w:cs="Times New Roman"/>
-                <w:sz w:val="24"/>
-                <w:szCs w:val="24"/>
-                <w:lang w:val="en-US"/>
-              </w:rPr>
-              <w:t>endfor</w:t>
-            </w:r>
-            <w:proofErr w:type="spellEnd"/>
-            <w:r>
-              <w:rPr>
-                <w:rFonts w:ascii="Times New Roman" w:hAnsi="Times New Roman" w:cs="Times New Roman"/>
-                <w:sz w:val="24"/>
-                <w:szCs w:val="24"/>
-                <w:lang w:val="en-US"/>
-              </w:rPr>
-              <w:t xml:space="preserve"> %}</w:t>
+              <w:t>{%tc endfor %}</w:t>
             </w:r>
           </w:p>
         </w:tc>
@@ -6388,7 +5211,6 @@
               </w:rPr>
               <w:t xml:space="preserve">{{ </w:t>
             </w:r>
-            <w:proofErr w:type="spellStart"/>
             <w:r>
               <w:rPr>
                 <w:rFonts w:ascii="Times New Roman" w:hAnsi="Times New Roman" w:cs="Times New Roman"/>
@@ -6405,17 +5227,7 @@
                 <w:szCs w:val="24"/>
                 <w:lang w:val="en-US"/>
               </w:rPr>
-              <w:t>.tic_all</w:t>
-            </w:r>
-            <w:proofErr w:type="spellEnd"/>
-            <w:r>
-              <w:rPr>
-                <w:rFonts w:ascii="Times New Roman" w:hAnsi="Times New Roman" w:cs="Times New Roman"/>
-                <w:sz w:val="24"/>
-                <w:szCs w:val="24"/>
-                <w:lang w:val="en-US"/>
-              </w:rPr>
-              <w:t xml:space="preserve"> }}</w:t>
+              <w:t>.tic_all }}</w:t>
             </w:r>
           </w:p>
         </w:tc>
@@ -6441,47 +5253,7 @@
                 <w:szCs w:val="24"/>
                 <w:lang w:val="en-US"/>
               </w:rPr>
-              <w:t>{%</w:t>
-            </w:r>
-            <w:proofErr w:type="spellStart"/>
-            <w:r>
-              <w:rPr>
-                <w:rFonts w:ascii="Times New Roman" w:hAnsi="Times New Roman" w:cs="Times New Roman"/>
-                <w:sz w:val="24"/>
-                <w:szCs w:val="24"/>
-                <w:lang w:val="en-US"/>
-              </w:rPr>
-              <w:t>tc</w:t>
-            </w:r>
-            <w:proofErr w:type="spellEnd"/>
-            <w:r>
-              <w:rPr>
-                <w:rFonts w:ascii="Times New Roman" w:hAnsi="Times New Roman" w:cs="Times New Roman"/>
-                <w:sz w:val="24"/>
-                <w:szCs w:val="24"/>
-                <w:lang w:val="en-US"/>
-              </w:rPr>
-              <w:t xml:space="preserve"> for item in </w:t>
-            </w:r>
-            <w:proofErr w:type="spellStart"/>
-            <w:r>
-              <w:rPr>
-                <w:rFonts w:ascii="Times New Roman" w:hAnsi="Times New Roman" w:cs="Times New Roman"/>
-                <w:sz w:val="24"/>
-                <w:szCs w:val="24"/>
-                <w:lang w:val="en-US"/>
-              </w:rPr>
-              <w:t>sh</w:t>
-            </w:r>
-            <w:proofErr w:type="spellEnd"/>
-            <w:r>
-              <w:rPr>
-                <w:rFonts w:ascii="Times New Roman" w:hAnsi="Times New Roman" w:cs="Times New Roman"/>
-                <w:sz w:val="24"/>
-                <w:szCs w:val="24"/>
-                <w:lang w:val="en-US"/>
-              </w:rPr>
-              <w:t xml:space="preserve"> %}</w:t>
+              <w:t>{%tc for item in sh %}</w:t>
             </w:r>
           </w:p>
         </w:tc>
@@ -6507,27 +5279,7 @@
                 <w:szCs w:val="24"/>
                 <w:lang w:val="en-US"/>
               </w:rPr>
-              <w:t>{{</w:t>
-            </w:r>
-            <w:proofErr w:type="spellStart"/>
-            <w:r>
-              <w:rPr>
-                <w:rFonts w:ascii="Times New Roman" w:hAnsi="Times New Roman" w:cs="Times New Roman"/>
-                <w:sz w:val="24"/>
-                <w:szCs w:val="24"/>
-                <w:lang w:val="en-US"/>
-              </w:rPr>
-              <w:t>item.tic</w:t>
-            </w:r>
-            <w:proofErr w:type="spellEnd"/>
-            <w:r>
-              <w:rPr>
-                <w:rFonts w:ascii="Times New Roman" w:hAnsi="Times New Roman" w:cs="Times New Roman"/>
-                <w:sz w:val="24"/>
-                <w:szCs w:val="24"/>
-                <w:lang w:val="en-US"/>
-              </w:rPr>
-              <w:t>}}</w:t>
+              <w:t>{{item.tic}}</w:t>
             </w:r>
           </w:p>
         </w:tc>
@@ -6552,47 +5304,7 @@
                 <w:szCs w:val="24"/>
                 <w:lang w:val="en-US"/>
               </w:rPr>
-              <w:t>{%</w:t>
-            </w:r>
-            <w:proofErr w:type="spellStart"/>
-            <w:r>
-              <w:rPr>
-                <w:rFonts w:ascii="Times New Roman" w:hAnsi="Times New Roman" w:cs="Times New Roman"/>
-                <w:sz w:val="24"/>
-                <w:szCs w:val="24"/>
-                <w:lang w:val="en-US"/>
-              </w:rPr>
-              <w:t>tc</w:t>
-            </w:r>
-            <w:proofErr w:type="spellEnd"/>
-            <w:r>
-              <w:rPr>
-                <w:rFonts w:ascii="Times New Roman" w:hAnsi="Times New Roman" w:cs="Times New Roman"/>
-                <w:sz w:val="24"/>
-                <w:szCs w:val="24"/>
-                <w:lang w:val="en-US"/>
-              </w:rPr>
-              <w:t xml:space="preserve"> </w:t>
-            </w:r>
-            <w:proofErr w:type="spellStart"/>
-            <w:r>
-              <w:rPr>
-                <w:rFonts w:ascii="Times New Roman" w:hAnsi="Times New Roman" w:cs="Times New Roman"/>
-                <w:sz w:val="24"/>
-                <w:szCs w:val="24"/>
-                <w:lang w:val="en-US"/>
-              </w:rPr>
-              <w:t>endfor</w:t>
-            </w:r>
-            <w:proofErr w:type="spellEnd"/>
-            <w:r>
-              <w:rPr>
-                <w:rFonts w:ascii="Times New Roman" w:hAnsi="Times New Roman" w:cs="Times New Roman"/>
-                <w:sz w:val="24"/>
-                <w:szCs w:val="24"/>
-                <w:lang w:val="en-US"/>
-              </w:rPr>
-              <w:t xml:space="preserve"> %}</w:t>
+              <w:t>{%tc endfor %}</w:t>
             </w:r>
           </w:p>
         </w:tc>
@@ -6807,8 +5519,6 @@
         </w:rPr>
         <w:t xml:space="preserve"> </w:t>
       </w:r>
-      <w:proofErr w:type="spellStart"/>
-      <w:proofErr w:type="gramStart"/>
       <w:r>
         <w:rPr>
           <w:rFonts w:ascii="Times New Roman" w:hAnsi="Times New Roman" w:cs="Times New Roman"/>
@@ -6840,31 +5550,7 @@
           <w:szCs w:val="24"/>
           <w:lang w:val="en-US"/>
         </w:rPr>
-        <w:t>items</w:t>
-      </w:r>
-      <w:proofErr w:type="spellEnd"/>
-      <w:r>
-        <w:rPr>
-          <w:rFonts w:ascii="Times New Roman" w:hAnsi="Times New Roman" w:cs="Times New Roman"/>
-          <w:b/>
-          <w:bCs/>
-          <w:sz w:val="24"/>
-          <w:szCs w:val="24"/>
-          <w:lang w:val="en-US"/>
-        </w:rPr>
-        <w:t>(</w:t>
-      </w:r>
-      <w:proofErr w:type="gramEnd"/>
-      <w:r>
-        <w:rPr>
-          <w:rFonts w:ascii="Times New Roman" w:hAnsi="Times New Roman" w:cs="Times New Roman"/>
-          <w:b/>
-          <w:bCs/>
-          <w:sz w:val="24"/>
-          <w:szCs w:val="24"/>
-          <w:lang w:val="en-US"/>
-        </w:rPr>
-        <w:t>)</w:t>
+        <w:t>items()</w:t>
       </w:r>
       <w:r>
         <w:rPr>
@@ -6934,14 +5620,14 @@
         </w:rPr>
         <w:t xml:space="preserve"> № </w:t>
       </w:r>
-      <w:proofErr w:type="gramStart"/>
-      <w:r>
-        <w:rPr>
-          <w:rFonts w:ascii="Times New Roman" w:hAnsi="Times New Roman" w:cs="Times New Roman"/>
-          <w:b/>
-          <w:bCs/>
-          <w:sz w:val="24"/>
-          <w:szCs w:val="24"/>
+      <w:r>
+        <w:rPr>
+          <w:rFonts w:ascii="Times New Roman" w:hAnsi="Times New Roman" w:cs="Times New Roman"/>
+          <w:b/>
+          <w:bCs/>
+          <w:sz w:val="24"/>
+          <w:szCs w:val="24"/>
+          <w:u w:val="single"/>
           <w:lang w:val="en-US"/>
         </w:rPr>
         <w:t>{{</w:t>
@@ -6953,18 +5639,19 @@
           <w:bCs/>
           <w:sz w:val="24"/>
           <w:szCs w:val="24"/>
+          <w:u w:val="single"/>
           <w:lang w:val="en-US"/>
         </w:rPr>
         <w:t xml:space="preserve"> key</w:t>
       </w:r>
-      <w:proofErr w:type="gramEnd"/>
-      <w:r>
-        <w:rPr>
-          <w:rFonts w:ascii="Times New Roman" w:hAnsi="Times New Roman" w:cs="Times New Roman"/>
-          <w:b/>
-          <w:bCs/>
-          <w:sz w:val="24"/>
-          <w:szCs w:val="24"/>
+      <w:r>
+        <w:rPr>
+          <w:rFonts w:ascii="Times New Roman" w:hAnsi="Times New Roman" w:cs="Times New Roman"/>
+          <w:b/>
+          <w:bCs/>
+          <w:sz w:val="24"/>
+          <w:szCs w:val="24"/>
+          <w:u w:val="single"/>
           <w:lang w:val="en-US"/>
         </w:rPr>
         <w:t xml:space="preserve"> }}</w:t>
@@ -7539,6 +6226,7 @@
                 <w:sz w:val="20"/>
                 <w:szCs w:val="20"/>
               </w:rPr>
+              <w:lastRenderedPageBreak/>
               <w:t>1</w:t>
             </w:r>
           </w:p>
@@ -7825,9 +6513,8 @@
                 <w:szCs w:val="20"/>
                 <w:lang w:val="en-US"/>
               </w:rPr>
-              <w:t>{%</w:t>
-            </w:r>
-            <w:proofErr w:type="spellStart"/>
+              <w:t xml:space="preserve">{%tr for </w:t>
+            </w:r>
             <w:r>
               <w:rPr>
                 <w:rFonts w:ascii="Times New Roman" w:hAnsi="Times New Roman" w:cs="Times New Roman"/>
@@ -7835,19 +6522,26 @@
                 <w:szCs w:val="20"/>
                 <w:lang w:val="en-US"/>
               </w:rPr>
-              <w:t>tr</w:t>
-            </w:r>
-            <w:proofErr w:type="spellEnd"/>
-            <w:r>
+              <w:t>i in items %}</w:t>
+            </w:r>
+          </w:p>
+        </w:tc>
+      </w:tr>
+      <w:tr>
+        <w:tc>
+          <w:tcPr>
+            <w:tcW w:w="704" w:type="dxa"/>
+            <w:vAlign w:val="center"/>
+          </w:tcPr>
+          <w:p>
+            <w:pPr>
+              <w:jc w:val="center"/>
               <w:rPr>
                 <w:rFonts w:ascii="Times New Roman" w:hAnsi="Times New Roman" w:cs="Times New Roman"/>
                 <w:sz w:val="20"/>
                 <w:szCs w:val="20"/>
-                <w:lang w:val="en-US"/>
-              </w:rPr>
-              <w:t xml:space="preserve"> for </w:t>
-            </w:r>
-            <w:proofErr w:type="spellStart"/>
+              </w:rPr>
+            </w:pPr>
             <w:r>
               <w:rPr>
                 <w:rFonts w:ascii="Times New Roman" w:hAnsi="Times New Roman" w:cs="Times New Roman"/>
@@ -7855,9 +6549,8 @@
                 <w:szCs w:val="20"/>
                 <w:lang w:val="en-US"/>
               </w:rPr>
-              <w:t>i</w:t>
-            </w:r>
-            <w:proofErr w:type="spellEnd"/>
+              <w:t>{{ i</w:t>
+            </w:r>
             <w:r>
               <w:rPr>
                 <w:rFonts w:ascii="Times New Roman" w:hAnsi="Times New Roman" w:cs="Times New Roman"/>
@@ -7865,37 +6558,32 @@
                 <w:szCs w:val="20"/>
                 <w:lang w:val="en-US"/>
               </w:rPr>
-              <w:t xml:space="preserve"> in items %}</w:t>
-            </w:r>
-          </w:p>
-        </w:tc>
-      </w:tr>
-      <w:tr>
-        <w:tc>
-          <w:tcPr>
-            <w:tcW w:w="704" w:type="dxa"/>
-            <w:vAlign w:val="center"/>
-          </w:tcPr>
-          <w:p>
-            <w:pPr>
-              <w:jc w:val="center"/>
+              <w:t>.num</w:t>
+            </w:r>
+            <w:r>
               <w:rPr>
                 <w:rFonts w:ascii="Times New Roman" w:hAnsi="Times New Roman" w:cs="Times New Roman"/>
                 <w:sz w:val="20"/>
                 <w:szCs w:val="20"/>
-              </w:rPr>
-            </w:pPr>
-            <w:r>
+                <w:lang w:val="en-US"/>
+              </w:rPr>
+              <w:t>}}</w:t>
+            </w:r>
+          </w:p>
+        </w:tc>
+        <w:tc>
+          <w:tcPr>
+            <w:tcW w:w="1791" w:type="dxa"/>
+          </w:tcPr>
+          <w:p>
+            <w:pPr>
               <w:rPr>
                 <w:rFonts w:ascii="Times New Roman" w:hAnsi="Times New Roman" w:cs="Times New Roman"/>
                 <w:sz w:val="20"/>
                 <w:szCs w:val="20"/>
                 <w:lang w:val="en-US"/>
               </w:rPr>
-              <w:lastRenderedPageBreak/>
-              <w:t xml:space="preserve">{{ </w:t>
-            </w:r>
-            <w:proofErr w:type="spellStart"/>
+            </w:pPr>
             <w:r>
               <w:rPr>
                 <w:rFonts w:ascii="Times New Roman" w:hAnsi="Times New Roman" w:cs="Times New Roman"/>
@@ -7903,18 +6591,25 @@
                 <w:szCs w:val="20"/>
                 <w:lang w:val="en-US"/>
               </w:rPr>
-              <w:t>i</w:t>
-            </w:r>
-            <w:r>
+              <w:t>{{ i.name }}</w:t>
+            </w:r>
+          </w:p>
+        </w:tc>
+        <w:tc>
+          <w:tcPr>
+            <w:tcW w:w="708" w:type="dxa"/>
+            <w:vAlign w:val="center"/>
+          </w:tcPr>
+          <w:p>
+            <w:pPr>
+              <w:jc w:val="center"/>
               <w:rPr>
                 <w:rFonts w:ascii="Times New Roman" w:hAnsi="Times New Roman" w:cs="Times New Roman"/>
                 <w:sz w:val="20"/>
                 <w:szCs w:val="20"/>
                 <w:lang w:val="en-US"/>
               </w:rPr>
-              <w:t>.num</w:t>
-            </w:r>
-            <w:proofErr w:type="spellEnd"/>
+            </w:pPr>
             <w:r>
               <w:rPr>
                 <w:rFonts w:ascii="Times New Roman" w:hAnsi="Times New Roman" w:cs="Times New Roman"/>
@@ -7922,16 +6617,18 @@
                 <w:szCs w:val="20"/>
                 <w:lang w:val="en-US"/>
               </w:rPr>
-              <w:t>}}</w:t>
-            </w:r>
-          </w:p>
-        </w:tc>
-        <w:tc>
-          <w:tcPr>
-            <w:tcW w:w="1791" w:type="dxa"/>
-          </w:tcPr>
-          <w:p>
-            <w:pPr>
+              <w:t>{{ i.lekc }}</w:t>
+            </w:r>
+          </w:p>
+        </w:tc>
+        <w:tc>
+          <w:tcPr>
+            <w:tcW w:w="709" w:type="dxa"/>
+            <w:vAlign w:val="center"/>
+          </w:tcPr>
+          <w:p>
+            <w:pPr>
+              <w:jc w:val="center"/>
               <w:rPr>
                 <w:rFonts w:ascii="Times New Roman" w:hAnsi="Times New Roman" w:cs="Times New Roman"/>
                 <w:sz w:val="20"/>
@@ -7946,13 +6643,13 @@
                 <w:szCs w:val="20"/>
                 <w:lang w:val="en-US"/>
               </w:rPr>
-              <w:t>{{ i.name }}</w:t>
-            </w:r>
-          </w:p>
-        </w:tc>
-        <w:tc>
-          <w:tcPr>
-            <w:tcW w:w="708" w:type="dxa"/>
+              <w:t>{{ i.lekc_hours}}</w:t>
+            </w:r>
+          </w:p>
+        </w:tc>
+        <w:tc>
+          <w:tcPr>
+            <w:tcW w:w="709" w:type="dxa"/>
             <w:vAlign w:val="center"/>
           </w:tcPr>
           <w:p>
@@ -7972,19 +6669,25 @@
                 <w:szCs w:val="20"/>
                 <w:lang w:val="en-US"/>
               </w:rPr>
-              <w:t xml:space="preserve">{{ </w:t>
-            </w:r>
-            <w:proofErr w:type="spellStart"/>
-            <w:r>
+              <w:t>{{ i.lab }}</w:t>
+            </w:r>
+          </w:p>
+        </w:tc>
+        <w:tc>
+          <w:tcPr>
+            <w:tcW w:w="710" w:type="dxa"/>
+            <w:vAlign w:val="center"/>
+          </w:tcPr>
+          <w:p>
+            <w:pPr>
+              <w:jc w:val="center"/>
               <w:rPr>
                 <w:rFonts w:ascii="Times New Roman" w:hAnsi="Times New Roman" w:cs="Times New Roman"/>
                 <w:sz w:val="20"/>
                 <w:szCs w:val="20"/>
                 <w:lang w:val="en-US"/>
               </w:rPr>
-              <w:t>i.lekc</w:t>
-            </w:r>
-            <w:proofErr w:type="spellEnd"/>
+            </w:pPr>
             <w:r>
               <w:rPr>
                 <w:rFonts w:ascii="Times New Roman" w:hAnsi="Times New Roman" w:cs="Times New Roman"/>
@@ -7992,13 +6695,13 @@
                 <w:szCs w:val="20"/>
                 <w:lang w:val="en-US"/>
               </w:rPr>
-              <w:t xml:space="preserve"> }}</w:t>
-            </w:r>
-          </w:p>
-        </w:tc>
-        <w:tc>
-          <w:tcPr>
-            <w:tcW w:w="709" w:type="dxa"/>
+              <w:t>{{ i.lab_hours }}</w:t>
+            </w:r>
+          </w:p>
+        </w:tc>
+        <w:tc>
+          <w:tcPr>
+            <w:tcW w:w="710" w:type="dxa"/>
             <w:vAlign w:val="center"/>
           </w:tcPr>
           <w:p>
@@ -8018,19 +6721,25 @@
                 <w:szCs w:val="20"/>
                 <w:lang w:val="en-US"/>
               </w:rPr>
-              <w:t xml:space="preserve">{{ </w:t>
-            </w:r>
-            <w:proofErr w:type="spellStart"/>
-            <w:r>
+              <w:t>{{ i.pr }}</w:t>
+            </w:r>
+          </w:p>
+        </w:tc>
+        <w:tc>
+          <w:tcPr>
+            <w:tcW w:w="710" w:type="dxa"/>
+            <w:vAlign w:val="center"/>
+          </w:tcPr>
+          <w:p>
+            <w:pPr>
+              <w:jc w:val="center"/>
               <w:rPr>
                 <w:rFonts w:ascii="Times New Roman" w:hAnsi="Times New Roman" w:cs="Times New Roman"/>
                 <w:sz w:val="20"/>
                 <w:szCs w:val="20"/>
                 <w:lang w:val="en-US"/>
               </w:rPr>
-              <w:t>i.lekc_hours</w:t>
-            </w:r>
-            <w:proofErr w:type="spellEnd"/>
+            </w:pPr>
             <w:r>
               <w:rPr>
                 <w:rFonts w:ascii="Times New Roman" w:hAnsi="Times New Roman" w:cs="Times New Roman"/>
@@ -8038,13 +6747,13 @@
                 <w:szCs w:val="20"/>
                 <w:lang w:val="en-US"/>
               </w:rPr>
-              <w:t>}}</w:t>
-            </w:r>
-          </w:p>
-        </w:tc>
-        <w:tc>
-          <w:tcPr>
-            <w:tcW w:w="709" w:type="dxa"/>
+              <w:t>{{ i.pr_hours }}</w:t>
+            </w:r>
+          </w:p>
+        </w:tc>
+        <w:tc>
+          <w:tcPr>
+            <w:tcW w:w="710" w:type="dxa"/>
             <w:vAlign w:val="center"/>
           </w:tcPr>
           <w:p>
@@ -8064,19 +6773,25 @@
                 <w:szCs w:val="20"/>
                 <w:lang w:val="en-US"/>
               </w:rPr>
-              <w:t xml:space="preserve">{{ </w:t>
-            </w:r>
-            <w:proofErr w:type="spellStart"/>
-            <w:r>
+              <w:t>{{ i.srs }}</w:t>
+            </w:r>
+          </w:p>
+        </w:tc>
+        <w:tc>
+          <w:tcPr>
+            <w:tcW w:w="710" w:type="dxa"/>
+            <w:vAlign w:val="center"/>
+          </w:tcPr>
+          <w:p>
+            <w:pPr>
+              <w:jc w:val="center"/>
               <w:rPr>
                 <w:rFonts w:ascii="Times New Roman" w:hAnsi="Times New Roman" w:cs="Times New Roman"/>
                 <w:sz w:val="20"/>
                 <w:szCs w:val="20"/>
                 <w:lang w:val="en-US"/>
               </w:rPr>
-              <w:t>i.lab</w:t>
-            </w:r>
-            <w:proofErr w:type="spellEnd"/>
+            </w:pPr>
             <w:r>
               <w:rPr>
                 <w:rFonts w:ascii="Times New Roman" w:hAnsi="Times New Roman" w:cs="Times New Roman"/>
@@ -8084,217 +6799,7 @@
                 <w:szCs w:val="20"/>
                 <w:lang w:val="en-US"/>
               </w:rPr>
-              <w:t xml:space="preserve"> }}</w:t>
-            </w:r>
-          </w:p>
-        </w:tc>
-        <w:tc>
-          <w:tcPr>
-            <w:tcW w:w="710" w:type="dxa"/>
-            <w:vAlign w:val="center"/>
-          </w:tcPr>
-          <w:p>
-            <w:pPr>
-              <w:jc w:val="center"/>
-              <w:rPr>
-                <w:rFonts w:ascii="Times New Roman" w:hAnsi="Times New Roman" w:cs="Times New Roman"/>
-                <w:sz w:val="20"/>
-                <w:szCs w:val="20"/>
-                <w:lang w:val="en-US"/>
-              </w:rPr>
-            </w:pPr>
-            <w:r>
-              <w:rPr>
-                <w:rFonts w:ascii="Times New Roman" w:hAnsi="Times New Roman" w:cs="Times New Roman"/>
-                <w:sz w:val="20"/>
-                <w:szCs w:val="20"/>
-                <w:lang w:val="en-US"/>
-              </w:rPr>
-              <w:t xml:space="preserve">{{ </w:t>
-            </w:r>
-            <w:proofErr w:type="spellStart"/>
-            <w:r>
-              <w:rPr>
-                <w:rFonts w:ascii="Times New Roman" w:hAnsi="Times New Roman" w:cs="Times New Roman"/>
-                <w:sz w:val="20"/>
-                <w:szCs w:val="20"/>
-                <w:lang w:val="en-US"/>
-              </w:rPr>
-              <w:t>i.lab_hours</w:t>
-            </w:r>
-            <w:proofErr w:type="spellEnd"/>
-            <w:r>
-              <w:rPr>
-                <w:rFonts w:ascii="Times New Roman" w:hAnsi="Times New Roman" w:cs="Times New Roman"/>
-                <w:sz w:val="20"/>
-                <w:szCs w:val="20"/>
-                <w:lang w:val="en-US"/>
-              </w:rPr>
-              <w:t xml:space="preserve"> }}</w:t>
-            </w:r>
-          </w:p>
-        </w:tc>
-        <w:tc>
-          <w:tcPr>
-            <w:tcW w:w="710" w:type="dxa"/>
-            <w:vAlign w:val="center"/>
-          </w:tcPr>
-          <w:p>
-            <w:pPr>
-              <w:jc w:val="center"/>
-              <w:rPr>
-                <w:rFonts w:ascii="Times New Roman" w:hAnsi="Times New Roman" w:cs="Times New Roman"/>
-                <w:sz w:val="20"/>
-                <w:szCs w:val="20"/>
-                <w:lang w:val="en-US"/>
-              </w:rPr>
-            </w:pPr>
-            <w:r>
-              <w:rPr>
-                <w:rFonts w:ascii="Times New Roman" w:hAnsi="Times New Roman" w:cs="Times New Roman"/>
-                <w:sz w:val="20"/>
-                <w:szCs w:val="20"/>
-                <w:lang w:val="en-US"/>
-              </w:rPr>
-              <w:t>{{ i.pr }}</w:t>
-            </w:r>
-          </w:p>
-        </w:tc>
-        <w:tc>
-          <w:tcPr>
-            <w:tcW w:w="710" w:type="dxa"/>
-            <w:vAlign w:val="center"/>
-          </w:tcPr>
-          <w:p>
-            <w:pPr>
-              <w:jc w:val="center"/>
-              <w:rPr>
-                <w:rFonts w:ascii="Times New Roman" w:hAnsi="Times New Roman" w:cs="Times New Roman"/>
-                <w:sz w:val="20"/>
-                <w:szCs w:val="20"/>
-                <w:lang w:val="en-US"/>
-              </w:rPr>
-            </w:pPr>
-            <w:r>
-              <w:rPr>
-                <w:rFonts w:ascii="Times New Roman" w:hAnsi="Times New Roman" w:cs="Times New Roman"/>
-                <w:sz w:val="20"/>
-                <w:szCs w:val="20"/>
-                <w:lang w:val="en-US"/>
-              </w:rPr>
-              <w:t xml:space="preserve">{{ </w:t>
-            </w:r>
-            <w:proofErr w:type="spellStart"/>
-            <w:r>
-              <w:rPr>
-                <w:rFonts w:ascii="Times New Roman" w:hAnsi="Times New Roman" w:cs="Times New Roman"/>
-                <w:sz w:val="20"/>
-                <w:szCs w:val="20"/>
-                <w:lang w:val="en-US"/>
-              </w:rPr>
-              <w:t>i.pr_hours</w:t>
-            </w:r>
-            <w:proofErr w:type="spellEnd"/>
-            <w:r>
-              <w:rPr>
-                <w:rFonts w:ascii="Times New Roman" w:hAnsi="Times New Roman" w:cs="Times New Roman"/>
-                <w:sz w:val="20"/>
-                <w:szCs w:val="20"/>
-                <w:lang w:val="en-US"/>
-              </w:rPr>
-              <w:t xml:space="preserve"> }}</w:t>
-            </w:r>
-          </w:p>
-        </w:tc>
-        <w:tc>
-          <w:tcPr>
-            <w:tcW w:w="710" w:type="dxa"/>
-            <w:vAlign w:val="center"/>
-          </w:tcPr>
-          <w:p>
-            <w:pPr>
-              <w:jc w:val="center"/>
-              <w:rPr>
-                <w:rFonts w:ascii="Times New Roman" w:hAnsi="Times New Roman" w:cs="Times New Roman"/>
-                <w:sz w:val="20"/>
-                <w:szCs w:val="20"/>
-                <w:lang w:val="en-US"/>
-              </w:rPr>
-            </w:pPr>
-            <w:r>
-              <w:rPr>
-                <w:rFonts w:ascii="Times New Roman" w:hAnsi="Times New Roman" w:cs="Times New Roman"/>
-                <w:sz w:val="20"/>
-                <w:szCs w:val="20"/>
-                <w:lang w:val="en-US"/>
-              </w:rPr>
-              <w:t xml:space="preserve">{{ </w:t>
-            </w:r>
-            <w:proofErr w:type="spellStart"/>
-            <w:r>
-              <w:rPr>
-                <w:rFonts w:ascii="Times New Roman" w:hAnsi="Times New Roman" w:cs="Times New Roman"/>
-                <w:sz w:val="20"/>
-                <w:szCs w:val="20"/>
-                <w:lang w:val="en-US"/>
-              </w:rPr>
-              <w:t>i.srs</w:t>
-            </w:r>
-            <w:proofErr w:type="spellEnd"/>
-            <w:r>
-              <w:rPr>
-                <w:rFonts w:ascii="Times New Roman" w:hAnsi="Times New Roman" w:cs="Times New Roman"/>
-                <w:sz w:val="20"/>
-                <w:szCs w:val="20"/>
-                <w:lang w:val="en-US"/>
-              </w:rPr>
-              <w:t xml:space="preserve"> }}</w:t>
-            </w:r>
-          </w:p>
-        </w:tc>
-        <w:tc>
-          <w:tcPr>
-            <w:tcW w:w="710" w:type="dxa"/>
-            <w:vAlign w:val="center"/>
-          </w:tcPr>
-          <w:p>
-            <w:pPr>
-              <w:jc w:val="center"/>
-              <w:rPr>
-                <w:rFonts w:ascii="Times New Roman" w:hAnsi="Times New Roman" w:cs="Times New Roman"/>
-                <w:sz w:val="20"/>
-                <w:szCs w:val="20"/>
-                <w:lang w:val="en-US"/>
-              </w:rPr>
-            </w:pPr>
-            <w:r>
-              <w:rPr>
-                <w:rFonts w:ascii="Times New Roman" w:hAnsi="Times New Roman" w:cs="Times New Roman"/>
-                <w:sz w:val="20"/>
-                <w:szCs w:val="20"/>
-                <w:lang w:val="en-US"/>
-              </w:rPr>
-              <w:t xml:space="preserve">{{ </w:t>
-            </w:r>
-            <w:proofErr w:type="spellStart"/>
-            <w:r>
-              <w:rPr>
-                <w:rFonts w:ascii="Times New Roman" w:hAnsi="Times New Roman" w:cs="Times New Roman"/>
-                <w:sz w:val="20"/>
-                <w:szCs w:val="20"/>
-                <w:lang w:val="en-US"/>
-              </w:rPr>
-              <w:t>i.srs_hours</w:t>
-            </w:r>
-            <w:proofErr w:type="spellEnd"/>
-            <w:r>
-              <w:rPr>
-                <w:rFonts w:ascii="Times New Roman" w:hAnsi="Times New Roman" w:cs="Times New Roman"/>
-                <w:sz w:val="20"/>
-                <w:szCs w:val="20"/>
-                <w:lang w:val="en-US"/>
-              </w:rPr>
-              <w:t xml:space="preserve"> }}</w:t>
+              <w:t>{{ i.srs_hours }}</w:t>
             </w:r>
           </w:p>
         </w:tc>
@@ -8384,47 +6889,7 @@
                 <w:szCs w:val="20"/>
                 <w:lang w:val="en-US"/>
               </w:rPr>
-              <w:t>{%</w:t>
-            </w:r>
-            <w:proofErr w:type="spellStart"/>
-            <w:r>
-              <w:rPr>
-                <w:rFonts w:ascii="Times New Roman" w:hAnsi="Times New Roman" w:cs="Times New Roman"/>
-                <w:sz w:val="20"/>
-                <w:szCs w:val="20"/>
-                <w:lang w:val="en-US"/>
-              </w:rPr>
-              <w:t>tr</w:t>
-            </w:r>
-            <w:proofErr w:type="spellEnd"/>
-            <w:r>
-              <w:rPr>
-                <w:rFonts w:ascii="Times New Roman" w:hAnsi="Times New Roman" w:cs="Times New Roman"/>
-                <w:sz w:val="20"/>
-                <w:szCs w:val="20"/>
-                <w:lang w:val="en-US"/>
-              </w:rPr>
-              <w:t xml:space="preserve"> </w:t>
-            </w:r>
-            <w:proofErr w:type="spellStart"/>
-            <w:r>
-              <w:rPr>
-                <w:rFonts w:ascii="Times New Roman" w:hAnsi="Times New Roman" w:cs="Times New Roman"/>
-                <w:sz w:val="20"/>
-                <w:szCs w:val="20"/>
-                <w:lang w:val="en-US"/>
-              </w:rPr>
-              <w:t>endfor</w:t>
-            </w:r>
-            <w:proofErr w:type="spellEnd"/>
-            <w:r>
-              <w:rPr>
-                <w:rFonts w:ascii="Times New Roman" w:hAnsi="Times New Roman" w:cs="Times New Roman"/>
-                <w:sz w:val="20"/>
-                <w:szCs w:val="20"/>
-                <w:lang w:val="en-US"/>
-              </w:rPr>
-              <w:t xml:space="preserve"> %}</w:t>
+              <w:t>{%tr endfor %}</w:t>
             </w:r>
           </w:p>
         </w:tc>
@@ -8449,7 +6914,6 @@
         </w:rPr>
         <w:t xml:space="preserve">{% </w:t>
       </w:r>
-      <w:proofErr w:type="spellStart"/>
       <w:r>
         <w:rPr>
           <w:rFonts w:ascii="Times New Roman" w:hAnsi="Times New Roman" w:cs="Times New Roman"/>
@@ -8459,7 +6923,6 @@
         </w:rPr>
         <w:t>endfor</w:t>
       </w:r>
-      <w:proofErr w:type="spellEnd"/>
       <w:r>
         <w:rPr>
           <w:rFonts w:ascii="Times New Roman" w:hAnsi="Times New Roman" w:cs="Times New Roman"/>
@@ -8469,7 +6932,6 @@
         </w:rPr>
         <w:t xml:space="preserve"> </w:t>
       </w:r>
-      <w:proofErr w:type="gramStart"/>
       <w:r>
         <w:rPr>
           <w:rFonts w:ascii="Times New Roman" w:hAnsi="Times New Roman" w:cs="Times New Roman"/>
@@ -8486,17 +6948,7 @@
           <w:szCs w:val="24"/>
           <w:lang w:val="en-US"/>
         </w:rPr>
-        <w:t>%</w:t>
-      </w:r>
-      <w:proofErr w:type="gramEnd"/>
-      <w:r>
-        <w:rPr>
-          <w:rFonts w:ascii="Times New Roman" w:hAnsi="Times New Roman" w:cs="Times New Roman"/>
-          <w:sz w:val="24"/>
-          <w:szCs w:val="24"/>
-          <w:lang w:val="en-US"/>
-        </w:rPr>
-        <w:t>}</w:t>
+        <w:t>%}</w:t>
       </w:r>
     </w:p>
     <w:p>
@@ -8695,44 +7147,7 @@
           <w:szCs w:val="24"/>
           <w:lang w:val="en-US"/>
         </w:rPr>
-        <w:t xml:space="preserve"> in </w:t>
-      </w:r>
-      <w:proofErr w:type="spellStart"/>
-      <w:proofErr w:type="gramStart"/>
-      <w:r>
-        <w:rPr>
-          <w:rFonts w:ascii="Times New Roman" w:hAnsi="Times New Roman" w:cs="Times New Roman"/>
-          <w:b/>
-          <w:bCs/>
-          <w:sz w:val="24"/>
-          <w:szCs w:val="24"/>
-          <w:lang w:val="en-US"/>
-        </w:rPr>
-        <w:t>dg.items</w:t>
-      </w:r>
-      <w:proofErr w:type="spellEnd"/>
-      <w:r>
-        <w:rPr>
-          <w:rFonts w:ascii="Times New Roman" w:hAnsi="Times New Roman" w:cs="Times New Roman"/>
-          <w:b/>
-          <w:bCs/>
-          <w:sz w:val="24"/>
-          <w:szCs w:val="24"/>
-          <w:lang w:val="en-US"/>
-        </w:rPr>
-        <w:t>(</w:t>
-      </w:r>
-      <w:proofErr w:type="gramEnd"/>
-      <w:r>
-        <w:rPr>
-          <w:rFonts w:ascii="Times New Roman" w:hAnsi="Times New Roman" w:cs="Times New Roman"/>
-          <w:b/>
-          <w:bCs/>
-          <w:sz w:val="24"/>
-          <w:szCs w:val="24"/>
-          <w:lang w:val="en-US"/>
-        </w:rPr>
-        <w:t xml:space="preserve">) </w:t>
+        <w:t xml:space="preserve"> in dg.items() </w:t>
       </w:r>
       <w:r>
         <w:rPr>
@@ -8791,29 +7206,17 @@
         </w:rPr>
         <w:t xml:space="preserve"> № </w:t>
       </w:r>
-      <w:proofErr w:type="gramStart"/>
-      <w:r>
-        <w:rPr>
-          <w:rFonts w:ascii="Times New Roman" w:hAnsi="Times New Roman" w:cs="Times New Roman"/>
-          <w:b/>
-          <w:bCs/>
-          <w:sz w:val="24"/>
-          <w:szCs w:val="24"/>
-          <w:lang w:val="en-US"/>
-        </w:rPr>
-        <w:t>{{ key</w:t>
-      </w:r>
-      <w:proofErr w:type="gramEnd"/>
-      <w:r>
-        <w:rPr>
-          <w:rFonts w:ascii="Times New Roman" w:hAnsi="Times New Roman" w:cs="Times New Roman"/>
-          <w:b/>
-          <w:bCs/>
-          <w:sz w:val="24"/>
-          <w:szCs w:val="24"/>
-          <w:lang w:val="en-US"/>
-        </w:rPr>
-        <w:t xml:space="preserve"> }}</w:t>
+      <w:r>
+        <w:rPr>
+          <w:rFonts w:ascii="Times New Roman" w:hAnsi="Times New Roman" w:cs="Times New Roman"/>
+          <w:b/>
+          <w:bCs/>
+          <w:sz w:val="24"/>
+          <w:szCs w:val="24"/>
+          <w:u w:val="single"/>
+          <w:lang w:val="en-US"/>
+        </w:rPr>
+        <w:t>{{ key }}</w:t>
       </w:r>
     </w:p>
     <w:tbl>
@@ -8927,47 +7330,7 @@
                 <w:szCs w:val="24"/>
                 <w:lang w:val="en-US"/>
               </w:rPr>
-              <w:t>{%</w:t>
-            </w:r>
-            <w:proofErr w:type="spellStart"/>
-            <w:r>
-              <w:rPr>
-                <w:rFonts w:ascii="Times New Roman" w:hAnsi="Times New Roman" w:cs="Times New Roman"/>
-                <w:sz w:val="24"/>
-                <w:szCs w:val="24"/>
-                <w:lang w:val="en-US"/>
-              </w:rPr>
-              <w:t>tr</w:t>
-            </w:r>
-            <w:proofErr w:type="spellEnd"/>
-            <w:r>
-              <w:rPr>
-                <w:rFonts w:ascii="Times New Roman" w:hAnsi="Times New Roman" w:cs="Times New Roman"/>
-                <w:sz w:val="24"/>
-                <w:szCs w:val="24"/>
-                <w:lang w:val="en-US"/>
-              </w:rPr>
-              <w:t xml:space="preserve"> for </w:t>
-            </w:r>
-            <w:proofErr w:type="spellStart"/>
-            <w:r>
-              <w:rPr>
-                <w:rFonts w:ascii="Times New Roman" w:hAnsi="Times New Roman" w:cs="Times New Roman"/>
-                <w:sz w:val="24"/>
-                <w:szCs w:val="24"/>
-                <w:lang w:val="en-US"/>
-              </w:rPr>
-              <w:t>i</w:t>
-            </w:r>
-            <w:proofErr w:type="spellEnd"/>
-            <w:r>
-              <w:rPr>
-                <w:rFonts w:ascii="Times New Roman" w:hAnsi="Times New Roman" w:cs="Times New Roman"/>
-                <w:sz w:val="24"/>
-                <w:szCs w:val="24"/>
-                <w:lang w:val="en-US"/>
-              </w:rPr>
-              <w:t xml:space="preserve"> in items %}</w:t>
+              <w:t>{%tr for i in items %}</w:t>
             </w:r>
           </w:p>
         </w:tc>
@@ -9002,9 +7365,83 @@
                 <w:szCs w:val="24"/>
                 <w:lang w:val="en-US"/>
               </w:rPr>
-              <w:t xml:space="preserve"> </w:t>
-            </w:r>
-            <w:proofErr w:type="spellStart"/>
+              <w:t xml:space="preserve"> i</w:t>
+            </w:r>
+            <w:r>
+              <w:rPr>
+                <w:rFonts w:ascii="Times New Roman" w:hAnsi="Times New Roman" w:cs="Times New Roman"/>
+                <w:sz w:val="24"/>
+                <w:szCs w:val="24"/>
+                <w:lang w:val="en-US"/>
+              </w:rPr>
+              <w:t>.num }}</w:t>
+            </w:r>
+          </w:p>
+        </w:tc>
+        <w:tc>
+          <w:tcPr>
+            <w:tcW w:w="2717" w:type="dxa"/>
+          </w:tcPr>
+          <w:p>
+            <w:pPr>
+              <w:rPr>
+                <w:rFonts w:ascii="Times New Roman" w:hAnsi="Times New Roman" w:cs="Times New Roman"/>
+                <w:sz w:val="24"/>
+                <w:szCs w:val="24"/>
+                <w:lang w:val="en-US"/>
+              </w:rPr>
+            </w:pPr>
+            <w:r>
+              <w:rPr>
+                <w:rFonts w:ascii="Times New Roman" w:hAnsi="Times New Roman" w:cs="Times New Roman"/>
+                <w:sz w:val="24"/>
+                <w:szCs w:val="24"/>
+                <w:lang w:val="en-US"/>
+              </w:rPr>
+              <w:t>{{</w:t>
+            </w:r>
+            <w:r>
+              <w:rPr>
+                <w:rFonts w:ascii="Times New Roman" w:hAnsi="Times New Roman" w:cs="Times New Roman"/>
+                <w:sz w:val="24"/>
+                <w:szCs w:val="24"/>
+                <w:lang w:val="en-US"/>
+              </w:rPr>
+              <w:t xml:space="preserve"> i</w:t>
+            </w:r>
+            <w:r>
+              <w:rPr>
+                <w:rFonts w:ascii="Times New Roman" w:hAnsi="Times New Roman" w:cs="Times New Roman"/>
+                <w:sz w:val="24"/>
+                <w:szCs w:val="24"/>
+                <w:lang w:val="en-US"/>
+              </w:rPr>
+              <w:t>.name }}</w:t>
+            </w:r>
+          </w:p>
+        </w:tc>
+        <w:tc>
+          <w:tcPr>
+            <w:tcW w:w="5498" w:type="dxa"/>
+          </w:tcPr>
+          <w:p>
+            <w:pPr>
+              <w:rPr>
+                <w:rFonts w:ascii="Times New Roman" w:hAnsi="Times New Roman" w:cs="Times New Roman"/>
+                <w:sz w:val="24"/>
+                <w:szCs w:val="24"/>
+                <w:lang w:val="en-US"/>
+              </w:rPr>
+            </w:pPr>
+            <w:r>
+              <w:rPr>
+                <w:rFonts w:ascii="Times New Roman" w:hAnsi="Times New Roman" w:cs="Times New Roman"/>
+                <w:sz w:val="24"/>
+                <w:szCs w:val="24"/>
+                <w:lang w:val="en-US"/>
+              </w:rPr>
+              <w:t xml:space="preserve">{{ </w:t>
+            </w:r>
             <w:r>
               <w:rPr>
                 <w:rFonts w:ascii="Times New Roman" w:hAnsi="Times New Roman" w:cs="Times New Roman"/>
@@ -9021,112 +7458,7 @@
                 <w:szCs w:val="24"/>
                 <w:lang w:val="en-US"/>
               </w:rPr>
-              <w:t>.num</w:t>
-            </w:r>
-            <w:proofErr w:type="spellEnd"/>
-            <w:r>
-              <w:rPr>
-                <w:rFonts w:ascii="Times New Roman" w:hAnsi="Times New Roman" w:cs="Times New Roman"/>
-                <w:sz w:val="24"/>
-                <w:szCs w:val="24"/>
-                <w:lang w:val="en-US"/>
-              </w:rPr>
-              <w:t xml:space="preserve"> }}</w:t>
-            </w:r>
-          </w:p>
-        </w:tc>
-        <w:tc>
-          <w:tcPr>
-            <w:tcW w:w="2717" w:type="dxa"/>
-          </w:tcPr>
-          <w:p>
-            <w:pPr>
-              <w:rPr>
-                <w:rFonts w:ascii="Times New Roman" w:hAnsi="Times New Roman" w:cs="Times New Roman"/>
-                <w:sz w:val="24"/>
-                <w:szCs w:val="24"/>
-                <w:lang w:val="en-US"/>
-              </w:rPr>
-            </w:pPr>
-            <w:r>
-              <w:rPr>
-                <w:rFonts w:ascii="Times New Roman" w:hAnsi="Times New Roman" w:cs="Times New Roman"/>
-                <w:sz w:val="24"/>
-                <w:szCs w:val="24"/>
-                <w:lang w:val="en-US"/>
-              </w:rPr>
-              <w:t>{{</w:t>
-            </w:r>
-            <w:r>
-              <w:rPr>
-                <w:rFonts w:ascii="Times New Roman" w:hAnsi="Times New Roman" w:cs="Times New Roman"/>
-                <w:sz w:val="24"/>
-                <w:szCs w:val="24"/>
-                <w:lang w:val="en-US"/>
-              </w:rPr>
-              <w:t xml:space="preserve"> i</w:t>
-            </w:r>
-            <w:r>
-              <w:rPr>
-                <w:rFonts w:ascii="Times New Roman" w:hAnsi="Times New Roman" w:cs="Times New Roman"/>
-                <w:sz w:val="24"/>
-                <w:szCs w:val="24"/>
-                <w:lang w:val="en-US"/>
-              </w:rPr>
-              <w:t>.name }}</w:t>
-            </w:r>
-          </w:p>
-        </w:tc>
-        <w:tc>
-          <w:tcPr>
-            <w:tcW w:w="5498" w:type="dxa"/>
-          </w:tcPr>
-          <w:p>
-            <w:pPr>
-              <w:rPr>
-                <w:rFonts w:ascii="Times New Roman" w:hAnsi="Times New Roman" w:cs="Times New Roman"/>
-                <w:sz w:val="24"/>
-                <w:szCs w:val="24"/>
-                <w:lang w:val="en-US"/>
-              </w:rPr>
-            </w:pPr>
-            <w:r>
-              <w:rPr>
-                <w:rFonts w:ascii="Times New Roman" w:hAnsi="Times New Roman" w:cs="Times New Roman"/>
-                <w:sz w:val="24"/>
-                <w:szCs w:val="24"/>
-                <w:lang w:val="en-US"/>
-              </w:rPr>
-              <w:t xml:space="preserve">{{ </w:t>
-            </w:r>
-            <w:proofErr w:type="spellStart"/>
-            <w:r>
-              <w:rPr>
-                <w:rFonts w:ascii="Times New Roman" w:hAnsi="Times New Roman" w:cs="Times New Roman"/>
-                <w:sz w:val="24"/>
-                <w:szCs w:val="24"/>
-                <w:lang w:val="en-US"/>
-              </w:rPr>
-              <w:t>i</w:t>
-            </w:r>
-            <w:r>
-              <w:rPr>
-                <w:rFonts w:ascii="Times New Roman" w:hAnsi="Times New Roman" w:cs="Times New Roman"/>
-                <w:sz w:val="24"/>
-                <w:szCs w:val="24"/>
-                <w:lang w:val="en-US"/>
-              </w:rPr>
-              <w:t>.comment</w:t>
-            </w:r>
-            <w:proofErr w:type="spellEnd"/>
-            <w:r>
-              <w:rPr>
-                <w:rFonts w:ascii="Times New Roman" w:hAnsi="Times New Roman" w:cs="Times New Roman"/>
-                <w:sz w:val="24"/>
-                <w:szCs w:val="24"/>
-                <w:lang w:val="en-US"/>
-              </w:rPr>
-              <w:t xml:space="preserve"> }}</w:t>
+              <w:t>.comment }}</w:t>
             </w:r>
           </w:p>
         </w:tc>
@@ -9154,47 +7486,7 @@
                 <w:szCs w:val="24"/>
                 <w:lang w:val="en-US"/>
               </w:rPr>
-              <w:t>{%</w:t>
-            </w:r>
-            <w:proofErr w:type="spellStart"/>
-            <w:r>
-              <w:rPr>
-                <w:rFonts w:ascii="Times New Roman" w:hAnsi="Times New Roman" w:cs="Times New Roman"/>
-                <w:sz w:val="24"/>
-                <w:szCs w:val="24"/>
-                <w:lang w:val="en-US"/>
-              </w:rPr>
-              <w:t>tr</w:t>
-            </w:r>
-            <w:proofErr w:type="spellEnd"/>
-            <w:r>
-              <w:rPr>
-                <w:rFonts w:ascii="Times New Roman" w:hAnsi="Times New Roman" w:cs="Times New Roman"/>
-                <w:sz w:val="24"/>
-                <w:szCs w:val="24"/>
-                <w:lang w:val="en-US"/>
-              </w:rPr>
-              <w:t xml:space="preserve"> </w:t>
-            </w:r>
-            <w:proofErr w:type="spellStart"/>
-            <w:r>
-              <w:rPr>
-                <w:rFonts w:ascii="Times New Roman" w:hAnsi="Times New Roman" w:cs="Times New Roman"/>
-                <w:sz w:val="24"/>
-                <w:szCs w:val="24"/>
-                <w:lang w:val="en-US"/>
-              </w:rPr>
-              <w:t>endfor</w:t>
-            </w:r>
-            <w:proofErr w:type="spellEnd"/>
-            <w:r>
-              <w:rPr>
-                <w:rFonts w:ascii="Times New Roman" w:hAnsi="Times New Roman" w:cs="Times New Roman"/>
-                <w:sz w:val="24"/>
-                <w:szCs w:val="24"/>
-                <w:lang w:val="en-US"/>
-              </w:rPr>
-              <w:t xml:space="preserve"> %}</w:t>
+              <w:t>{%tr endfor %}</w:t>
             </w:r>
           </w:p>
         </w:tc>
@@ -9217,7 +7509,6 @@
         </w:rPr>
         <w:t xml:space="preserve">{% </w:t>
       </w:r>
-      <w:proofErr w:type="spellStart"/>
       <w:r>
         <w:rPr>
           <w:rFonts w:ascii="Times New Roman" w:hAnsi="Times New Roman" w:cs="Times New Roman"/>
@@ -9227,7 +7518,6 @@
         </w:rPr>
         <w:t>endfor</w:t>
       </w:r>
-      <w:proofErr w:type="spellEnd"/>
       <w:r>
         <w:rPr>
           <w:rFonts w:ascii="Times New Roman" w:hAnsi="Times New Roman" w:cs="Times New Roman"/>
@@ -9388,7 +7678,6 @@
         </w:rPr>
         <w:t xml:space="preserve"> </w:t>
       </w:r>
-      <w:proofErr w:type="spellStart"/>
       <w:r>
         <w:rPr>
           <w:rFonts w:ascii="Times New Roman" w:hAnsi="Times New Roman" w:cs="Times New Roman"/>
@@ -9399,7 +7688,6 @@
         </w:rPr>
         <w:t>labw</w:t>
       </w:r>
-      <w:proofErr w:type="spellEnd"/>
       <w:r>
         <w:rPr>
           <w:rFonts w:ascii="Times New Roman" w:hAnsi="Times New Roman" w:cs="Times New Roman"/>
@@ -9428,7 +7716,16 @@
           <w:sz w:val="24"/>
           <w:szCs w:val="24"/>
         </w:rPr>
-        <w:t xml:space="preserve">Практических занятий не предусмотрено </w:t>
+        <w:t>Лабораторных работ</w:t>
+      </w:r>
+      <w:r>
+        <w:rPr>
+          <w:rFonts w:ascii="Times New Roman" w:hAnsi="Times New Roman" w:cs="Times New Roman"/>
+          <w:bCs/>
+          <w:sz w:val="24"/>
+          <w:szCs w:val="24"/>
+        </w:rPr>
+        <w:t xml:space="preserve"> не предусмотрено </w:t>
       </w:r>
     </w:p>
     <w:p>
@@ -9468,7 +7765,6 @@
         </w:rPr>
         <w:t xml:space="preserve"> </w:t>
       </w:r>
-      <w:proofErr w:type="spellStart"/>
       <w:r>
         <w:rPr>
           <w:rFonts w:ascii="Times New Roman" w:hAnsi="Times New Roman" w:cs="Times New Roman"/>
@@ -9479,7 +7775,6 @@
         </w:rPr>
         <w:t>endif</w:t>
       </w:r>
-      <w:proofErr w:type="spellEnd"/>
       <w:r>
         <w:rPr>
           <w:rFonts w:ascii="Times New Roman" w:hAnsi="Times New Roman" w:cs="Times New Roman"/>
@@ -9611,8 +7906,6 @@
         </w:rPr>
         <w:t xml:space="preserve"> </w:t>
       </w:r>
-      <w:proofErr w:type="spellStart"/>
-      <w:proofErr w:type="gramStart"/>
       <w:r>
         <w:rPr>
           <w:rFonts w:ascii="Times New Roman" w:hAnsi="Times New Roman" w:cs="Times New Roman"/>
@@ -9646,29 +7939,16 @@
         </w:rPr>
         <w:t>items</w:t>
       </w:r>
-      <w:proofErr w:type="spellEnd"/>
-      <w:r>
-        <w:rPr>
-          <w:rFonts w:ascii="Times New Roman" w:hAnsi="Times New Roman" w:cs="Times New Roman"/>
-          <w:b/>
-          <w:bCs/>
-          <w:sz w:val="24"/>
-          <w:szCs w:val="24"/>
-          <w:lang w:val="en-US"/>
-        </w:rPr>
-        <w:t>(</w:t>
-      </w:r>
-      <w:proofErr w:type="gramEnd"/>
-      <w:r>
-        <w:rPr>
-          <w:rFonts w:ascii="Times New Roman" w:hAnsi="Times New Roman" w:cs="Times New Roman"/>
-          <w:b/>
-          <w:bCs/>
-          <w:sz w:val="24"/>
-          <w:szCs w:val="24"/>
-          <w:lang w:val="en-US"/>
-        </w:rPr>
-        <w:t xml:space="preserve">) </w:t>
+      <w:r>
+        <w:rPr>
+          <w:rFonts w:ascii="Times New Roman" w:hAnsi="Times New Roman" w:cs="Times New Roman"/>
+          <w:b/>
+          <w:bCs/>
+          <w:sz w:val="24"/>
+          <w:szCs w:val="24"/>
+          <w:lang w:val="en-US"/>
+        </w:rPr>
+        <w:t xml:space="preserve">() </w:t>
       </w:r>
       <w:r>
         <w:rPr>
@@ -9725,40 +8005,17 @@
         </w:rPr>
         <w:t xml:space="preserve"> № </w:t>
       </w:r>
-      <w:proofErr w:type="gramStart"/>
-      <w:r>
-        <w:rPr>
-          <w:rFonts w:ascii="Times New Roman" w:hAnsi="Times New Roman" w:cs="Times New Roman"/>
-          <w:b/>
-          <w:bCs/>
-          <w:sz w:val="24"/>
-          <w:szCs w:val="24"/>
-          <w:lang w:val="en-US"/>
-        </w:rPr>
-        <w:t xml:space="preserve">{{ </w:t>
-      </w:r>
-      <w:r>
-        <w:rPr>
-          <w:rFonts w:ascii="Times New Roman" w:hAnsi="Times New Roman" w:cs="Times New Roman"/>
-          <w:b/>
-          <w:bCs/>
-          <w:sz w:val="24"/>
-          <w:szCs w:val="24"/>
-          <w:lang w:val="en-US"/>
-        </w:rPr>
-        <w:t>key</w:t>
-      </w:r>
-      <w:proofErr w:type="gramEnd"/>
-      <w:r>
-        <w:rPr>
-          <w:rFonts w:ascii="Times New Roman" w:hAnsi="Times New Roman" w:cs="Times New Roman"/>
-          <w:b/>
-          <w:bCs/>
-          <w:sz w:val="24"/>
-          <w:szCs w:val="24"/>
-          <w:lang w:val="en-US"/>
-        </w:rPr>
-        <w:t xml:space="preserve"> }}</w:t>
+      <w:r>
+        <w:rPr>
+          <w:rFonts w:ascii="Times New Roman" w:hAnsi="Times New Roman" w:cs="Times New Roman"/>
+          <w:b/>
+          <w:bCs/>
+          <w:sz w:val="24"/>
+          <w:szCs w:val="24"/>
+          <w:u w:val="single"/>
+          <w:lang w:val="en-US"/>
+        </w:rPr>
+        <w:t>{{ key }}</w:t>
       </w:r>
     </w:p>
     <w:tbl>
@@ -9797,33 +8054,6 @@
               </w:rPr>
               <w:t>№</w:t>
             </w:r>
-            <w:r>
-              <w:rPr>
-                <w:rFonts w:ascii="Times New Roman" w:hAnsi="Times New Roman" w:cs="Times New Roman"/>
-                <w:b/>
-                <w:sz w:val="24"/>
-                <w:szCs w:val="24"/>
-              </w:rPr>
-              <w:t xml:space="preserve"> п</w:t>
-            </w:r>
-            <w:r>
-              <w:rPr>
-                <w:rFonts w:ascii="Times New Roman" w:hAnsi="Times New Roman" w:cs="Times New Roman"/>
-                <w:b/>
-                <w:sz w:val="24"/>
-                <w:szCs w:val="24"/>
-              </w:rPr>
-              <w:t>/</w:t>
-            </w:r>
-            <w:r>
-              <w:rPr>
-                <w:rFonts w:ascii="Times New Roman" w:hAnsi="Times New Roman" w:cs="Times New Roman"/>
-                <w:b/>
-                <w:sz w:val="24"/>
-                <w:szCs w:val="24"/>
-              </w:rPr>
-              <w:t>п</w:t>
-            </w:r>
           </w:p>
         </w:tc>
         <w:tc>
@@ -9904,7 +8134,6 @@
               </w:rPr>
               <w:t>{%</w:t>
             </w:r>
-            <w:proofErr w:type="spellStart"/>
             <w:r>
               <w:rPr>
                 <w:rFonts w:ascii="Times New Roman" w:hAnsi="Times New Roman" w:cs="Times New Roman"/>
@@ -9914,7 +8143,6 @@
               </w:rPr>
               <w:t>tr</w:t>
             </w:r>
-            <w:proofErr w:type="spellEnd"/>
             <w:r>
               <w:rPr>
                 <w:rFonts w:ascii="Times New Roman" w:hAnsi="Times New Roman" w:cs="Times New Roman"/>
@@ -9942,7 +8170,6 @@
               </w:rPr>
               <w:t xml:space="preserve"> </w:t>
             </w:r>
-            <w:proofErr w:type="spellStart"/>
             <w:r>
               <w:rPr>
                 <w:rFonts w:ascii="Times New Roman" w:hAnsi="Times New Roman" w:cs="Times New Roman"/>
@@ -9952,7 +8179,6 @@
               </w:rPr>
               <w:t>i</w:t>
             </w:r>
-            <w:proofErr w:type="spellEnd"/>
             <w:r>
               <w:rPr>
                 <w:rFonts w:ascii="Times New Roman" w:hAnsi="Times New Roman" w:cs="Times New Roman"/>
@@ -10025,7 +8251,6 @@
                 <w:szCs w:val="24"/>
               </w:rPr>
             </w:pPr>
-            <w:proofErr w:type="gramStart"/>
             <w:r>
               <w:rPr>
                 <w:rFonts w:ascii="Times New Roman" w:hAnsi="Times New Roman" w:cs="Times New Roman"/>
@@ -10034,7 +8259,6 @@
               </w:rPr>
               <w:t xml:space="preserve">{{ </w:t>
             </w:r>
-            <w:proofErr w:type="spellStart"/>
             <w:r>
               <w:rPr>
                 <w:rFonts w:ascii="Times New Roman" w:hAnsi="Times New Roman" w:cs="Times New Roman"/>
@@ -10044,7 +8268,6 @@
               </w:rPr>
               <w:t>i</w:t>
             </w:r>
-            <w:proofErr w:type="spellEnd"/>
             <w:r>
               <w:rPr>
                 <w:rFonts w:ascii="Times New Roman" w:hAnsi="Times New Roman" w:cs="Times New Roman"/>
@@ -10062,7 +8285,6 @@
               </w:rPr>
               <w:t>number</w:t>
             </w:r>
-            <w:proofErr w:type="gramEnd"/>
             <w:r>
               <w:rPr>
                 <w:rFonts w:ascii="Times New Roman" w:hAnsi="Times New Roman" w:cs="Times New Roman"/>
@@ -10085,7 +8307,6 @@
                 <w:szCs w:val="24"/>
               </w:rPr>
             </w:pPr>
-            <w:proofErr w:type="gramStart"/>
             <w:r>
               <w:rPr>
                 <w:rFonts w:ascii="Times New Roman" w:hAnsi="Times New Roman" w:cs="Times New Roman"/>
@@ -10094,7 +8315,6 @@
               </w:rPr>
               <w:t xml:space="preserve">{{ </w:t>
             </w:r>
-            <w:proofErr w:type="spellStart"/>
             <w:r>
               <w:rPr>
                 <w:rFonts w:ascii="Times New Roman" w:hAnsi="Times New Roman" w:cs="Times New Roman"/>
@@ -10104,7 +8324,6 @@
               </w:rPr>
               <w:t>i</w:t>
             </w:r>
-            <w:proofErr w:type="spellEnd"/>
             <w:r>
               <w:rPr>
                 <w:rFonts w:ascii="Times New Roman" w:hAnsi="Times New Roman" w:cs="Times New Roman"/>
@@ -10122,7 +8341,6 @@
               </w:rPr>
               <w:t>content</w:t>
             </w:r>
-            <w:proofErr w:type="gramEnd"/>
             <w:r>
               <w:rPr>
                 <w:rFonts w:ascii="Times New Roman" w:hAnsi="Times New Roman" w:cs="Times New Roman"/>
@@ -10147,7 +8365,6 @@
                 <w:szCs w:val="24"/>
               </w:rPr>
             </w:pPr>
-            <w:proofErr w:type="gramStart"/>
             <w:r>
               <w:rPr>
                 <w:rFonts w:ascii="Times New Roman" w:hAnsi="Times New Roman" w:cs="Times New Roman"/>
@@ -10156,7 +8373,6 @@
               </w:rPr>
               <w:t xml:space="preserve">{{ </w:t>
             </w:r>
-            <w:proofErr w:type="spellStart"/>
             <w:r>
               <w:rPr>
                 <w:rFonts w:ascii="Times New Roman" w:hAnsi="Times New Roman" w:cs="Times New Roman"/>
@@ -10166,7 +8382,6 @@
               </w:rPr>
               <w:t>i</w:t>
             </w:r>
-            <w:proofErr w:type="spellEnd"/>
             <w:r>
               <w:rPr>
                 <w:rFonts w:ascii="Times New Roman" w:hAnsi="Times New Roman" w:cs="Times New Roman"/>
@@ -10184,7 +8399,6 @@
               </w:rPr>
               <w:t>hours</w:t>
             </w:r>
-            <w:proofErr w:type="gramEnd"/>
             <w:r>
               <w:rPr>
                 <w:rFonts w:ascii="Times New Roman" w:hAnsi="Times New Roman" w:cs="Times New Roman"/>
@@ -10219,7 +8433,6 @@
               </w:rPr>
               <w:t>{%</w:t>
             </w:r>
-            <w:proofErr w:type="spellStart"/>
             <w:r>
               <w:rPr>
                 <w:rFonts w:ascii="Times New Roman" w:hAnsi="Times New Roman" w:cs="Times New Roman"/>
@@ -10229,7 +8442,6 @@
               </w:rPr>
               <w:t>tr</w:t>
             </w:r>
-            <w:proofErr w:type="spellEnd"/>
             <w:r>
               <w:rPr>
                 <w:rFonts w:ascii="Times New Roman" w:hAnsi="Times New Roman" w:cs="Times New Roman"/>
@@ -10238,7 +8450,6 @@
               </w:rPr>
               <w:t xml:space="preserve"> </w:t>
             </w:r>
-            <w:proofErr w:type="spellStart"/>
             <w:r>
               <w:rPr>
                 <w:rFonts w:ascii="Times New Roman" w:hAnsi="Times New Roman" w:cs="Times New Roman"/>
@@ -10248,7 +8459,6 @@
               </w:rPr>
               <w:t>endfor</w:t>
             </w:r>
-            <w:proofErr w:type="spellEnd"/>
             <w:r>
               <w:rPr>
                 <w:rFonts w:ascii="Times New Roman" w:hAnsi="Times New Roman" w:cs="Times New Roman"/>
@@ -10278,7 +8488,6 @@
         </w:rPr>
         <w:t xml:space="preserve">{% </w:t>
       </w:r>
-      <w:proofErr w:type="spellStart"/>
       <w:r>
         <w:rPr>
           <w:rFonts w:ascii="Times New Roman" w:hAnsi="Times New Roman" w:cs="Times New Roman"/>
@@ -10288,7 +8497,6 @@
         </w:rPr>
         <w:t>endfor</w:t>
       </w:r>
-      <w:proofErr w:type="spellEnd"/>
       <w:r>
         <w:rPr>
           <w:rFonts w:ascii="Times New Roman" w:hAnsi="Times New Roman" w:cs="Times New Roman"/>
@@ -10451,7 +8659,6 @@
         </w:rPr>
         <w:t xml:space="preserve"> </w:t>
       </w:r>
-      <w:proofErr w:type="spellStart"/>
       <w:r>
         <w:rPr>
           <w:rFonts w:ascii="Times New Roman" w:hAnsi="Times New Roman" w:cs="Times New Roman"/>
@@ -10462,7 +8669,6 @@
         </w:rPr>
         <w:t>prw</w:t>
       </w:r>
-      <w:proofErr w:type="spellEnd"/>
       <w:r>
         <w:rPr>
           <w:rFonts w:ascii="Times New Roman" w:hAnsi="Times New Roman" w:cs="Times New Roman"/>
@@ -10534,7 +8740,6 @@
         </w:rPr>
         <w:t xml:space="preserve"> </w:t>
       </w:r>
-      <w:proofErr w:type="spellStart"/>
       <w:r>
         <w:rPr>
           <w:rFonts w:ascii="Times New Roman" w:hAnsi="Times New Roman" w:cs="Times New Roman"/>
@@ -10545,7 +8750,6 @@
         </w:rPr>
         <w:t>endif</w:t>
       </w:r>
-      <w:proofErr w:type="spellEnd"/>
       <w:r>
         <w:rPr>
           <w:rFonts w:ascii="Times New Roman" w:hAnsi="Times New Roman" w:cs="Times New Roman"/>
@@ -10668,8 +8872,6 @@
         </w:rPr>
         <w:t xml:space="preserve"> </w:t>
       </w:r>
-      <w:proofErr w:type="spellStart"/>
-      <w:proofErr w:type="gramStart"/>
       <w:r>
         <w:rPr>
           <w:rFonts w:ascii="Times New Roman" w:hAnsi="Times New Roman" w:cs="Times New Roman"/>
@@ -10703,29 +8905,16 @@
         </w:rPr>
         <w:t>items</w:t>
       </w:r>
-      <w:proofErr w:type="spellEnd"/>
-      <w:r>
-        <w:rPr>
-          <w:rFonts w:ascii="Times New Roman" w:hAnsi="Times New Roman" w:cs="Times New Roman"/>
-          <w:b/>
-          <w:bCs/>
-          <w:sz w:val="24"/>
-          <w:szCs w:val="24"/>
-          <w:lang w:val="en-US"/>
-        </w:rPr>
-        <w:t>(</w:t>
-      </w:r>
-      <w:proofErr w:type="gramEnd"/>
-      <w:r>
-        <w:rPr>
-          <w:rFonts w:ascii="Times New Roman" w:hAnsi="Times New Roman" w:cs="Times New Roman"/>
-          <w:b/>
-          <w:bCs/>
-          <w:sz w:val="24"/>
-          <w:szCs w:val="24"/>
-          <w:lang w:val="en-US"/>
-        </w:rPr>
-        <w:t xml:space="preserve">) </w:t>
+      <w:r>
+        <w:rPr>
+          <w:rFonts w:ascii="Times New Roman" w:hAnsi="Times New Roman" w:cs="Times New Roman"/>
+          <w:b/>
+          <w:bCs/>
+          <w:sz w:val="24"/>
+          <w:szCs w:val="24"/>
+          <w:lang w:val="en-US"/>
+        </w:rPr>
+        <w:t xml:space="preserve">() </w:t>
       </w:r>
       <w:r>
         <w:rPr>
@@ -10770,6 +8959,7 @@
           <w:sz w:val="24"/>
           <w:szCs w:val="24"/>
         </w:rPr>
+        <w:lastRenderedPageBreak/>
         <w:t>Семестр</w:t>
       </w:r>
       <w:r>
@@ -10783,40 +8973,17 @@
         </w:rPr>
         <w:t xml:space="preserve"> № </w:t>
       </w:r>
-      <w:proofErr w:type="gramStart"/>
-      <w:r>
-        <w:rPr>
-          <w:rFonts w:ascii="Times New Roman" w:hAnsi="Times New Roman" w:cs="Times New Roman"/>
-          <w:b/>
-          <w:bCs/>
-          <w:sz w:val="24"/>
-          <w:szCs w:val="24"/>
-          <w:lang w:val="en-US"/>
-        </w:rPr>
-        <w:t xml:space="preserve">{{ </w:t>
-      </w:r>
-      <w:r>
-        <w:rPr>
-          <w:rFonts w:ascii="Times New Roman" w:hAnsi="Times New Roman" w:cs="Times New Roman"/>
-          <w:b/>
-          <w:bCs/>
-          <w:sz w:val="24"/>
-          <w:szCs w:val="24"/>
-          <w:lang w:val="en-US"/>
-        </w:rPr>
-        <w:t>key</w:t>
-      </w:r>
-      <w:proofErr w:type="gramEnd"/>
-      <w:r>
-        <w:rPr>
-          <w:rFonts w:ascii="Times New Roman" w:hAnsi="Times New Roman" w:cs="Times New Roman"/>
-          <w:b/>
-          <w:bCs/>
-          <w:sz w:val="24"/>
-          <w:szCs w:val="24"/>
-          <w:lang w:val="en-US"/>
-        </w:rPr>
-        <w:t xml:space="preserve"> }}</w:t>
+      <w:r>
+        <w:rPr>
+          <w:rFonts w:ascii="Times New Roman" w:hAnsi="Times New Roman" w:cs="Times New Roman"/>
+          <w:b/>
+          <w:bCs/>
+          <w:sz w:val="24"/>
+          <w:szCs w:val="24"/>
+          <w:u w:val="single"/>
+          <w:lang w:val="en-US"/>
+        </w:rPr>
+        <w:t>{{ key }}</w:t>
       </w:r>
     </w:p>
     <w:tbl>
@@ -10853,35 +9020,7 @@
                 <w:sz w:val="24"/>
                 <w:szCs w:val="24"/>
               </w:rPr>
-              <w:lastRenderedPageBreak/>
               <w:t>№</w:t>
-            </w:r>
-            <w:r>
-              <w:rPr>
-                <w:rFonts w:ascii="Times New Roman" w:hAnsi="Times New Roman" w:cs="Times New Roman"/>
-                <w:b/>
-                <w:sz w:val="24"/>
-                <w:szCs w:val="24"/>
-              </w:rPr>
-              <w:t xml:space="preserve"> п</w:t>
-            </w:r>
-            <w:r>
-              <w:rPr>
-                <w:rFonts w:ascii="Times New Roman" w:hAnsi="Times New Roman" w:cs="Times New Roman"/>
-                <w:b/>
-                <w:sz w:val="24"/>
-                <w:szCs w:val="24"/>
-              </w:rPr>
-              <w:t>/</w:t>
-            </w:r>
-            <w:r>
-              <w:rPr>
-                <w:rFonts w:ascii="Times New Roman" w:hAnsi="Times New Roman" w:cs="Times New Roman"/>
-                <w:b/>
-                <w:sz w:val="24"/>
-                <w:szCs w:val="24"/>
-              </w:rPr>
-              <w:t>п</w:t>
             </w:r>
           </w:p>
         </w:tc>
@@ -10907,7 +9046,7 @@
                 <w:sz w:val="24"/>
                 <w:szCs w:val="24"/>
               </w:rPr>
-              <w:t>Наименование лабораторной работы</w:t>
+              <w:t>Темы практических (семинарских) занятий</w:t>
             </w:r>
           </w:p>
         </w:tc>
@@ -10963,7 +9102,6 @@
               </w:rPr>
               <w:t>{%</w:t>
             </w:r>
-            <w:proofErr w:type="spellStart"/>
             <w:r>
               <w:rPr>
                 <w:rFonts w:ascii="Times New Roman" w:hAnsi="Times New Roman" w:cs="Times New Roman"/>
@@ -10973,7 +9111,6 @@
               </w:rPr>
               <w:t>tr</w:t>
             </w:r>
-            <w:proofErr w:type="spellEnd"/>
             <w:r>
               <w:rPr>
                 <w:rFonts w:ascii="Times New Roman" w:hAnsi="Times New Roman" w:cs="Times New Roman"/>
@@ -11001,7 +9138,6 @@
               </w:rPr>
               <w:t xml:space="preserve"> </w:t>
             </w:r>
-            <w:proofErr w:type="spellStart"/>
             <w:r>
               <w:rPr>
                 <w:rFonts w:ascii="Times New Roman" w:hAnsi="Times New Roman" w:cs="Times New Roman"/>
@@ -11011,7 +9147,6 @@
               </w:rPr>
               <w:t>i</w:t>
             </w:r>
-            <w:proofErr w:type="spellEnd"/>
             <w:r>
               <w:rPr>
                 <w:rFonts w:ascii="Times New Roman" w:hAnsi="Times New Roman" w:cs="Times New Roman"/>
@@ -11075,7 +9210,6 @@
                 <w:szCs w:val="24"/>
               </w:rPr>
             </w:pPr>
-            <w:proofErr w:type="gramStart"/>
             <w:r>
               <w:rPr>
                 <w:rFonts w:ascii="Times New Roman" w:hAnsi="Times New Roman" w:cs="Times New Roman"/>
@@ -11084,7 +9218,6 @@
               </w:rPr>
               <w:t xml:space="preserve">{{ </w:t>
             </w:r>
-            <w:proofErr w:type="spellStart"/>
             <w:r>
               <w:rPr>
                 <w:rFonts w:ascii="Times New Roman" w:hAnsi="Times New Roman" w:cs="Times New Roman"/>
@@ -11094,7 +9227,6 @@
               </w:rPr>
               <w:t>i</w:t>
             </w:r>
-            <w:proofErr w:type="spellEnd"/>
             <w:r>
               <w:rPr>
                 <w:rFonts w:ascii="Times New Roman" w:hAnsi="Times New Roman" w:cs="Times New Roman"/>
@@ -11112,7 +9244,6 @@
               </w:rPr>
               <w:t>number</w:t>
             </w:r>
-            <w:proofErr w:type="gramEnd"/>
             <w:r>
               <w:rPr>
                 <w:rFonts w:ascii="Times New Roman" w:hAnsi="Times New Roman" w:cs="Times New Roman"/>
@@ -11135,7 +9266,6 @@
                 <w:szCs w:val="24"/>
               </w:rPr>
             </w:pPr>
-            <w:proofErr w:type="gramStart"/>
             <w:r>
               <w:rPr>
                 <w:rFonts w:ascii="Times New Roman" w:hAnsi="Times New Roman" w:cs="Times New Roman"/>
@@ -11144,7 +9274,6 @@
               </w:rPr>
               <w:t xml:space="preserve">{{ </w:t>
             </w:r>
-            <w:proofErr w:type="spellStart"/>
             <w:r>
               <w:rPr>
                 <w:rFonts w:ascii="Times New Roman" w:hAnsi="Times New Roman" w:cs="Times New Roman"/>
@@ -11154,7 +9283,6 @@
               </w:rPr>
               <w:t>i</w:t>
             </w:r>
-            <w:proofErr w:type="spellEnd"/>
             <w:r>
               <w:rPr>
                 <w:rFonts w:ascii="Times New Roman" w:hAnsi="Times New Roman" w:cs="Times New Roman"/>
@@ -11172,7 +9300,6 @@
               </w:rPr>
               <w:t>content</w:t>
             </w:r>
-            <w:proofErr w:type="gramEnd"/>
             <w:r>
               <w:rPr>
                 <w:rFonts w:ascii="Times New Roman" w:hAnsi="Times New Roman" w:cs="Times New Roman"/>
@@ -11197,7 +9324,6 @@
                 <w:szCs w:val="24"/>
               </w:rPr>
             </w:pPr>
-            <w:proofErr w:type="gramStart"/>
             <w:r>
               <w:rPr>
                 <w:rFonts w:ascii="Times New Roman" w:hAnsi="Times New Roman" w:cs="Times New Roman"/>
@@ -11206,7 +9332,6 @@
               </w:rPr>
               <w:t xml:space="preserve">{{ </w:t>
             </w:r>
-            <w:proofErr w:type="spellStart"/>
             <w:r>
               <w:rPr>
                 <w:rFonts w:ascii="Times New Roman" w:hAnsi="Times New Roman" w:cs="Times New Roman"/>
@@ -11216,7 +9341,6 @@
               </w:rPr>
               <w:t>i</w:t>
             </w:r>
-            <w:proofErr w:type="spellEnd"/>
             <w:r>
               <w:rPr>
                 <w:rFonts w:ascii="Times New Roman" w:hAnsi="Times New Roman" w:cs="Times New Roman"/>
@@ -11234,7 +9358,6 @@
               </w:rPr>
               <w:t>hours</w:t>
             </w:r>
-            <w:proofErr w:type="gramEnd"/>
             <w:r>
               <w:rPr>
                 <w:rFonts w:ascii="Times New Roman" w:hAnsi="Times New Roman" w:cs="Times New Roman"/>
@@ -11269,7 +9392,6 @@
               </w:rPr>
               <w:t>{%</w:t>
             </w:r>
-            <w:proofErr w:type="spellStart"/>
             <w:r>
               <w:rPr>
                 <w:rFonts w:ascii="Times New Roman" w:hAnsi="Times New Roman" w:cs="Times New Roman"/>
@@ -11279,7 +9401,6 @@
               </w:rPr>
               <w:t>tr</w:t>
             </w:r>
-            <w:proofErr w:type="spellEnd"/>
             <w:r>
               <w:rPr>
                 <w:rFonts w:ascii="Times New Roman" w:hAnsi="Times New Roman" w:cs="Times New Roman"/>
@@ -11288,7 +9409,6 @@
               </w:rPr>
               <w:t xml:space="preserve"> </w:t>
             </w:r>
-            <w:proofErr w:type="spellStart"/>
             <w:r>
               <w:rPr>
                 <w:rFonts w:ascii="Times New Roman" w:hAnsi="Times New Roman" w:cs="Times New Roman"/>
@@ -11298,7 +9418,6 @@
               </w:rPr>
               <w:t>endfor</w:t>
             </w:r>
-            <w:proofErr w:type="spellEnd"/>
             <w:r>
               <w:rPr>
                 <w:rFonts w:ascii="Times New Roman" w:hAnsi="Times New Roman" w:cs="Times New Roman"/>
@@ -11328,7 +9447,6 @@
         </w:rPr>
         <w:t xml:space="preserve">{% </w:t>
       </w:r>
-      <w:proofErr w:type="spellStart"/>
       <w:r>
         <w:rPr>
           <w:rFonts w:ascii="Times New Roman" w:hAnsi="Times New Roman" w:cs="Times New Roman"/>
@@ -11338,7 +9456,6 @@
         </w:rPr>
         <w:t>endfor</w:t>
       </w:r>
-      <w:proofErr w:type="spellEnd"/>
       <w:r>
         <w:rPr>
           <w:rFonts w:ascii="Times New Roman" w:hAnsi="Times New Roman" w:cs="Times New Roman"/>
@@ -11479,7 +9596,6 @@
         </w:rPr>
         <w:t xml:space="preserve"> </w:t>
       </w:r>
-      <w:proofErr w:type="spellStart"/>
       <w:r>
         <w:rPr>
           <w:rFonts w:ascii="Times New Roman" w:hAnsi="Times New Roman" w:cs="Times New Roman"/>
@@ -11500,7 +9616,6 @@
         </w:rPr>
         <w:t>w</w:t>
       </w:r>
-      <w:proofErr w:type="spellEnd"/>
       <w:r>
         <w:rPr>
           <w:rFonts w:ascii="Times New Roman" w:hAnsi="Times New Roman" w:cs="Times New Roman"/>
@@ -11529,7 +9644,16 @@
           <w:sz w:val="24"/>
           <w:szCs w:val="24"/>
         </w:rPr>
-        <w:t xml:space="preserve">Практических занятий не предусмотрено </w:t>
+        <w:t>Самостоятельных работ</w:t>
+      </w:r>
+      <w:r>
+        <w:rPr>
+          <w:rFonts w:ascii="Times New Roman" w:hAnsi="Times New Roman" w:cs="Times New Roman"/>
+          <w:bCs/>
+          <w:sz w:val="24"/>
+          <w:szCs w:val="24"/>
+        </w:rPr>
+        <w:t xml:space="preserve"> не предусмотрено </w:t>
       </w:r>
     </w:p>
     <w:p>
@@ -11569,7 +9693,6 @@
         </w:rPr>
         <w:t xml:space="preserve"> </w:t>
       </w:r>
-      <w:proofErr w:type="spellStart"/>
       <w:r>
         <w:rPr>
           <w:rFonts w:ascii="Times New Roman" w:hAnsi="Times New Roman" w:cs="Times New Roman"/>
@@ -11580,7 +9703,6 @@
         </w:rPr>
         <w:t>endif</w:t>
       </w:r>
-      <w:proofErr w:type="spellEnd"/>
       <w:r>
         <w:rPr>
           <w:rFonts w:ascii="Times New Roman" w:hAnsi="Times New Roman" w:cs="Times New Roman"/>
@@ -11713,8 +9835,6 @@
         </w:rPr>
         <w:t xml:space="preserve"> </w:t>
       </w:r>
-      <w:proofErr w:type="spellStart"/>
-      <w:proofErr w:type="gramStart"/>
       <w:r>
         <w:rPr>
           <w:rFonts w:ascii="Times New Roman" w:hAnsi="Times New Roman" w:cs="Times New Roman"/>
@@ -11748,29 +9868,16 @@
         </w:rPr>
         <w:t>items</w:t>
       </w:r>
-      <w:proofErr w:type="spellEnd"/>
-      <w:r>
-        <w:rPr>
-          <w:rFonts w:ascii="Times New Roman" w:hAnsi="Times New Roman" w:cs="Times New Roman"/>
-          <w:b/>
-          <w:bCs/>
-          <w:sz w:val="24"/>
-          <w:szCs w:val="24"/>
-          <w:lang w:val="en-US"/>
-        </w:rPr>
-        <w:t>(</w:t>
-      </w:r>
-      <w:proofErr w:type="gramEnd"/>
-      <w:r>
-        <w:rPr>
-          <w:rFonts w:ascii="Times New Roman" w:hAnsi="Times New Roman" w:cs="Times New Roman"/>
-          <w:b/>
-          <w:bCs/>
-          <w:sz w:val="24"/>
-          <w:szCs w:val="24"/>
-          <w:lang w:val="en-US"/>
-        </w:rPr>
-        <w:t xml:space="preserve">) </w:t>
+      <w:r>
+        <w:rPr>
+          <w:rFonts w:ascii="Times New Roman" w:hAnsi="Times New Roman" w:cs="Times New Roman"/>
+          <w:b/>
+          <w:bCs/>
+          <w:sz w:val="24"/>
+          <w:szCs w:val="24"/>
+          <w:lang w:val="en-US"/>
+        </w:rPr>
+        <w:t xml:space="preserve">() </w:t>
       </w:r>
       <w:r>
         <w:rPr>
@@ -11827,40 +9934,17 @@
         </w:rPr>
         <w:t xml:space="preserve"> № </w:t>
       </w:r>
-      <w:proofErr w:type="gramStart"/>
-      <w:r>
-        <w:rPr>
-          <w:rFonts w:ascii="Times New Roman" w:hAnsi="Times New Roman" w:cs="Times New Roman"/>
-          <w:b/>
-          <w:bCs/>
-          <w:sz w:val="24"/>
-          <w:szCs w:val="24"/>
-          <w:lang w:val="en-US"/>
-        </w:rPr>
-        <w:t xml:space="preserve">{{ </w:t>
-      </w:r>
-      <w:r>
-        <w:rPr>
-          <w:rFonts w:ascii="Times New Roman" w:hAnsi="Times New Roman" w:cs="Times New Roman"/>
-          <w:b/>
-          <w:bCs/>
-          <w:sz w:val="24"/>
-          <w:szCs w:val="24"/>
-          <w:lang w:val="en-US"/>
-        </w:rPr>
-        <w:t>key</w:t>
-      </w:r>
-      <w:proofErr w:type="gramEnd"/>
-      <w:r>
-        <w:rPr>
-          <w:rFonts w:ascii="Times New Roman" w:hAnsi="Times New Roman" w:cs="Times New Roman"/>
-          <w:b/>
-          <w:bCs/>
-          <w:sz w:val="24"/>
-          <w:szCs w:val="24"/>
-          <w:lang w:val="en-US"/>
-        </w:rPr>
-        <w:t xml:space="preserve"> }}</w:t>
+      <w:r>
+        <w:rPr>
+          <w:rFonts w:ascii="Times New Roman" w:hAnsi="Times New Roman" w:cs="Times New Roman"/>
+          <w:b/>
+          <w:bCs/>
+          <w:sz w:val="24"/>
+          <w:szCs w:val="24"/>
+          <w:u w:val="single"/>
+          <w:lang w:val="en-US"/>
+        </w:rPr>
+        <w:t>{{ key }}</w:t>
       </w:r>
     </w:p>
     <w:tbl>
@@ -11899,33 +9983,6 @@
               </w:rPr>
               <w:t>№</w:t>
             </w:r>
-            <w:r>
-              <w:rPr>
-                <w:rFonts w:ascii="Times New Roman" w:hAnsi="Times New Roman" w:cs="Times New Roman"/>
-                <w:b/>
-                <w:sz w:val="24"/>
-                <w:szCs w:val="24"/>
-              </w:rPr>
-              <w:t xml:space="preserve"> п</w:t>
-            </w:r>
-            <w:r>
-              <w:rPr>
-                <w:rFonts w:ascii="Times New Roman" w:hAnsi="Times New Roman" w:cs="Times New Roman"/>
-                <w:b/>
-                <w:sz w:val="24"/>
-                <w:szCs w:val="24"/>
-              </w:rPr>
-              <w:t>/</w:t>
-            </w:r>
-            <w:r>
-              <w:rPr>
-                <w:rFonts w:ascii="Times New Roman" w:hAnsi="Times New Roman" w:cs="Times New Roman"/>
-                <w:b/>
-                <w:sz w:val="24"/>
-                <w:szCs w:val="24"/>
-              </w:rPr>
-              <w:t>п</w:t>
-            </w:r>
           </w:p>
         </w:tc>
         <w:tc>
@@ -11950,7 +10007,7 @@
                 <w:sz w:val="24"/>
                 <w:szCs w:val="24"/>
               </w:rPr>
-              <w:t>Наименование лабораторной работы</w:t>
+              <w:t>Вид СРС</w:t>
             </w:r>
           </w:p>
         </w:tc>
@@ -12006,7 +10063,6 @@
               </w:rPr>
               <w:t>{%</w:t>
             </w:r>
-            <w:proofErr w:type="spellStart"/>
             <w:r>
               <w:rPr>
                 <w:rFonts w:ascii="Times New Roman" w:hAnsi="Times New Roman" w:cs="Times New Roman"/>
@@ -12016,7 +10072,6 @@
               </w:rPr>
               <w:t>tr</w:t>
             </w:r>
-            <w:proofErr w:type="spellEnd"/>
             <w:r>
               <w:rPr>
                 <w:rFonts w:ascii="Times New Roman" w:hAnsi="Times New Roman" w:cs="Times New Roman"/>
@@ -12044,7 +10099,6 @@
               </w:rPr>
               <w:t xml:space="preserve"> </w:t>
             </w:r>
-            <w:proofErr w:type="spellStart"/>
             <w:r>
               <w:rPr>
                 <w:rFonts w:ascii="Times New Roman" w:hAnsi="Times New Roman" w:cs="Times New Roman"/>
@@ -12054,7 +10108,6 @@
               </w:rPr>
               <w:t>i</w:t>
             </w:r>
-            <w:proofErr w:type="spellEnd"/>
             <w:r>
               <w:rPr>
                 <w:rFonts w:ascii="Times New Roman" w:hAnsi="Times New Roman" w:cs="Times New Roman"/>
@@ -12118,7 +10171,6 @@
                 <w:szCs w:val="24"/>
               </w:rPr>
             </w:pPr>
-            <w:proofErr w:type="gramStart"/>
             <w:r>
               <w:rPr>
                 <w:rFonts w:ascii="Times New Roman" w:hAnsi="Times New Roman" w:cs="Times New Roman"/>
@@ -12127,7 +10179,6 @@
               </w:rPr>
               <w:t xml:space="preserve">{{ </w:t>
             </w:r>
-            <w:proofErr w:type="spellStart"/>
             <w:r>
               <w:rPr>
                 <w:rFonts w:ascii="Times New Roman" w:hAnsi="Times New Roman" w:cs="Times New Roman"/>
@@ -12137,7 +10188,6 @@
               </w:rPr>
               <w:t>i</w:t>
             </w:r>
-            <w:proofErr w:type="spellEnd"/>
             <w:r>
               <w:rPr>
                 <w:rFonts w:ascii="Times New Roman" w:hAnsi="Times New Roman" w:cs="Times New Roman"/>
@@ -12155,7 +10205,6 @@
               </w:rPr>
               <w:t>number</w:t>
             </w:r>
-            <w:proofErr w:type="gramEnd"/>
             <w:r>
               <w:rPr>
                 <w:rFonts w:ascii="Times New Roman" w:hAnsi="Times New Roman" w:cs="Times New Roman"/>
@@ -12178,7 +10227,6 @@
                 <w:szCs w:val="24"/>
               </w:rPr>
             </w:pPr>
-            <w:proofErr w:type="gramStart"/>
             <w:r>
               <w:rPr>
                 <w:rFonts w:ascii="Times New Roman" w:hAnsi="Times New Roman" w:cs="Times New Roman"/>
@@ -12187,7 +10235,6 @@
               </w:rPr>
               <w:t xml:space="preserve">{{ </w:t>
             </w:r>
-            <w:proofErr w:type="spellStart"/>
             <w:r>
               <w:rPr>
                 <w:rFonts w:ascii="Times New Roman" w:hAnsi="Times New Roman" w:cs="Times New Roman"/>
@@ -12197,7 +10244,6 @@
               </w:rPr>
               <w:t>i</w:t>
             </w:r>
-            <w:proofErr w:type="spellEnd"/>
             <w:r>
               <w:rPr>
                 <w:rFonts w:ascii="Times New Roman" w:hAnsi="Times New Roman" w:cs="Times New Roman"/>
@@ -12215,7 +10261,6 @@
               </w:rPr>
               <w:t>content</w:t>
             </w:r>
-            <w:proofErr w:type="gramEnd"/>
             <w:r>
               <w:rPr>
                 <w:rFonts w:ascii="Times New Roman" w:hAnsi="Times New Roman" w:cs="Times New Roman"/>
@@ -12240,7 +10285,6 @@
                 <w:szCs w:val="24"/>
               </w:rPr>
             </w:pPr>
-            <w:proofErr w:type="gramStart"/>
             <w:r>
               <w:rPr>
                 <w:rFonts w:ascii="Times New Roman" w:hAnsi="Times New Roman" w:cs="Times New Roman"/>
@@ -12249,7 +10293,6 @@
               </w:rPr>
               <w:t xml:space="preserve">{{ </w:t>
             </w:r>
-            <w:proofErr w:type="spellStart"/>
             <w:r>
               <w:rPr>
                 <w:rFonts w:ascii="Times New Roman" w:hAnsi="Times New Roman" w:cs="Times New Roman"/>
@@ -12259,7 +10302,6 @@
               </w:rPr>
               <w:t>i</w:t>
             </w:r>
-            <w:proofErr w:type="spellEnd"/>
             <w:r>
               <w:rPr>
                 <w:rFonts w:ascii="Times New Roman" w:hAnsi="Times New Roman" w:cs="Times New Roman"/>
@@ -12277,7 +10319,6 @@
               </w:rPr>
               <w:t>hours</w:t>
             </w:r>
-            <w:proofErr w:type="gramEnd"/>
             <w:r>
               <w:rPr>
                 <w:rFonts w:ascii="Times New Roman" w:hAnsi="Times New Roman" w:cs="Times New Roman"/>
@@ -12312,7 +10353,6 @@
               </w:rPr>
               <w:t>{%</w:t>
             </w:r>
-            <w:proofErr w:type="spellStart"/>
             <w:r>
               <w:rPr>
                 <w:rFonts w:ascii="Times New Roman" w:hAnsi="Times New Roman" w:cs="Times New Roman"/>
@@ -12322,7 +10362,6 @@
               </w:rPr>
               <w:t>tr</w:t>
             </w:r>
-            <w:proofErr w:type="spellEnd"/>
             <w:r>
               <w:rPr>
                 <w:rFonts w:ascii="Times New Roman" w:hAnsi="Times New Roman" w:cs="Times New Roman"/>
@@ -12331,7 +10370,6 @@
               </w:rPr>
               <w:t xml:space="preserve"> </w:t>
             </w:r>
-            <w:proofErr w:type="spellStart"/>
             <w:r>
               <w:rPr>
                 <w:rFonts w:ascii="Times New Roman" w:hAnsi="Times New Roman" w:cs="Times New Roman"/>
@@ -12341,7 +10379,6 @@
               </w:rPr>
               <w:t>endfor</w:t>
             </w:r>
-            <w:proofErr w:type="spellEnd"/>
             <w:r>
               <w:rPr>
                 <w:rFonts w:ascii="Times New Roman" w:hAnsi="Times New Roman" w:cs="Times New Roman"/>
@@ -12371,7 +10408,6 @@
         </w:rPr>
         <w:t xml:space="preserve">{% </w:t>
       </w:r>
-      <w:proofErr w:type="spellStart"/>
       <w:r>
         <w:rPr>
           <w:rFonts w:ascii="Times New Roman" w:hAnsi="Times New Roman" w:cs="Times New Roman"/>
@@ -12381,7 +10417,6 @@
         </w:rPr>
         <w:t>endfor</w:t>
       </w:r>
-      <w:proofErr w:type="spellEnd"/>
       <w:r>
         <w:rPr>
           <w:rFonts w:ascii="Times New Roman" w:hAnsi="Times New Roman" w:cs="Times New Roman"/>
@@ -12422,43 +10457,23 @@
           <w:sz w:val="24"/>
           <w:szCs w:val="24"/>
         </w:rPr>
-        <w:t xml:space="preserve">В ходе проведения лекций, практических и лабораторных работ используются следующие интерактивные методы обучения: </w:t>
-      </w:r>
-      <w:proofErr w:type="gramStart"/>
-      <w:r>
-        <w:rPr>
-          <w:rFonts w:ascii="Times New Roman" w:hAnsi="Times New Roman" w:cs="Times New Roman"/>
-          <w:sz w:val="24"/>
-          <w:szCs w:val="24"/>
-        </w:rPr>
-        <w:t xml:space="preserve">{{ </w:t>
-      </w:r>
-      <w:proofErr w:type="spellStart"/>
-      <w:r>
-        <w:rPr>
-          <w:rFonts w:ascii="Times New Roman" w:hAnsi="Times New Roman" w:cs="Times New Roman"/>
-          <w:sz w:val="24"/>
-          <w:szCs w:val="24"/>
-        </w:rPr>
-        <w:t>interactive</w:t>
-      </w:r>
-      <w:proofErr w:type="gramEnd"/>
-      <w:r>
-        <w:rPr>
-          <w:rFonts w:ascii="Times New Roman" w:hAnsi="Times New Roman" w:cs="Times New Roman"/>
-          <w:sz w:val="24"/>
-          <w:szCs w:val="24"/>
-        </w:rPr>
-        <w:t>_methods</w:t>
-      </w:r>
-      <w:proofErr w:type="spellEnd"/>
-      <w:r>
-        <w:rPr>
-          <w:rFonts w:ascii="Times New Roman" w:hAnsi="Times New Roman" w:cs="Times New Roman"/>
-          <w:sz w:val="24"/>
-          <w:szCs w:val="24"/>
-        </w:rPr>
-        <w:t xml:space="preserve"> }}</w:t>
+        <w:t xml:space="preserve">В ходе проведения </w:t>
+      </w:r>
+      <w:r>
+        <w:rPr>
+          <w:rFonts w:ascii="Times New Roman" w:hAnsi="Times New Roman" w:cs="Times New Roman"/>
+          <w:sz w:val="24"/>
+          <w:szCs w:val="24"/>
+        </w:rPr>
+        <w:t>занятий по дисциплине</w:t>
+      </w:r>
+      <w:r>
+        <w:rPr>
+          <w:rFonts w:ascii="Times New Roman" w:hAnsi="Times New Roman" w:cs="Times New Roman"/>
+          <w:sz w:val="24"/>
+          <w:szCs w:val="24"/>
+        </w:rPr>
+        <w:t xml:space="preserve"> используются следующие интерактивные методы обучения: {{ interactive_methods }}</w:t>
       </w:r>
     </w:p>
     <w:p>
@@ -12591,31 +10606,7 @@
           <w:szCs w:val="24"/>
           <w:lang w:val="en-US"/>
         </w:rPr>
-        <w:t xml:space="preserve"> for </w:t>
-      </w:r>
-      <w:proofErr w:type="spellStart"/>
-      <w:r>
-        <w:rPr>
-          <w:rFonts w:ascii="Times New Roman" w:hAnsi="Times New Roman" w:cs="Times New Roman"/>
-          <w:b/>
-          <w:bCs/>
-          <w:sz w:val="24"/>
-          <w:szCs w:val="24"/>
-          <w:lang w:val="en-US"/>
-        </w:rPr>
-        <w:t>i</w:t>
-      </w:r>
-      <w:proofErr w:type="spellEnd"/>
-      <w:r>
-        <w:rPr>
-          <w:rFonts w:ascii="Times New Roman" w:hAnsi="Times New Roman" w:cs="Times New Roman"/>
-          <w:b/>
-          <w:bCs/>
-          <w:sz w:val="24"/>
-          <w:szCs w:val="24"/>
-          <w:lang w:val="en-US"/>
-        </w:rPr>
-        <w:t xml:space="preserve"> in guidelines %}</w:t>
+        <w:t xml:space="preserve"> for i in guidelines %}</w:t>
       </w:r>
     </w:p>
     <w:p>
@@ -12640,42 +10631,18 @@
           <w:szCs w:val="24"/>
           <w:lang w:val="en-US"/>
         </w:rPr>
-        <w:t>5.1</w:t>
-      </w:r>
-      <w:proofErr w:type="gramStart"/>
-      <w:r>
-        <w:rPr>
-          <w:rFonts w:ascii="Times New Roman" w:hAnsi="Times New Roman" w:cs="Times New Roman"/>
-          <w:b/>
-          <w:bCs/>
-          <w:sz w:val="24"/>
-          <w:szCs w:val="24"/>
-          <w:lang w:val="en-US"/>
-        </w:rPr>
-        <w:t>.</w:t>
-      </w:r>
-      <w:r>
-        <w:rPr>
-          <w:rFonts w:ascii="Times New Roman" w:hAnsi="Times New Roman" w:cs="Times New Roman"/>
-          <w:b/>
-          <w:bCs/>
-          <w:sz w:val="24"/>
-          <w:szCs w:val="24"/>
-          <w:lang w:val="en-US"/>
-        </w:rPr>
-        <w:t>{</w:t>
-      </w:r>
-      <w:proofErr w:type="gramEnd"/>
-      <w:r>
-        <w:rPr>
-          <w:rFonts w:ascii="Times New Roman" w:hAnsi="Times New Roman" w:cs="Times New Roman"/>
-          <w:b/>
-          <w:bCs/>
-          <w:sz w:val="24"/>
-          <w:szCs w:val="24"/>
-          <w:lang w:val="en-US"/>
-        </w:rPr>
-        <w:t>{</w:t>
+        <w:t>5.1.</w:t>
+      </w:r>
+      <w:r>
+        <w:rPr>
+          <w:rFonts w:ascii="Times New Roman" w:hAnsi="Times New Roman" w:cs="Times New Roman"/>
+          <w:b/>
+          <w:bCs/>
+          <w:sz w:val="24"/>
+          <w:szCs w:val="24"/>
+          <w:lang w:val="en-US"/>
+        </w:rPr>
+        <w:t>{{</w:t>
       </w:r>
       <w:r>
         <w:rPr>
@@ -12683,7 +10650,6 @@
         </w:rPr>
         <w:t xml:space="preserve"> </w:t>
       </w:r>
-      <w:proofErr w:type="spellStart"/>
       <w:r>
         <w:rPr>
           <w:lang w:val="en-US"/>
@@ -12701,7 +10667,6 @@
         </w:rPr>
         <w:t>number</w:t>
       </w:r>
-      <w:proofErr w:type="spellEnd"/>
       <w:r>
         <w:rPr>
           <w:rFonts w:ascii="Times New Roman" w:hAnsi="Times New Roman" w:cs="Times New Roman"/>
@@ -12713,7 +10678,6 @@
         </w:rPr>
         <w:t>}} {{</w:t>
       </w:r>
-      <w:proofErr w:type="spellStart"/>
       <w:r>
         <w:rPr>
           <w:rFonts w:ascii="Times New Roman" w:hAnsi="Times New Roman" w:cs="Times New Roman"/>
@@ -12736,7 +10700,6 @@
         </w:rPr>
         <w:t>title</w:t>
       </w:r>
-      <w:proofErr w:type="spellEnd"/>
       <w:r>
         <w:rPr>
           <w:rFonts w:ascii="Times New Roman" w:hAnsi="Times New Roman" w:cs="Times New Roman"/>
@@ -12768,7 +10731,6 @@
         </w:rPr>
         <w:t>{{</w:t>
       </w:r>
-      <w:proofErr w:type="spellStart"/>
       <w:r>
         <w:rPr>
           <w:rFonts w:ascii="Times New Roman" w:hAnsi="Times New Roman" w:cs="Times New Roman"/>
@@ -12796,7 +10758,6 @@
         </w:rPr>
         <w:t>content</w:t>
       </w:r>
-      <w:proofErr w:type="spellEnd"/>
       <w:r>
         <w:rPr>
           <w:rFonts w:ascii="Times New Roman" w:hAnsi="Times New Roman" w:cs="Times New Roman"/>
@@ -12847,29 +10808,7 @@
           <w:sz w:val="24"/>
           <w:szCs w:val="24"/>
         </w:rPr>
-        <w:t xml:space="preserve"> </w:t>
-      </w:r>
-      <w:proofErr w:type="spellStart"/>
-      <w:r>
-        <w:rPr>
-          <w:rFonts w:ascii="Times New Roman" w:hAnsi="Times New Roman" w:cs="Times New Roman"/>
-          <w:b/>
-          <w:bCs/>
-          <w:sz w:val="24"/>
-          <w:szCs w:val="24"/>
-        </w:rPr>
-        <w:t>endfor</w:t>
-      </w:r>
-      <w:proofErr w:type="spellEnd"/>
-      <w:r>
-        <w:rPr>
-          <w:rFonts w:ascii="Times New Roman" w:hAnsi="Times New Roman" w:cs="Times New Roman"/>
-          <w:b/>
-          <w:bCs/>
-          <w:sz w:val="24"/>
-          <w:szCs w:val="24"/>
-        </w:rPr>
-        <w:t xml:space="preserve"> </w:t>
+        <w:t xml:space="preserve"> endfor </w:t>
       </w:r>
       <w:r>
         <w:rPr>
@@ -13002,34 +10941,8 @@
           <w:szCs w:val="24"/>
           <w:lang w:val="en-US"/>
         </w:rPr>
-        <w:t xml:space="preserve"> for </w:t>
-      </w:r>
-      <w:proofErr w:type="spellStart"/>
-      <w:r>
-        <w:rPr>
-          <w:rFonts w:ascii="Times New Roman" w:hAnsi="Times New Roman" w:cs="Times New Roman"/>
-          <w:b/>
-          <w:bCs/>
-          <w:sz w:val="24"/>
-          <w:szCs w:val="24"/>
-          <w:lang w:val="en-US"/>
-        </w:rPr>
-        <w:t>i</w:t>
-      </w:r>
-      <w:proofErr w:type="spellEnd"/>
-      <w:r>
-        <w:rPr>
-          <w:rFonts w:ascii="Times New Roman" w:hAnsi="Times New Roman" w:cs="Times New Roman"/>
-          <w:b/>
-          <w:bCs/>
-          <w:sz w:val="24"/>
-          <w:szCs w:val="24"/>
-          <w:lang w:val="en-US"/>
-        </w:rPr>
-        <w:t xml:space="preserve"> in </w:t>
-      </w:r>
-      <w:proofErr w:type="spellStart"/>
-      <w:proofErr w:type="gramStart"/>
+        <w:t xml:space="preserve"> for i in </w:t>
+      </w:r>
       <w:r>
         <w:rPr>
           <w:rFonts w:ascii="Times New Roman" w:hAnsi="Times New Roman" w:cs="Times New Roman"/>
@@ -13041,8 +10954,6 @@
         </w:rPr>
         <w:t>fos</w:t>
       </w:r>
-      <w:proofErr w:type="spellEnd"/>
-      <w:proofErr w:type="gramEnd"/>
       <w:r>
         <w:rPr>
           <w:rFonts w:ascii="Times New Roman" w:hAnsi="Times New Roman" w:cs="Times New Roman"/>
@@ -13100,42 +11011,18 @@
           <w:szCs w:val="24"/>
           <w:lang w:val="en-US"/>
         </w:rPr>
-        <w:t>.1</w:t>
-      </w:r>
-      <w:proofErr w:type="gramStart"/>
-      <w:r>
-        <w:rPr>
-          <w:rFonts w:ascii="Times New Roman" w:hAnsi="Times New Roman" w:cs="Times New Roman"/>
-          <w:b/>
-          <w:bCs/>
-          <w:sz w:val="24"/>
-          <w:szCs w:val="24"/>
-          <w:lang w:val="en-US"/>
-        </w:rPr>
-        <w:t>.</w:t>
-      </w:r>
-      <w:r>
-        <w:rPr>
-          <w:rFonts w:ascii="Times New Roman" w:hAnsi="Times New Roman" w:cs="Times New Roman"/>
-          <w:b/>
-          <w:bCs/>
-          <w:sz w:val="24"/>
-          <w:szCs w:val="24"/>
-          <w:lang w:val="en-US"/>
-        </w:rPr>
-        <w:t>{</w:t>
-      </w:r>
-      <w:proofErr w:type="gramEnd"/>
-      <w:r>
-        <w:rPr>
-          <w:rFonts w:ascii="Times New Roman" w:hAnsi="Times New Roman" w:cs="Times New Roman"/>
-          <w:b/>
-          <w:bCs/>
-          <w:sz w:val="24"/>
-          <w:szCs w:val="24"/>
-          <w:lang w:val="en-US"/>
-        </w:rPr>
-        <w:t>{</w:t>
+        <w:t>.1.</w:t>
+      </w:r>
+      <w:r>
+        <w:rPr>
+          <w:rFonts w:ascii="Times New Roman" w:hAnsi="Times New Roman" w:cs="Times New Roman"/>
+          <w:b/>
+          <w:bCs/>
+          <w:sz w:val="24"/>
+          <w:szCs w:val="24"/>
+          <w:lang w:val="en-US"/>
+        </w:rPr>
+        <w:t>{{</w:t>
       </w:r>
       <w:r>
         <w:rPr>
@@ -13143,7 +11030,6 @@
         </w:rPr>
         <w:t xml:space="preserve"> </w:t>
       </w:r>
-      <w:proofErr w:type="spellStart"/>
       <w:r>
         <w:rPr>
           <w:lang w:val="en-US"/>
@@ -13161,29 +11047,16 @@
         </w:rPr>
         <w:t>number</w:t>
       </w:r>
-      <w:proofErr w:type="spellEnd"/>
-      <w:r>
-        <w:rPr>
-          <w:rFonts w:ascii="Times New Roman" w:hAnsi="Times New Roman" w:cs="Times New Roman"/>
-          <w:b/>
-          <w:bCs/>
-          <w:sz w:val="24"/>
-          <w:szCs w:val="24"/>
-          <w:lang w:val="en-US"/>
-        </w:rPr>
-        <w:t>}} {{</w:t>
-      </w:r>
-      <w:proofErr w:type="spellStart"/>
-      <w:r>
-        <w:rPr>
-          <w:rFonts w:ascii="Times New Roman" w:hAnsi="Times New Roman" w:cs="Times New Roman"/>
-          <w:b/>
-          <w:bCs/>
-          <w:sz w:val="24"/>
-          <w:szCs w:val="24"/>
-          <w:lang w:val="en-US"/>
-        </w:rPr>
-        <w:t>i.</w:t>
+      <w:r>
+        <w:rPr>
+          <w:rFonts w:ascii="Times New Roman" w:hAnsi="Times New Roman" w:cs="Times New Roman"/>
+          <w:b/>
+          <w:bCs/>
+          <w:sz w:val="24"/>
+          <w:szCs w:val="24"/>
+          <w:lang w:val="en-US"/>
+        </w:rPr>
+        <w:t>}} {{i.</w:t>
       </w:r>
       <w:r>
         <w:rPr>
@@ -13196,7 +11069,6 @@
         </w:rPr>
         <w:t>title</w:t>
       </w:r>
-      <w:proofErr w:type="spellEnd"/>
       <w:r>
         <w:rPr>
           <w:rFonts w:ascii="Times New Roman" w:hAnsi="Times New Roman" w:cs="Times New Roman"/>
@@ -13251,7 +11123,6 @@
         </w:rPr>
         <w:t>{{</w:t>
       </w:r>
-      <w:proofErr w:type="spellStart"/>
       <w:r>
         <w:rPr>
           <w:rFonts w:ascii="Times New Roman" w:hAnsi="Times New Roman" w:cs="Times New Roman"/>
@@ -13261,7 +11132,6 @@
         </w:rPr>
         <w:t>i</w:t>
       </w:r>
-      <w:proofErr w:type="spellEnd"/>
       <w:r>
         <w:rPr>
           <w:rFonts w:ascii="Times New Roman" w:hAnsi="Times New Roman" w:cs="Times New Roman"/>
@@ -13329,7 +11199,6 @@
         </w:rPr>
         <w:t>{{</w:t>
       </w:r>
-      <w:proofErr w:type="spellStart"/>
       <w:r>
         <w:rPr>
           <w:rFonts w:ascii="Times New Roman" w:hAnsi="Times New Roman" w:cs="Times New Roman"/>
@@ -13339,7 +11208,6 @@
         </w:rPr>
         <w:t>i</w:t>
       </w:r>
-      <w:proofErr w:type="spellEnd"/>
       <w:r>
         <w:rPr>
           <w:rFonts w:ascii="Times New Roman" w:hAnsi="Times New Roman" w:cs="Times New Roman"/>
@@ -13400,7 +11268,6 @@
         </w:rPr>
         <w:t xml:space="preserve"> </w:t>
       </w:r>
-      <w:proofErr w:type="spellStart"/>
       <w:r>
         <w:rPr>
           <w:rFonts w:ascii="Times New Roman" w:hAnsi="Times New Roman" w:cs="Times New Roman"/>
@@ -13410,7 +11277,6 @@
         </w:rPr>
         <w:t>endfor</w:t>
       </w:r>
-      <w:proofErr w:type="spellEnd"/>
       <w:r>
         <w:rPr>
           <w:rFonts w:ascii="Times New Roman" w:hAnsi="Times New Roman" w:cs="Times New Roman"/>
@@ -13458,7 +11324,17 @@
           <w:sz w:val="24"/>
           <w:szCs w:val="24"/>
         </w:rPr>
-        <w:t>Оценочные средства для проведения текущего контроля</w:t>
+        <w:t xml:space="preserve">Оценочные средства для проведения </w:t>
+      </w:r>
+      <w:r>
+        <w:rPr>
+          <w:rFonts w:ascii="Times New Roman" w:hAnsi="Times New Roman" w:cs="Times New Roman"/>
+          <w:b/>
+          <w:bCs/>
+          <w:sz w:val="24"/>
+          <w:szCs w:val="24"/>
+        </w:rPr>
+        <w:t>промежуточной аттестации</w:t>
       </w:r>
     </w:p>
     <w:p>
@@ -13629,9 +11505,8 @@
                 <w:szCs w:val="24"/>
                 <w:lang w:val="en-US"/>
               </w:rPr>
-              <w:t>{%</w:t>
-            </w:r>
-            <w:proofErr w:type="spellStart"/>
+              <w:t xml:space="preserve">{%tr for i in </w:t>
+            </w:r>
             <w:r>
               <w:rPr>
                 <w:rFonts w:ascii="Times New Roman" w:hAnsi="Times New Roman" w:cs="Times New Roman"/>
@@ -13641,9 +11516,8 @@
                 <w:szCs w:val="24"/>
                 <w:lang w:val="en-US"/>
               </w:rPr>
-              <w:t>tr</w:t>
-            </w:r>
-            <w:proofErr w:type="spellEnd"/>
+              <w:t>indicators</w:t>
+            </w:r>
             <w:r>
               <w:rPr>
                 <w:rFonts w:ascii="Times New Roman" w:hAnsi="Times New Roman" w:cs="Times New Roman"/>
@@ -13653,10 +11527,103 @@
                 <w:szCs w:val="24"/>
                 <w:lang w:val="en-US"/>
               </w:rPr>
-              <w:t xml:space="preserve"> for </w:t>
-            </w:r>
-            <w:proofErr w:type="spellStart"/>
-            <w:r>
+              <w:t>%}</w:t>
+            </w:r>
+          </w:p>
+        </w:tc>
+      </w:tr>
+      <w:tr>
+        <w:tc>
+          <w:tcPr>
+            <w:tcW w:w="2972" w:type="dxa"/>
+          </w:tcPr>
+          <w:p>
+            <w:pPr>
+              <w:jc w:val="both"/>
+              <w:rPr>
+                <w:rFonts w:ascii="Times New Roman" w:hAnsi="Times New Roman" w:cs="Times New Roman"/>
+                <w:bCs/>
+                <w:sz w:val="24"/>
+                <w:szCs w:val="24"/>
+                <w:lang w:val="en-US"/>
+              </w:rPr>
+            </w:pPr>
+            <w:r>
+              <w:rPr>
+                <w:rFonts w:ascii="Times New Roman" w:hAnsi="Times New Roman" w:cs="Times New Roman"/>
+                <w:bCs/>
+                <w:sz w:val="24"/>
+                <w:szCs w:val="24"/>
+                <w:lang w:val="en-US"/>
+              </w:rPr>
+              <w:t>{{ i.index }}</w:t>
+            </w:r>
+          </w:p>
+        </w:tc>
+        <w:tc>
+          <w:tcPr>
+            <w:tcW w:w="4253" w:type="dxa"/>
+          </w:tcPr>
+          <w:p>
+            <w:pPr>
+              <w:jc w:val="both"/>
+              <w:rPr>
+                <w:rFonts w:ascii="Times New Roman" w:hAnsi="Times New Roman" w:cs="Times New Roman"/>
+                <w:bCs/>
+                <w:sz w:val="24"/>
+                <w:szCs w:val="24"/>
+                <w:lang w:val="en-US"/>
+              </w:rPr>
+            </w:pPr>
+            <w:r>
+              <w:rPr>
+                <w:rFonts w:ascii="Times New Roman" w:hAnsi="Times New Roman" w:cs="Times New Roman"/>
+                <w:bCs/>
+                <w:sz w:val="24"/>
+                <w:szCs w:val="24"/>
+                <w:lang w:val="en-US"/>
+              </w:rPr>
+              <w:t>{{i.criteria}}</w:t>
+            </w:r>
+          </w:p>
+        </w:tc>
+        <w:tc>
+          <w:tcPr>
+            <w:tcW w:w="2120" w:type="dxa"/>
+          </w:tcPr>
+          <w:p>
+            <w:pPr>
+              <w:jc w:val="both"/>
+              <w:rPr>
+                <w:rFonts w:ascii="Times New Roman" w:hAnsi="Times New Roman" w:cs="Times New Roman"/>
+                <w:bCs/>
+                <w:sz w:val="24"/>
+                <w:szCs w:val="24"/>
+                <w:lang w:val="en-US"/>
+              </w:rPr>
+            </w:pPr>
+            <w:r>
+              <w:rPr>
+                <w:rFonts w:ascii="Times New Roman" w:hAnsi="Times New Roman" w:cs="Times New Roman"/>
+                <w:bCs/>
+                <w:sz w:val="24"/>
+                <w:szCs w:val="24"/>
+                <w:lang w:val="en-US"/>
+              </w:rPr>
+              <w:t>{{i.methods}}</w:t>
+            </w:r>
+          </w:p>
+        </w:tc>
+      </w:tr>
+      <w:tr>
+        <w:tc>
+          <w:tcPr>
+            <w:tcW w:w="9345" w:type="dxa"/>
+            <w:gridSpan w:val="3"/>
+          </w:tcPr>
+          <w:p>
+            <w:pPr>
+              <w:jc w:val="center"/>
               <w:rPr>
                 <w:rFonts w:ascii="Times New Roman" w:hAnsi="Times New Roman" w:cs="Times New Roman"/>
                 <w:b/>
@@ -13665,9 +11632,7 @@
                 <w:szCs w:val="24"/>
                 <w:lang w:val="en-US"/>
               </w:rPr>
-              <w:t>i</w:t>
-            </w:r>
-            <w:proofErr w:type="spellEnd"/>
+            </w:pPr>
             <w:r>
               <w:rPr>
                 <w:rFonts w:ascii="Times New Roman" w:hAnsi="Times New Roman" w:cs="Times New Roman"/>
@@ -13677,258 +11642,7 @@
                 <w:szCs w:val="24"/>
                 <w:lang w:val="en-US"/>
               </w:rPr>
-              <w:t xml:space="preserve"> in </w:t>
-            </w:r>
-            <w:r>
-              <w:rPr>
-                <w:rFonts w:ascii="Times New Roman" w:hAnsi="Times New Roman" w:cs="Times New Roman"/>
-                <w:b/>
-                <w:bCs/>
-                <w:sz w:val="24"/>
-                <w:szCs w:val="24"/>
-                <w:lang w:val="en-US"/>
-              </w:rPr>
-              <w:t>indicators</w:t>
-            </w:r>
-            <w:r>
-              <w:rPr>
-                <w:rFonts w:ascii="Times New Roman" w:hAnsi="Times New Roman" w:cs="Times New Roman"/>
-                <w:b/>
-                <w:bCs/>
-                <w:sz w:val="24"/>
-                <w:szCs w:val="24"/>
-                <w:lang w:val="en-US"/>
-              </w:rPr>
-              <w:t>%}</w:t>
-            </w:r>
-          </w:p>
-        </w:tc>
-      </w:tr>
-      <w:tr>
-        <w:tc>
-          <w:tcPr>
-            <w:tcW w:w="2972" w:type="dxa"/>
-          </w:tcPr>
-          <w:p>
-            <w:pPr>
-              <w:jc w:val="both"/>
-              <w:rPr>
-                <w:rFonts w:ascii="Times New Roman" w:hAnsi="Times New Roman" w:cs="Times New Roman"/>
-                <w:bCs/>
-                <w:sz w:val="24"/>
-                <w:szCs w:val="24"/>
-                <w:lang w:val="en-US"/>
-              </w:rPr>
-            </w:pPr>
-            <w:r>
-              <w:rPr>
-                <w:rFonts w:ascii="Times New Roman" w:hAnsi="Times New Roman" w:cs="Times New Roman"/>
-                <w:bCs/>
-                <w:sz w:val="24"/>
-                <w:szCs w:val="24"/>
-                <w:lang w:val="en-US"/>
-              </w:rPr>
-              <w:t xml:space="preserve">{{ </w:t>
-            </w:r>
-            <w:proofErr w:type="spellStart"/>
-            <w:r>
-              <w:rPr>
-                <w:rFonts w:ascii="Times New Roman" w:hAnsi="Times New Roman" w:cs="Times New Roman"/>
-                <w:bCs/>
-                <w:sz w:val="24"/>
-                <w:szCs w:val="24"/>
-                <w:lang w:val="en-US"/>
-              </w:rPr>
-              <w:t>i.index</w:t>
-            </w:r>
-            <w:proofErr w:type="spellEnd"/>
-            <w:r>
-              <w:rPr>
-                <w:rFonts w:ascii="Times New Roman" w:hAnsi="Times New Roman" w:cs="Times New Roman"/>
-                <w:bCs/>
-                <w:sz w:val="24"/>
-                <w:szCs w:val="24"/>
-                <w:lang w:val="en-US"/>
-              </w:rPr>
-              <w:t xml:space="preserve"> }}</w:t>
-            </w:r>
-          </w:p>
-        </w:tc>
-        <w:tc>
-          <w:tcPr>
-            <w:tcW w:w="4253" w:type="dxa"/>
-          </w:tcPr>
-          <w:p>
-            <w:pPr>
-              <w:jc w:val="both"/>
-              <w:rPr>
-                <w:rFonts w:ascii="Times New Roman" w:hAnsi="Times New Roman" w:cs="Times New Roman"/>
-                <w:bCs/>
-                <w:sz w:val="24"/>
-                <w:szCs w:val="24"/>
-                <w:lang w:val="en-US"/>
-              </w:rPr>
-            </w:pPr>
-            <w:r>
-              <w:rPr>
-                <w:rFonts w:ascii="Times New Roman" w:hAnsi="Times New Roman" w:cs="Times New Roman"/>
-                <w:bCs/>
-                <w:sz w:val="24"/>
-                <w:szCs w:val="24"/>
-                <w:lang w:val="en-US"/>
-              </w:rPr>
-              <w:t>{{</w:t>
-            </w:r>
-            <w:proofErr w:type="spellStart"/>
-            <w:r>
-              <w:rPr>
-                <w:rFonts w:ascii="Times New Roman" w:hAnsi="Times New Roman" w:cs="Times New Roman"/>
-                <w:bCs/>
-                <w:sz w:val="24"/>
-                <w:szCs w:val="24"/>
-                <w:lang w:val="en-US"/>
-              </w:rPr>
-              <w:t>i.criteria</w:t>
-            </w:r>
-            <w:proofErr w:type="spellEnd"/>
-            <w:r>
-              <w:rPr>
-                <w:rFonts w:ascii="Times New Roman" w:hAnsi="Times New Roman" w:cs="Times New Roman"/>
-                <w:bCs/>
-                <w:sz w:val="24"/>
-                <w:szCs w:val="24"/>
-                <w:lang w:val="en-US"/>
-              </w:rPr>
-              <w:t>}}</w:t>
-            </w:r>
-          </w:p>
-        </w:tc>
-        <w:tc>
-          <w:tcPr>
-            <w:tcW w:w="2120" w:type="dxa"/>
-          </w:tcPr>
-          <w:p>
-            <w:pPr>
-              <w:jc w:val="both"/>
-              <w:rPr>
-                <w:rFonts w:ascii="Times New Roman" w:hAnsi="Times New Roman" w:cs="Times New Roman"/>
-                <w:bCs/>
-                <w:sz w:val="24"/>
-                <w:szCs w:val="24"/>
-                <w:lang w:val="en-US"/>
-              </w:rPr>
-            </w:pPr>
-            <w:r>
-              <w:rPr>
-                <w:rFonts w:ascii="Times New Roman" w:hAnsi="Times New Roman" w:cs="Times New Roman"/>
-                <w:bCs/>
-                <w:sz w:val="24"/>
-                <w:szCs w:val="24"/>
-                <w:lang w:val="en-US"/>
-              </w:rPr>
-              <w:t>{{</w:t>
-            </w:r>
-            <w:proofErr w:type="spellStart"/>
-            <w:r>
-              <w:rPr>
-                <w:rFonts w:ascii="Times New Roman" w:hAnsi="Times New Roman" w:cs="Times New Roman"/>
-                <w:bCs/>
-                <w:sz w:val="24"/>
-                <w:szCs w:val="24"/>
-                <w:lang w:val="en-US"/>
-              </w:rPr>
-              <w:t>i.methods</w:t>
-            </w:r>
-            <w:proofErr w:type="spellEnd"/>
-            <w:r>
-              <w:rPr>
-                <w:rFonts w:ascii="Times New Roman" w:hAnsi="Times New Roman" w:cs="Times New Roman"/>
-                <w:bCs/>
-                <w:sz w:val="24"/>
-                <w:szCs w:val="24"/>
-                <w:lang w:val="en-US"/>
-              </w:rPr>
-              <w:t>}}</w:t>
-            </w:r>
-          </w:p>
-        </w:tc>
-      </w:tr>
-      <w:tr>
-        <w:tc>
-          <w:tcPr>
-            <w:tcW w:w="9345" w:type="dxa"/>
-            <w:gridSpan w:val="3"/>
-          </w:tcPr>
-          <w:p>
-            <w:pPr>
-              <w:jc w:val="center"/>
-              <w:rPr>
-                <w:rFonts w:ascii="Times New Roman" w:hAnsi="Times New Roman" w:cs="Times New Roman"/>
-                <w:b/>
-                <w:bCs/>
-                <w:sz w:val="24"/>
-                <w:szCs w:val="24"/>
-                <w:lang w:val="en-US"/>
-              </w:rPr>
-            </w:pPr>
-            <w:r>
-              <w:rPr>
-                <w:rFonts w:ascii="Times New Roman" w:hAnsi="Times New Roman" w:cs="Times New Roman"/>
-                <w:b/>
-                <w:bCs/>
-                <w:sz w:val="24"/>
-                <w:szCs w:val="24"/>
-                <w:lang w:val="en-US"/>
-              </w:rPr>
-              <w:t>{%</w:t>
-            </w:r>
-            <w:proofErr w:type="spellStart"/>
-            <w:r>
-              <w:rPr>
-                <w:rFonts w:ascii="Times New Roman" w:hAnsi="Times New Roman" w:cs="Times New Roman"/>
-                <w:b/>
-                <w:bCs/>
-                <w:sz w:val="24"/>
-                <w:szCs w:val="24"/>
-                <w:lang w:val="en-US"/>
-              </w:rPr>
-              <w:t>tr</w:t>
-            </w:r>
-            <w:proofErr w:type="spellEnd"/>
-            <w:r>
-              <w:rPr>
-                <w:rFonts w:ascii="Times New Roman" w:hAnsi="Times New Roman" w:cs="Times New Roman"/>
-                <w:b/>
-                <w:bCs/>
-                <w:sz w:val="24"/>
-                <w:szCs w:val="24"/>
-                <w:lang w:val="en-US"/>
-              </w:rPr>
-              <w:t xml:space="preserve"> </w:t>
-            </w:r>
-            <w:proofErr w:type="spellStart"/>
-            <w:r>
-              <w:rPr>
-                <w:rFonts w:ascii="Times New Roman" w:hAnsi="Times New Roman" w:cs="Times New Roman"/>
-                <w:b/>
-                <w:bCs/>
-                <w:sz w:val="24"/>
-                <w:szCs w:val="24"/>
-                <w:lang w:val="en-US"/>
-              </w:rPr>
-              <w:t>endfor</w:t>
-            </w:r>
-            <w:proofErr w:type="spellEnd"/>
-            <w:r>
-              <w:rPr>
-                <w:rFonts w:ascii="Times New Roman" w:hAnsi="Times New Roman" w:cs="Times New Roman"/>
-                <w:b/>
-                <w:bCs/>
-                <w:sz w:val="24"/>
-                <w:szCs w:val="24"/>
-                <w:lang w:val="en-US"/>
-              </w:rPr>
-              <w:t xml:space="preserve"> %}</w:t>
+              <w:t>{%tr endfor %}</w:t>
             </w:r>
           </w:p>
         </w:tc>
@@ -14031,7 +11745,6 @@
         </w:rPr>
         <w:t xml:space="preserve"> </w:t>
       </w:r>
-      <w:proofErr w:type="spellStart"/>
       <w:r>
         <w:rPr>
           <w:rFonts w:ascii="Times New Roman" w:hAnsi="Times New Roman" w:cs="Times New Roman"/>
@@ -14043,7 +11756,6 @@
         </w:rPr>
         <w:t>i</w:t>
       </w:r>
-      <w:proofErr w:type="spellEnd"/>
       <w:r>
         <w:rPr>
           <w:rFonts w:ascii="Times New Roman" w:hAnsi="Times New Roman" w:cs="Times New Roman"/>
@@ -14121,33 +11833,8 @@
           <w:szCs w:val="24"/>
           <w:lang w:val="en-US"/>
         </w:rPr>
-        <w:t>6.2.2</w:t>
-      </w:r>
-      <w:proofErr w:type="gramStart"/>
-      <w:r>
-        <w:rPr>
-          <w:rFonts w:ascii="Times New Roman" w:hAnsi="Times New Roman" w:cs="Times New Roman"/>
-          <w:b/>
-          <w:bCs/>
-          <w:sz w:val="24"/>
-          <w:szCs w:val="24"/>
-          <w:lang w:val="en-US"/>
-        </w:rPr>
-        <w:t>.{</w:t>
-      </w:r>
-      <w:proofErr w:type="gramEnd"/>
-      <w:r>
-        <w:rPr>
-          <w:rFonts w:ascii="Times New Roman" w:hAnsi="Times New Roman" w:cs="Times New Roman"/>
-          <w:b/>
-          <w:bCs/>
-          <w:sz w:val="24"/>
-          <w:szCs w:val="24"/>
-          <w:lang w:val="en-US"/>
-        </w:rPr>
-        <w:t>{</w:t>
-      </w:r>
-      <w:proofErr w:type="spellStart"/>
+        <w:t>6.2.2.{{</w:t>
+      </w:r>
       <w:r>
         <w:rPr>
           <w:rFonts w:ascii="Times New Roman" w:hAnsi="Times New Roman" w:cs="Times New Roman"/>
@@ -14181,7 +11868,6 @@
         </w:rPr>
         <w:t>number</w:t>
       </w:r>
-      <w:proofErr w:type="spellEnd"/>
       <w:r>
         <w:rPr>
           <w:rFonts w:ascii="Times New Roman" w:hAnsi="Times New Roman" w:cs="Times New Roman"/>
@@ -14202,31 +11888,7 @@
           <w:szCs w:val="24"/>
           <w:lang w:val="en-US"/>
         </w:rPr>
-        <w:t>{{</w:t>
-      </w:r>
-      <w:proofErr w:type="spellStart"/>
-      <w:r>
-        <w:rPr>
-          <w:rFonts w:ascii="Times New Roman" w:hAnsi="Times New Roman" w:cs="Times New Roman"/>
-          <w:b/>
-          <w:bCs/>
-          <w:sz w:val="24"/>
-          <w:szCs w:val="24"/>
-          <w:lang w:val="en-US"/>
-        </w:rPr>
-        <w:t>i.title</w:t>
-      </w:r>
-      <w:proofErr w:type="spellEnd"/>
-      <w:r>
-        <w:rPr>
-          <w:rFonts w:ascii="Times New Roman" w:hAnsi="Times New Roman" w:cs="Times New Roman"/>
-          <w:b/>
-          <w:bCs/>
-          <w:sz w:val="24"/>
-          <w:szCs w:val="24"/>
-          <w:lang w:val="en-US"/>
-        </w:rPr>
-        <w:t>}}</w:t>
+        <w:t>{{i.title}}</w:t>
       </w:r>
     </w:p>
     <w:p>
@@ -14248,29 +11910,7 @@
           <w:szCs w:val="24"/>
           <w:lang w:val="en-US"/>
         </w:rPr>
-        <w:t>{{</w:t>
-      </w:r>
-      <w:proofErr w:type="spellStart"/>
-      <w:r>
-        <w:rPr>
-          <w:rFonts w:ascii="Times New Roman" w:hAnsi="Times New Roman" w:cs="Times New Roman"/>
-          <w:bCs/>
-          <w:sz w:val="24"/>
-          <w:szCs w:val="24"/>
-          <w:lang w:val="en-US"/>
-        </w:rPr>
-        <w:t>i.main</w:t>
-      </w:r>
-      <w:proofErr w:type="spellEnd"/>
-      <w:r>
-        <w:rPr>
-          <w:rFonts w:ascii="Times New Roman" w:hAnsi="Times New Roman" w:cs="Times New Roman"/>
-          <w:bCs/>
-          <w:sz w:val="24"/>
-          <w:szCs w:val="24"/>
-          <w:lang w:val="en-US"/>
-        </w:rPr>
-        <w:t>}}</w:t>
+        <w:t>{{i.main}}</w:t>
       </w:r>
     </w:p>
     <w:p>
@@ -14293,33 +11933,8 @@
           <w:szCs w:val="24"/>
           <w:lang w:val="en-US"/>
         </w:rPr>
-        <w:t>6.2.2</w:t>
-      </w:r>
-      <w:proofErr w:type="gramStart"/>
-      <w:r>
-        <w:rPr>
-          <w:rFonts w:ascii="Times New Roman" w:hAnsi="Times New Roman" w:cs="Times New Roman"/>
-          <w:b/>
-          <w:bCs/>
-          <w:sz w:val="24"/>
-          <w:szCs w:val="24"/>
-          <w:lang w:val="en-US"/>
-        </w:rPr>
-        <w:t>.{</w:t>
-      </w:r>
-      <w:proofErr w:type="gramEnd"/>
-      <w:r>
-        <w:rPr>
-          <w:rFonts w:ascii="Times New Roman" w:hAnsi="Times New Roman" w:cs="Times New Roman"/>
-          <w:b/>
-          <w:bCs/>
-          <w:sz w:val="24"/>
-          <w:szCs w:val="24"/>
-          <w:lang w:val="en-US"/>
-        </w:rPr>
-        <w:t>{</w:t>
-      </w:r>
-      <w:proofErr w:type="spellStart"/>
+        <w:t>6.2.2.{{</w:t>
+      </w:r>
       <w:r>
         <w:rPr>
           <w:rFonts w:ascii="Times New Roman" w:hAnsi="Times New Roman" w:cs="Times New Roman"/>
@@ -14353,7 +11968,6 @@
         </w:rPr>
         <w:t>number</w:t>
       </w:r>
-      <w:proofErr w:type="spellEnd"/>
       <w:r>
         <w:rPr>
           <w:rFonts w:ascii="Times New Roman" w:hAnsi="Times New Roman" w:cs="Times New Roman"/>
@@ -14437,17 +12051,7 @@
           <w:szCs w:val="24"/>
           <w:lang w:val="en-US"/>
         </w:rPr>
-        <w:t>{</w:t>
-      </w:r>
-      <w:proofErr w:type="gramStart"/>
-      <w:r>
-        <w:rPr>
-          <w:rFonts w:ascii="Times New Roman" w:hAnsi="Times New Roman" w:cs="Times New Roman"/>
-          <w:sz w:val="24"/>
-          <w:szCs w:val="24"/>
-          <w:lang w:val="en-US"/>
-        </w:rPr>
-        <w:t>{</w:t>
+        <w:t>{{</w:t>
       </w:r>
       <w:r>
         <w:rPr>
@@ -14458,7 +12062,6 @@
         </w:rPr>
         <w:t xml:space="preserve"> </w:t>
       </w:r>
-      <w:proofErr w:type="spellStart"/>
       <w:r>
         <w:rPr>
           <w:rFonts w:ascii="Times New Roman" w:hAnsi="Times New Roman" w:cs="Times New Roman"/>
@@ -14468,8 +12071,6 @@
         </w:rPr>
         <w:t>i.about</w:t>
       </w:r>
-      <w:proofErr w:type="spellEnd"/>
-      <w:proofErr w:type="gramEnd"/>
       <w:r>
         <w:rPr>
           <w:rFonts w:ascii="Times New Roman" w:hAnsi="Times New Roman" w:cs="Times New Roman"/>
@@ -14540,8 +12141,6 @@
         </w:rPr>
         <w:t xml:space="preserve"> </w:t>
       </w:r>
-      <w:proofErr w:type="spellStart"/>
-      <w:proofErr w:type="gramStart"/>
       <w:r>
         <w:rPr>
           <w:rFonts w:ascii="Times New Roman" w:hAnsi="Times New Roman" w:cs="Times New Roman"/>
@@ -14551,7 +12150,6 @@
         </w:rPr>
         <w:t>i</w:t>
       </w:r>
-      <w:proofErr w:type="spellEnd"/>
       <w:r>
         <w:rPr>
           <w:rFonts w:ascii="Times New Roman" w:hAnsi="Times New Roman" w:cs="Times New Roman"/>
@@ -14575,16 +12173,7 @@
           <w:sz w:val="24"/>
           <w:szCs w:val="24"/>
         </w:rPr>
-        <w:t xml:space="preserve"> !</w:t>
-      </w:r>
-      <w:proofErr w:type="gramEnd"/>
-      <w:r>
-        <w:rPr>
-          <w:rFonts w:ascii="Times New Roman" w:hAnsi="Times New Roman" w:cs="Times New Roman"/>
-          <w:sz w:val="24"/>
-          <w:szCs w:val="24"/>
-        </w:rPr>
-        <w:t>= ‘’ %}</w:t>
+        <w:t xml:space="preserve"> != ‘’ %}</w:t>
       </w:r>
     </w:p>
     <w:p>
@@ -14644,7 +12233,6 @@
           <w:u w:val="single"/>
         </w:rPr>
       </w:pPr>
-      <w:proofErr w:type="gramStart"/>
       <w:r>
         <w:rPr>
           <w:rFonts w:ascii="Times New Roman" w:hAnsi="Times New Roman" w:cs="Times New Roman"/>
@@ -14653,7 +12241,6 @@
         </w:rPr>
         <w:t xml:space="preserve">{{ </w:t>
       </w:r>
-      <w:proofErr w:type="spellStart"/>
       <w:r>
         <w:rPr>
           <w:rFonts w:ascii="Times New Roman" w:hAnsi="Times New Roman" w:cs="Times New Roman"/>
@@ -14663,7 +12250,6 @@
         </w:rPr>
         <w:t>i</w:t>
       </w:r>
-      <w:proofErr w:type="spellEnd"/>
       <w:r>
         <w:rPr>
           <w:rFonts w:ascii="Times New Roman" w:hAnsi="Times New Roman" w:cs="Times New Roman"/>
@@ -14681,7 +12267,6 @@
         </w:rPr>
         <w:t>example</w:t>
       </w:r>
-      <w:proofErr w:type="gramEnd"/>
       <w:r>
         <w:rPr>
           <w:rFonts w:ascii="Times New Roman" w:hAnsi="Times New Roman" w:cs="Times New Roman"/>
@@ -14733,7 +12318,6 @@
         </w:rPr>
         <w:t xml:space="preserve"> </w:t>
       </w:r>
-      <w:proofErr w:type="spellStart"/>
       <w:r>
         <w:rPr>
           <w:rFonts w:ascii="Times New Roman" w:hAnsi="Times New Roman" w:cs="Times New Roman"/>
@@ -14743,7 +12327,6 @@
         </w:rPr>
         <w:t>endif</w:t>
       </w:r>
-      <w:proofErr w:type="spellEnd"/>
       <w:r>
         <w:rPr>
           <w:rFonts w:ascii="Times New Roman" w:hAnsi="Times New Roman" w:cs="Times New Roman"/>
@@ -14773,29 +12356,16 @@
           <w:szCs w:val="24"/>
         </w:rPr>
       </w:pPr>
-      <w:proofErr w:type="gramStart"/>
-      <w:r>
-        <w:rPr>
-          <w:rFonts w:ascii="Times New Roman" w:hAnsi="Times New Roman" w:cs="Times New Roman"/>
-          <w:b/>
-          <w:bCs/>
-          <w:sz w:val="24"/>
-          <w:szCs w:val="24"/>
-        </w:rPr>
-        <w:t>6.2.2.{</w:t>
-      </w:r>
-      <w:proofErr w:type="gramEnd"/>
-      <w:r>
-        <w:rPr>
-          <w:rFonts w:ascii="Times New Roman" w:hAnsi="Times New Roman" w:cs="Times New Roman"/>
-          <w:b/>
-          <w:bCs/>
-          <w:sz w:val="24"/>
-          <w:szCs w:val="24"/>
-        </w:rPr>
-        <w:t>{</w:t>
-      </w:r>
-      <w:proofErr w:type="spellStart"/>
+      <w:r>
+        <w:rPr>
+          <w:rFonts w:ascii="Times New Roman" w:hAnsi="Times New Roman" w:cs="Times New Roman"/>
+          <w:b/>
+          <w:bCs/>
+          <w:sz w:val="24"/>
+          <w:szCs w:val="24"/>
+        </w:rPr>
+        <w:t>6.2.2.{{</w:t>
+      </w:r>
       <w:r>
         <w:rPr>
           <w:rFonts w:ascii="Times New Roman" w:hAnsi="Times New Roman" w:cs="Times New Roman"/>
@@ -14807,7 +12377,6 @@
         </w:rPr>
         <w:t>i</w:t>
       </w:r>
-      <w:proofErr w:type="spellEnd"/>
       <w:r>
         <w:rPr>
           <w:rFonts w:ascii="Times New Roman" w:hAnsi="Times New Roman" w:cs="Times New Roman"/>
@@ -14928,7 +12497,6 @@
         </w:rPr>
         <w:t xml:space="preserve"> </w:t>
       </w:r>
-      <w:proofErr w:type="spellStart"/>
       <w:r>
         <w:rPr>
           <w:rFonts w:ascii="Times New Roman" w:hAnsi="Times New Roman" w:cs="Times New Roman"/>
@@ -14939,7 +12507,6 @@
         </w:rPr>
         <w:t>i</w:t>
       </w:r>
-      <w:proofErr w:type="spellEnd"/>
       <w:r>
         <w:rPr>
           <w:rFonts w:ascii="Times New Roman" w:hAnsi="Times New Roman" w:cs="Times New Roman"/>
@@ -14968,7 +12535,6 @@
         </w:rPr>
         <w:t xml:space="preserve"> == ‘</w:t>
       </w:r>
-      <w:proofErr w:type="spellStart"/>
       <w:r>
         <w:rPr>
           <w:rFonts w:ascii="Times New Roman" w:hAnsi="Times New Roman" w:cs="Times New Roman"/>
@@ -14979,7 +12545,6 @@
         </w:rPr>
         <w:t>zach</w:t>
       </w:r>
-      <w:proofErr w:type="spellEnd"/>
       <w:r>
         <w:rPr>
           <w:rFonts w:ascii="Times New Roman" w:hAnsi="Times New Roman" w:cs="Times New Roman"/>
@@ -15094,27 +12659,7 @@
                 <w:sz w:val="24"/>
                 <w:lang w:val="en-US"/>
               </w:rPr>
-              <w:t>{{</w:t>
-            </w:r>
-            <w:proofErr w:type="spellStart"/>
-            <w:r>
-              <w:rPr>
-                <w:rFonts w:ascii="Times New Roman" w:hAnsi="Times New Roman" w:cs="Times New Roman"/>
-                <w:bCs/>
-                <w:sz w:val="24"/>
-                <w:lang w:val="en-US"/>
-              </w:rPr>
-              <w:t>i.passed</w:t>
-            </w:r>
-            <w:proofErr w:type="spellEnd"/>
-            <w:r>
-              <w:rPr>
-                <w:rFonts w:ascii="Times New Roman" w:hAnsi="Times New Roman" w:cs="Times New Roman"/>
-                <w:bCs/>
-                <w:sz w:val="24"/>
-                <w:lang w:val="en-US"/>
-              </w:rPr>
-              <w:t>}}</w:t>
+              <w:t>{{i.passed}}</w:t>
             </w:r>
           </w:p>
         </w:tc>
@@ -15140,27 +12685,7 @@
                 <w:sz w:val="24"/>
                 <w:lang w:val="en-US"/>
               </w:rPr>
-              <w:t>{{</w:t>
-            </w:r>
-            <w:proofErr w:type="spellStart"/>
-            <w:r>
-              <w:rPr>
-                <w:rFonts w:ascii="Times New Roman" w:hAnsi="Times New Roman" w:cs="Times New Roman"/>
-                <w:bCs/>
-                <w:sz w:val="24"/>
-                <w:lang w:val="en-US"/>
-              </w:rPr>
-              <w:t>i.unpassed</w:t>
-            </w:r>
-            <w:proofErr w:type="spellEnd"/>
-            <w:r>
-              <w:rPr>
-                <w:rFonts w:ascii="Times New Roman" w:hAnsi="Times New Roman" w:cs="Times New Roman"/>
-                <w:bCs/>
-                <w:sz w:val="24"/>
-                <w:lang w:val="en-US"/>
-              </w:rPr>
-              <w:t>}}</w:t>
+              <w:t>{{i.unpassed}}</w:t>
             </w:r>
           </w:p>
         </w:tc>
@@ -15328,27 +12853,7 @@
                 <w:sz w:val="24"/>
                 <w:lang w:val="en-US"/>
               </w:rPr>
-              <w:t>{{</w:t>
-            </w:r>
-            <w:proofErr w:type="spellStart"/>
-            <w:r>
-              <w:rPr>
-                <w:rFonts w:ascii="Times New Roman" w:hAnsi="Times New Roman" w:cs="Times New Roman"/>
-                <w:bCs/>
-                <w:sz w:val="24"/>
-                <w:lang w:val="en-US"/>
-              </w:rPr>
-              <w:t>i.great</w:t>
-            </w:r>
-            <w:proofErr w:type="spellEnd"/>
-            <w:r>
-              <w:rPr>
-                <w:rFonts w:ascii="Times New Roman" w:hAnsi="Times New Roman" w:cs="Times New Roman"/>
-                <w:bCs/>
-                <w:sz w:val="24"/>
-                <w:lang w:val="en-US"/>
-              </w:rPr>
-              <w:t>}}</w:t>
+              <w:t>{{i.great}}</w:t>
             </w:r>
           </w:p>
         </w:tc>
@@ -15374,27 +12879,7 @@
                 <w:sz w:val="24"/>
                 <w:lang w:val="en-US"/>
               </w:rPr>
-              <w:t>{{</w:t>
-            </w:r>
-            <w:proofErr w:type="spellStart"/>
-            <w:r>
-              <w:rPr>
-                <w:rFonts w:ascii="Times New Roman" w:hAnsi="Times New Roman" w:cs="Times New Roman"/>
-                <w:bCs/>
-                <w:sz w:val="24"/>
-                <w:lang w:val="en-US"/>
-              </w:rPr>
-              <w:t>i.good</w:t>
-            </w:r>
-            <w:proofErr w:type="spellEnd"/>
-            <w:r>
-              <w:rPr>
-                <w:rFonts w:ascii="Times New Roman" w:hAnsi="Times New Roman" w:cs="Times New Roman"/>
-                <w:bCs/>
-                <w:sz w:val="24"/>
-                <w:lang w:val="en-US"/>
-              </w:rPr>
-              <w:t>}}</w:t>
+              <w:t>{{i.good}}</w:t>
             </w:r>
           </w:p>
         </w:tc>
@@ -15420,9 +12905,8 @@
                 <w:sz w:val="24"/>
                 <w:lang w:val="en-US"/>
               </w:rPr>
-              <w:t>{{</w:t>
-            </w:r>
-            <w:proofErr w:type="spellStart"/>
+              <w:t>{{i.</w:t>
+            </w:r>
             <w:r>
               <w:rPr>
                 <w:rFonts w:ascii="Times New Roman" w:hAnsi="Times New Roman" w:cs="Times New Roman"/>
@@ -15430,18 +12914,8 @@
                 <w:sz w:val="24"/>
                 <w:lang w:val="en-US"/>
               </w:rPr>
-              <w:t>i.</w:t>
-            </w:r>
-            <w:r>
-              <w:rPr>
-                <w:rFonts w:ascii="Times New Roman" w:hAnsi="Times New Roman" w:cs="Times New Roman"/>
-                <w:bCs/>
-                <w:sz w:val="24"/>
-                <w:lang w:val="en-US"/>
-              </w:rPr>
               <w:t>satisfactorily</w:t>
             </w:r>
-            <w:proofErr w:type="spellEnd"/>
             <w:r>
               <w:rPr>
                 <w:rFonts w:ascii="Times New Roman" w:hAnsi="Times New Roman" w:cs="Times New Roman"/>
@@ -15475,9 +12949,8 @@
                 <w:sz w:val="24"/>
                 <w:lang w:val="en-US"/>
               </w:rPr>
-              <w:t>{{</w:t>
-            </w:r>
-            <w:proofErr w:type="spellStart"/>
+              <w:t>{{i.</w:t>
+            </w:r>
             <w:r>
               <w:rPr>
                 <w:rFonts w:ascii="Times New Roman" w:hAnsi="Times New Roman" w:cs="Times New Roman"/>
@@ -15485,18 +12958,8 @@
                 <w:sz w:val="24"/>
                 <w:lang w:val="en-US"/>
               </w:rPr>
-              <w:t>i.</w:t>
-            </w:r>
-            <w:r>
-              <w:rPr>
-                <w:rFonts w:ascii="Times New Roman" w:hAnsi="Times New Roman" w:cs="Times New Roman"/>
-                <w:bCs/>
-                <w:sz w:val="24"/>
-                <w:lang w:val="en-US"/>
-              </w:rPr>
               <w:t>unsatisfactory</w:t>
             </w:r>
-            <w:proofErr w:type="spellEnd"/>
             <w:r>
               <w:rPr>
                 <w:rFonts w:ascii="Times New Roman" w:hAnsi="Times New Roman" w:cs="Times New Roman"/>
@@ -15529,29 +12992,8 @@
           <w:lang w:val="en-US"/>
         </w:rPr>
         <w:lastRenderedPageBreak/>
-        <w:t xml:space="preserve">{% </w:t>
-      </w:r>
-      <w:proofErr w:type="spellStart"/>
-      <w:r>
-        <w:rPr>
-          <w:rFonts w:ascii="Times New Roman" w:hAnsi="Times New Roman" w:cs="Times New Roman"/>
-          <w:sz w:val="24"/>
-          <w:szCs w:val="24"/>
-          <w:lang w:val="en-US"/>
-        </w:rPr>
-        <w:t>endif</w:t>
-      </w:r>
-      <w:proofErr w:type="spellEnd"/>
-      <w:r>
-        <w:rPr>
-          <w:rFonts w:ascii="Times New Roman" w:hAnsi="Times New Roman" w:cs="Times New Roman"/>
-          <w:sz w:val="24"/>
-          <w:szCs w:val="24"/>
-          <w:lang w:val="en-US"/>
-        </w:rPr>
-        <w:t xml:space="preserve"> </w:t>
-      </w:r>
-      <w:proofErr w:type="gramStart"/>
+        <w:t xml:space="preserve">{% endif </w:t>
+      </w:r>
       <w:r>
         <w:rPr>
           <w:rFonts w:ascii="Times New Roman" w:hAnsi="Times New Roman" w:cs="Times New Roman"/>
@@ -15567,17 +13009,7 @@
           <w:szCs w:val="24"/>
           <w:lang w:val="en-US"/>
         </w:rPr>
-        <w:t>%</w:t>
-      </w:r>
-      <w:proofErr w:type="gramEnd"/>
-      <w:r>
-        <w:rPr>
-          <w:rFonts w:ascii="Times New Roman" w:hAnsi="Times New Roman" w:cs="Times New Roman"/>
-          <w:sz w:val="24"/>
-          <w:szCs w:val="24"/>
-          <w:lang w:val="en-US"/>
-        </w:rPr>
-        <w:t>}</w:t>
+        <w:t>%}</w:t>
       </w:r>
     </w:p>
     <w:p>
@@ -15623,33 +13055,8 @@
           <w:szCs w:val="24"/>
           <w:lang w:val="en-US"/>
         </w:rPr>
-        <w:t xml:space="preserve"> </w:t>
-      </w:r>
-      <w:proofErr w:type="spellStart"/>
-      <w:r>
-        <w:rPr>
-          <w:rFonts w:ascii="Times New Roman" w:hAnsi="Times New Roman" w:cs="Times New Roman"/>
-          <w:b/>
-          <w:bCs/>
-          <w:sz w:val="24"/>
-          <w:szCs w:val="24"/>
-          <w:lang w:val="en-US"/>
-        </w:rPr>
-        <w:t>endfor</w:t>
-      </w:r>
-      <w:proofErr w:type="spellEnd"/>
-      <w:r>
-        <w:rPr>
-          <w:rFonts w:ascii="Times New Roman" w:hAnsi="Times New Roman" w:cs="Times New Roman"/>
-          <w:b/>
-          <w:bCs/>
-          <w:sz w:val="24"/>
-          <w:szCs w:val="24"/>
-          <w:lang w:val="en-US"/>
-        </w:rPr>
-        <w:t xml:space="preserve"> </w:t>
-      </w:r>
-      <w:proofErr w:type="gramStart"/>
+        <w:t xml:space="preserve"> endfor </w:t>
+      </w:r>
       <w:r>
         <w:rPr>
           <w:rFonts w:ascii="Times New Roman" w:hAnsi="Times New Roman" w:cs="Times New Roman"/>
@@ -15669,19 +13076,7 @@
           <w:szCs w:val="24"/>
           <w:lang w:val="en-US"/>
         </w:rPr>
-        <w:t>%</w:t>
-      </w:r>
-      <w:proofErr w:type="gramEnd"/>
-      <w:r>
-        <w:rPr>
-          <w:rFonts w:ascii="Times New Roman" w:hAnsi="Times New Roman" w:cs="Times New Roman"/>
-          <w:b/>
-          <w:bCs/>
-          <w:sz w:val="24"/>
-          <w:szCs w:val="24"/>
-          <w:lang w:val="en-US"/>
-        </w:rPr>
-        <w:t>}</w:t>
+        <w:t>%}</w:t>
       </w:r>
     </w:p>
     <w:p>
@@ -15796,29 +13191,8 @@
           <w:szCs w:val="24"/>
           <w:lang w:val="en-US"/>
         </w:rPr>
-        <w:t xml:space="preserve"> for </w:t>
-      </w:r>
-      <w:proofErr w:type="spellStart"/>
-      <w:r>
-        <w:rPr>
-          <w:rFonts w:ascii="Times New Roman" w:hAnsi="Times New Roman" w:cs="Times New Roman"/>
-          <w:sz w:val="24"/>
-          <w:szCs w:val="24"/>
-          <w:lang w:val="en-US"/>
-        </w:rPr>
-        <w:t>i</w:t>
-      </w:r>
-      <w:proofErr w:type="spellEnd"/>
-      <w:r>
-        <w:rPr>
-          <w:rFonts w:ascii="Times New Roman" w:hAnsi="Times New Roman" w:cs="Times New Roman"/>
-          <w:sz w:val="24"/>
-          <w:szCs w:val="24"/>
-          <w:lang w:val="en-US"/>
-        </w:rPr>
-        <w:t xml:space="preserve"> in </w:t>
-      </w:r>
-      <w:proofErr w:type="spellStart"/>
+        <w:t xml:space="preserve"> for i in </w:t>
+      </w:r>
       <w:r>
         <w:rPr>
           <w:rFonts w:ascii="Times New Roman" w:hAnsi="Times New Roman" w:cs="Times New Roman"/>
@@ -15828,7 +13202,6 @@
         </w:rPr>
         <w:t>main_library</w:t>
       </w:r>
-      <w:proofErr w:type="spellEnd"/>
       <w:r>
         <w:rPr>
           <w:rFonts w:ascii="Times New Roman" w:hAnsi="Times New Roman" w:cs="Times New Roman"/>
@@ -15856,27 +13229,43 @@
           <w:szCs w:val="24"/>
           <w:lang w:val="en-US"/>
         </w:rPr>
+        <w:t>{{i.number}}</w:t>
+      </w:r>
+      <w:r>
+        <w:rPr>
+          <w:rFonts w:ascii="Times New Roman" w:hAnsi="Times New Roman" w:cs="Times New Roman"/>
+          <w:sz w:val="24"/>
+          <w:szCs w:val="24"/>
+          <w:lang w:val="en-US"/>
+        </w:rPr>
+        <w:t>.</w:t>
+      </w:r>
+      <w:r>
+        <w:rPr>
+          <w:rFonts w:ascii="Times New Roman" w:hAnsi="Times New Roman" w:cs="Times New Roman"/>
+          <w:sz w:val="24"/>
+          <w:szCs w:val="24"/>
+          <w:lang w:val="en-US"/>
+        </w:rPr>
+        <w:t xml:space="preserve"> </w:t>
+      </w:r>
+      <w:r>
+        <w:rPr>
+          <w:rFonts w:ascii="Times New Roman" w:hAnsi="Times New Roman" w:cs="Times New Roman"/>
+          <w:sz w:val="24"/>
+          <w:szCs w:val="24"/>
+          <w:lang w:val="en-US"/>
+        </w:rPr>
         <w:t>{{</w:t>
       </w:r>
-      <w:proofErr w:type="spellStart"/>
-      <w:r>
-        <w:rPr>
-          <w:rFonts w:ascii="Times New Roman" w:hAnsi="Times New Roman" w:cs="Times New Roman"/>
-          <w:sz w:val="24"/>
-          <w:szCs w:val="24"/>
-          <w:lang w:val="en-US"/>
-        </w:rPr>
-        <w:t>i.number</w:t>
-      </w:r>
-      <w:proofErr w:type="spellEnd"/>
-      <w:r>
-        <w:rPr>
-          <w:rFonts w:ascii="Times New Roman" w:hAnsi="Times New Roman" w:cs="Times New Roman"/>
-          <w:sz w:val="24"/>
-          <w:szCs w:val="24"/>
-          <w:lang w:val="en-US"/>
-        </w:rPr>
-        <w:t>}}</w:t>
+      <w:r>
+        <w:rPr>
+          <w:rFonts w:ascii="Times New Roman" w:hAnsi="Times New Roman" w:cs="Times New Roman"/>
+          <w:sz w:val="24"/>
+          <w:szCs w:val="24"/>
+          <w:lang w:val="en-US"/>
+        </w:rPr>
+        <w:t>i</w:t>
       </w:r>
       <w:r>
         <w:rPr>
@@ -15894,43 +13283,6 @@
           <w:szCs w:val="24"/>
           <w:lang w:val="en-US"/>
         </w:rPr>
-        <w:t xml:space="preserve"> </w:t>
-      </w:r>
-      <w:r>
-        <w:rPr>
-          <w:rFonts w:ascii="Times New Roman" w:hAnsi="Times New Roman" w:cs="Times New Roman"/>
-          <w:sz w:val="24"/>
-          <w:szCs w:val="24"/>
-          <w:lang w:val="en-US"/>
-        </w:rPr>
-        <w:t>{{</w:t>
-      </w:r>
-      <w:proofErr w:type="spellStart"/>
-      <w:r>
-        <w:rPr>
-          <w:rFonts w:ascii="Times New Roman" w:hAnsi="Times New Roman" w:cs="Times New Roman"/>
-          <w:sz w:val="24"/>
-          <w:szCs w:val="24"/>
-          <w:lang w:val="en-US"/>
-        </w:rPr>
-        <w:t>i</w:t>
-      </w:r>
-      <w:r>
-        <w:rPr>
-          <w:rFonts w:ascii="Times New Roman" w:hAnsi="Times New Roman" w:cs="Times New Roman"/>
-          <w:sz w:val="24"/>
-          <w:szCs w:val="24"/>
-          <w:lang w:val="en-US"/>
-        </w:rPr>
-        <w:t>.</w:t>
-      </w:r>
-      <w:r>
-        <w:rPr>
-          <w:rFonts w:ascii="Times New Roman" w:hAnsi="Times New Roman" w:cs="Times New Roman"/>
-          <w:sz w:val="24"/>
-          <w:szCs w:val="24"/>
-          <w:lang w:val="en-US"/>
-        </w:rPr>
         <w:t>bib</w:t>
       </w:r>
       <w:r>
@@ -15951,7 +13303,6 @@
         </w:rPr>
         <w:t>disc</w:t>
       </w:r>
-      <w:proofErr w:type="spellEnd"/>
       <w:r>
         <w:rPr>
           <w:rFonts w:ascii="Times New Roman" w:hAnsi="Times New Roman" w:cs="Times New Roman"/>
@@ -15996,7 +13347,6 @@
         </w:rPr>
         <w:t xml:space="preserve"> </w:t>
       </w:r>
-      <w:proofErr w:type="spellStart"/>
       <w:r>
         <w:rPr>
           <w:rFonts w:ascii="Times New Roman" w:hAnsi="Times New Roman" w:cs="Times New Roman"/>
@@ -16006,7 +13356,6 @@
         </w:rPr>
         <w:t>endfor</w:t>
       </w:r>
-      <w:proofErr w:type="spellEnd"/>
       <w:r>
         <w:rPr>
           <w:rFonts w:ascii="Times New Roman" w:hAnsi="Times New Roman" w:cs="Times New Roman"/>
@@ -16162,37 +13511,7 @@
           <w:szCs w:val="24"/>
           <w:lang w:val="en-US"/>
         </w:rPr>
-        <w:t xml:space="preserve"> for </w:t>
-      </w:r>
-      <w:proofErr w:type="spellStart"/>
-      <w:r>
-        <w:rPr>
-          <w:rFonts w:ascii="Times New Roman" w:hAnsi="Times New Roman" w:cs="Times New Roman"/>
-          <w:sz w:val="24"/>
-          <w:szCs w:val="24"/>
-          <w:lang w:val="en-US"/>
-        </w:rPr>
-        <w:t>i</w:t>
-      </w:r>
-      <w:proofErr w:type="spellEnd"/>
-      <w:r>
-        <w:rPr>
-          <w:rFonts w:ascii="Times New Roman" w:hAnsi="Times New Roman" w:cs="Times New Roman"/>
-          <w:sz w:val="24"/>
-          <w:szCs w:val="24"/>
-          <w:lang w:val="en-US"/>
-        </w:rPr>
-        <w:t xml:space="preserve"> in </w:t>
-      </w:r>
-      <w:proofErr w:type="spellStart"/>
-      <w:r>
-        <w:rPr>
-          <w:rFonts w:ascii="Times New Roman" w:hAnsi="Times New Roman" w:cs="Times New Roman"/>
-          <w:sz w:val="24"/>
-          <w:szCs w:val="24"/>
-          <w:lang w:val="en-US"/>
-        </w:rPr>
-        <w:t>additional</w:t>
+        <w:t xml:space="preserve"> for i in additional</w:t>
       </w:r>
       <w:r>
         <w:rPr>
@@ -16203,7 +13522,6 @@
         </w:rPr>
         <w:t>_library</w:t>
       </w:r>
-      <w:proofErr w:type="spellEnd"/>
       <w:r>
         <w:rPr>
           <w:rFonts w:ascii="Times New Roman" w:hAnsi="Times New Roman" w:cs="Times New Roman"/>
@@ -16231,27 +13549,7 @@
           <w:szCs w:val="24"/>
           <w:lang w:val="en-US"/>
         </w:rPr>
-        <w:t>{{</w:t>
-      </w:r>
-      <w:proofErr w:type="spellStart"/>
-      <w:r>
-        <w:rPr>
-          <w:rFonts w:ascii="Times New Roman" w:hAnsi="Times New Roman" w:cs="Times New Roman"/>
-          <w:sz w:val="24"/>
-          <w:szCs w:val="24"/>
-          <w:lang w:val="en-US"/>
-        </w:rPr>
-        <w:t>i.number</w:t>
-      </w:r>
-      <w:proofErr w:type="spellEnd"/>
-      <w:r>
-        <w:rPr>
-          <w:rFonts w:ascii="Times New Roman" w:hAnsi="Times New Roman" w:cs="Times New Roman"/>
-          <w:sz w:val="24"/>
-          <w:szCs w:val="24"/>
-          <w:lang w:val="en-US"/>
-        </w:rPr>
-        <w:t>}}</w:t>
+        <w:t>{{i.number}}</w:t>
       </w:r>
       <w:r>
         <w:rPr>
@@ -16269,27 +13567,7 @@
           <w:szCs w:val="24"/>
           <w:lang w:val="en-US"/>
         </w:rPr>
-        <w:t xml:space="preserve"> {{</w:t>
-      </w:r>
-      <w:proofErr w:type="spellStart"/>
-      <w:r>
-        <w:rPr>
-          <w:rFonts w:ascii="Times New Roman" w:hAnsi="Times New Roman" w:cs="Times New Roman"/>
-          <w:sz w:val="24"/>
-          <w:szCs w:val="24"/>
-          <w:lang w:val="en-US"/>
-        </w:rPr>
-        <w:t>i.bib_disc</w:t>
-      </w:r>
-      <w:proofErr w:type="spellEnd"/>
-      <w:r>
-        <w:rPr>
-          <w:rFonts w:ascii="Times New Roman" w:hAnsi="Times New Roman" w:cs="Times New Roman"/>
-          <w:sz w:val="24"/>
-          <w:szCs w:val="24"/>
-          <w:lang w:val="en-US"/>
-        </w:rPr>
-        <w:t xml:space="preserve">}} </w:t>
+        <w:t xml:space="preserve"> {{i.bib_disc}} </w:t>
       </w:r>
     </w:p>
     <w:p>
@@ -16326,7 +13604,6 @@
         </w:rPr>
         <w:t xml:space="preserve"> </w:t>
       </w:r>
-      <w:proofErr w:type="spellStart"/>
       <w:r>
         <w:rPr>
           <w:rFonts w:ascii="Times New Roman" w:hAnsi="Times New Roman" w:cs="Times New Roman"/>
@@ -16336,7 +13613,6 @@
         </w:rPr>
         <w:t>endfor</w:t>
       </w:r>
-      <w:proofErr w:type="spellEnd"/>
       <w:r>
         <w:rPr>
           <w:rFonts w:ascii="Times New Roman" w:hAnsi="Times New Roman" w:cs="Times New Roman"/>
@@ -16428,7 +13704,6 @@
           <w:szCs w:val="24"/>
         </w:rPr>
       </w:pPr>
-      <w:proofErr w:type="gramStart"/>
       <w:r>
         <w:rPr>
           <w:rFonts w:ascii="Times New Roman" w:hAnsi="Times New Roman" w:cs="Times New Roman"/>
@@ -16463,7 +13738,6 @@
         </w:rPr>
         <w:t>web</w:t>
       </w:r>
-      <w:proofErr w:type="gramEnd"/>
       <w:r>
         <w:rPr>
           <w:rFonts w:ascii="Times New Roman" w:hAnsi="Times New Roman" w:cs="Times New Roman"/>
@@ -16515,7 +13789,6 @@
           <w:szCs w:val="24"/>
         </w:rPr>
       </w:pPr>
-      <w:proofErr w:type="gramStart"/>
       <w:r>
         <w:rPr>
           <w:rFonts w:ascii="Times New Roman" w:hAnsi="Times New Roman" w:cs="Times New Roman"/>
@@ -16541,7 +13814,6 @@
         </w:rPr>
         <w:t>.</w:t>
       </w:r>
-      <w:proofErr w:type="spellStart"/>
       <w:r>
         <w:rPr>
           <w:rFonts w:ascii="Times New Roman" w:hAnsi="Times New Roman" w:cs="Times New Roman"/>
@@ -16551,8 +13823,6 @@
         </w:rPr>
         <w:t>bd</w:t>
       </w:r>
-      <w:proofErr w:type="spellEnd"/>
-      <w:proofErr w:type="gramEnd"/>
       <w:r>
         <w:rPr>
           <w:rFonts w:ascii="Times New Roman" w:hAnsi="Times New Roman" w:cs="Times New Roman"/>
@@ -16645,29 +13915,7 @@
           <w:szCs w:val="24"/>
           <w:lang w:val="en-US"/>
         </w:rPr>
-        <w:t xml:space="preserve">for </w:t>
-      </w:r>
-      <w:proofErr w:type="spellStart"/>
-      <w:r>
-        <w:rPr>
-          <w:rFonts w:ascii="Times New Roman" w:hAnsi="Times New Roman" w:cs="Times New Roman"/>
-          <w:bCs/>
-          <w:sz w:val="24"/>
-          <w:szCs w:val="24"/>
-          <w:lang w:val="en-US"/>
-        </w:rPr>
-        <w:t>i</w:t>
-      </w:r>
-      <w:proofErr w:type="spellEnd"/>
-      <w:r>
-        <w:rPr>
-          <w:rFonts w:ascii="Times New Roman" w:hAnsi="Times New Roman" w:cs="Times New Roman"/>
-          <w:bCs/>
-          <w:sz w:val="24"/>
-          <w:szCs w:val="24"/>
-          <w:lang w:val="en-US"/>
-        </w:rPr>
-        <w:t xml:space="preserve"> in </w:t>
+        <w:t xml:space="preserve">for i in </w:t>
       </w:r>
       <w:r>
         <w:rPr>
@@ -16709,40 +13957,17 @@
           <w:szCs w:val="24"/>
           <w:lang w:val="en-US"/>
         </w:rPr>
+        <w:t xml:space="preserve">{{i.number}}. </w:t>
+      </w:r>
+      <w:r>
+        <w:rPr>
+          <w:rFonts w:ascii="Times New Roman" w:hAnsi="Times New Roman" w:cs="Times New Roman"/>
+          <w:bCs/>
+          <w:sz w:val="24"/>
+          <w:szCs w:val="24"/>
+        </w:rPr>
         <w:t>{{</w:t>
       </w:r>
-      <w:proofErr w:type="spellStart"/>
-      <w:r>
-        <w:rPr>
-          <w:rFonts w:ascii="Times New Roman" w:hAnsi="Times New Roman" w:cs="Times New Roman"/>
-          <w:bCs/>
-          <w:sz w:val="24"/>
-          <w:szCs w:val="24"/>
-          <w:lang w:val="en-US"/>
-        </w:rPr>
-        <w:t>i.number</w:t>
-      </w:r>
-      <w:proofErr w:type="spellEnd"/>
-      <w:r>
-        <w:rPr>
-          <w:rFonts w:ascii="Times New Roman" w:hAnsi="Times New Roman" w:cs="Times New Roman"/>
-          <w:bCs/>
-          <w:sz w:val="24"/>
-          <w:szCs w:val="24"/>
-          <w:lang w:val="en-US"/>
-        </w:rPr>
-        <w:t xml:space="preserve">}}. </w:t>
-      </w:r>
-      <w:r>
-        <w:rPr>
-          <w:rFonts w:ascii="Times New Roman" w:hAnsi="Times New Roman" w:cs="Times New Roman"/>
-          <w:bCs/>
-          <w:sz w:val="24"/>
-          <w:szCs w:val="24"/>
-        </w:rPr>
-        <w:t>{{</w:t>
-      </w:r>
-      <w:proofErr w:type="spellStart"/>
       <w:r>
         <w:rPr>
           <w:rFonts w:ascii="Times New Roman" w:hAnsi="Times New Roman" w:cs="Times New Roman"/>
@@ -16753,7 +13978,6 @@
         </w:rPr>
         <w:t>i</w:t>
       </w:r>
-      <w:proofErr w:type="spellEnd"/>
       <w:r>
         <w:rPr>
           <w:rFonts w:ascii="Times New Roman" w:hAnsi="Times New Roman" w:cs="Times New Roman"/>
@@ -16821,7 +14045,6 @@
         </w:rPr>
         <w:t xml:space="preserve"> </w:t>
       </w:r>
-      <w:proofErr w:type="spellStart"/>
       <w:r>
         <w:rPr>
           <w:rFonts w:ascii="Times New Roman" w:hAnsi="Times New Roman" w:cs="Times New Roman"/>
@@ -16832,7 +14055,6 @@
         </w:rPr>
         <w:t>endfor</w:t>
       </w:r>
-      <w:proofErr w:type="spellEnd"/>
       <w:r>
         <w:rPr>
           <w:rFonts w:ascii="Times New Roman" w:hAnsi="Times New Roman" w:cs="Times New Roman"/>
@@ -16935,7 +14157,6 @@
         </w:rPr>
         <w:t xml:space="preserve"> </w:t>
       </w:r>
-      <w:proofErr w:type="spellStart"/>
       <w:r>
         <w:rPr>
           <w:rFonts w:ascii="Times New Roman" w:hAnsi="Times New Roman" w:cs="Times New Roman"/>
@@ -16946,7 +14167,6 @@
         </w:rPr>
         <w:t>i</w:t>
       </w:r>
-      <w:proofErr w:type="spellEnd"/>
       <w:r>
         <w:rPr>
           <w:rFonts w:ascii="Times New Roman" w:hAnsi="Times New Roman" w:cs="Times New Roman"/>
@@ -17019,7 +14239,6 @@
         </w:rPr>
         <w:t>{{</w:t>
       </w:r>
-      <w:proofErr w:type="spellStart"/>
       <w:r>
         <w:rPr>
           <w:rFonts w:ascii="Times New Roman" w:hAnsi="Times New Roman" w:cs="Times New Roman"/>
@@ -17050,7 +14269,6 @@
         </w:rPr>
         <w:t>number</w:t>
       </w:r>
-      <w:proofErr w:type="spellEnd"/>
       <w:r>
         <w:rPr>
           <w:rFonts w:ascii="Times New Roman" w:hAnsi="Times New Roman" w:cs="Times New Roman"/>
@@ -17110,29 +14328,7 @@
           <w:szCs w:val="24"/>
           <w:lang w:val="en-US"/>
         </w:rPr>
-        <w:t xml:space="preserve"> </w:t>
-      </w:r>
-      <w:proofErr w:type="spellStart"/>
-      <w:r>
-        <w:rPr>
-          <w:rFonts w:ascii="Times New Roman" w:hAnsi="Times New Roman" w:cs="Times New Roman"/>
-          <w:bCs/>
-          <w:sz w:val="24"/>
-          <w:szCs w:val="24"/>
-          <w:lang w:val="en-US"/>
-        </w:rPr>
-        <w:t>endfor</w:t>
-      </w:r>
-      <w:proofErr w:type="spellEnd"/>
-      <w:r>
-        <w:rPr>
-          <w:rFonts w:ascii="Times New Roman" w:hAnsi="Times New Roman" w:cs="Times New Roman"/>
-          <w:bCs/>
-          <w:sz w:val="24"/>
-          <w:szCs w:val="24"/>
-          <w:lang w:val="en-US"/>
-        </w:rPr>
-        <w:t xml:space="preserve"> %}</w:t>
+        <w:t xml:space="preserve"> endfor %}</w:t>
       </w:r>
     </w:p>
     <w:sectPr>
@@ -17149,7 +14345,7 @@
 </file>
 
 <file path=word/endnotes.xml><?xml version="1.0" encoding="utf-8"?>
-<w:endnotes xmlns:wpc="http://schemas.microsoft.com/office/word/2010/wordprocessingCanvas" xmlns:mc="http://schemas.openxmlformats.org/markup-compatibility/2006" xmlns:o="urn:schemas-microsoft-com:office:office" xmlns:r="http://schemas.openxmlformats.org/officeDocument/2006/relationships" xmlns:m="http://schemas.openxmlformats.org/officeDocument/2006/math" xmlns:v="urn:schemas-microsoft-com:vml" xmlns:wp14="http://schemas.microsoft.com/office/word/2010/wordprocessingDrawing" xmlns:wp="http://schemas.openxmlformats.org/drawingml/2006/wordprocessingDrawing" xmlns:w10="urn:schemas-microsoft-com:office:word" xmlns:w="http://schemas.openxmlformats.org/wordprocessingml/2006/main" xmlns:w14="http://schemas.microsoft.com/office/word/2010/wordml" xmlns:w15="http://schemas.microsoft.com/office/word/2012/wordml" xmlns:wpg="http://schemas.microsoft.com/office/word/2010/wordprocessingGroup" xmlns:wpi="http://schemas.microsoft.com/office/word/2010/wordprocessingInk" xmlns:wne="http://schemas.microsoft.com/office/word/2006/wordml" xmlns:wps="http://schemas.microsoft.com/office/word/2010/wordprocessingShape" mc:Ignorable="w14 w15 wp14">
+<w:endnotes xmlns:wpc="http://schemas.microsoft.com/office/word/2010/wordprocessingCanvas" xmlns:cx="http://schemas.microsoft.com/office/drawing/2014/chartex" xmlns:cx1="http://schemas.microsoft.com/office/drawing/2015/9/8/chartex" xmlns:cx2="http://schemas.microsoft.com/office/drawing/2015/10/21/chartex" xmlns:cx3="http://schemas.microsoft.com/office/drawing/2016/5/9/chartex" xmlns:cx4="http://schemas.microsoft.com/office/drawing/2016/5/10/chartex" xmlns:cx5="http://schemas.microsoft.com/office/drawing/2016/5/11/chartex" xmlns:cx6="http://schemas.microsoft.com/office/drawing/2016/5/12/chartex" xmlns:cx7="http://schemas.microsoft.com/office/drawing/2016/5/13/chartex" xmlns:cx8="http://schemas.microsoft.com/office/drawing/2016/5/14/chartex" xmlns:mc="http://schemas.openxmlformats.org/markup-compatibility/2006" xmlns:aink="http://schemas.microsoft.com/office/drawing/2016/ink" xmlns:am3d="http://schemas.microsoft.com/office/drawing/2017/model3d" xmlns:o="urn:schemas-microsoft-com:office:office" xmlns:oel="http://schemas.microsoft.com/office/2019/extlst" xmlns:r="http://schemas.openxmlformats.org/officeDocument/2006/relationships" xmlns:m="http://schemas.openxmlformats.org/officeDocument/2006/math" xmlns:v="urn:schemas-microsoft-com:vml" xmlns:wp14="http://schemas.microsoft.com/office/word/2010/wordprocessingDrawing" xmlns:wp="http://schemas.openxmlformats.org/drawingml/2006/wordprocessingDrawing" xmlns:w10="urn:schemas-microsoft-com:office:word" xmlns:w="http://schemas.openxmlformats.org/wordprocessingml/2006/main" xmlns:w14="http://schemas.microsoft.com/office/word/2010/wordml" xmlns:w15="http://schemas.microsoft.com/office/word/2012/wordml" xmlns:w16cex="http://schemas.microsoft.com/office/word/2018/wordml/cex" xmlns:w16cid="http://schemas.microsoft.com/office/word/2016/wordml/cid" xmlns:w16="http://schemas.microsoft.com/office/word/2018/wordml" xmlns:w16du="http://schemas.microsoft.com/office/word/2023/wordml/word16du" xmlns:w16sdtdh="http://schemas.microsoft.com/office/word/2020/wordml/sdtdatahash" xmlns:w16sdtfl="http://schemas.microsoft.com/office/word/2024/wordml/sdtformatlock" xmlns:w16se="http://schemas.microsoft.com/office/word/2015/wordml/symex" xmlns:wpg="http://schemas.microsoft.com/office/word/2010/wordprocessingGroup" xmlns:wpi="http://schemas.microsoft.com/office/word/2010/wordprocessingInk" xmlns:wne="http://schemas.microsoft.com/office/word/2006/wordml" xmlns:wps="http://schemas.microsoft.com/office/word/2010/wordprocessingShape" mc:Ignorable="w14 w15 w16se w16cid w16 w16cex w16sdtdh w16sdtfl w16du wp14">
   <w:endnote w:type="separator" w:id="-1">
     <w:p>
       <w:pPr>
@@ -17174,7 +14370,7 @@
 </file>
 
 <file path=word/footer1.xml><?xml version="1.0" encoding="utf-8"?>
-<w:ftr xmlns:wpc="http://schemas.microsoft.com/office/word/2010/wordprocessingCanvas" xmlns:mc="http://schemas.openxmlformats.org/markup-compatibility/2006" xmlns:o="urn:schemas-microsoft-com:office:office" xmlns:r="http://schemas.openxmlformats.org/officeDocument/2006/relationships" xmlns:m="http://schemas.openxmlformats.org/officeDocument/2006/math" xmlns:v="urn:schemas-microsoft-com:vml" xmlns:wp14="http://schemas.microsoft.com/office/word/2010/wordprocessingDrawing" xmlns:wp="http://schemas.openxmlformats.org/drawingml/2006/wordprocessingDrawing" xmlns:w10="urn:schemas-microsoft-com:office:word" xmlns:w="http://schemas.openxmlformats.org/wordprocessingml/2006/main" xmlns:w14="http://schemas.microsoft.com/office/word/2010/wordml" xmlns:w15="http://schemas.microsoft.com/office/word/2012/wordml" xmlns:wpg="http://schemas.microsoft.com/office/word/2010/wordprocessingGroup" xmlns:wpi="http://schemas.microsoft.com/office/word/2010/wordprocessingInk" xmlns:wne="http://schemas.microsoft.com/office/word/2006/wordml" xmlns:wps="http://schemas.microsoft.com/office/word/2010/wordprocessingShape" mc:Ignorable="w14 w15 wp14">
+<w:ftr xmlns:wpc="http://schemas.microsoft.com/office/word/2010/wordprocessingCanvas" xmlns:cx="http://schemas.microsoft.com/office/drawing/2014/chartex" xmlns:cx1="http://schemas.microsoft.com/office/drawing/2015/9/8/chartex" xmlns:cx2="http://schemas.microsoft.com/office/drawing/2015/10/21/chartex" xmlns:cx3="http://schemas.microsoft.com/office/drawing/2016/5/9/chartex" xmlns:cx4="http://schemas.microsoft.com/office/drawing/2016/5/10/chartex" xmlns:cx5="http://schemas.microsoft.com/office/drawing/2016/5/11/chartex" xmlns:cx6="http://schemas.microsoft.com/office/drawing/2016/5/12/chartex" xmlns:cx7="http://schemas.microsoft.com/office/drawing/2016/5/13/chartex" xmlns:cx8="http://schemas.microsoft.com/office/drawing/2016/5/14/chartex" xmlns:mc="http://schemas.openxmlformats.org/markup-compatibility/2006" xmlns:aink="http://schemas.microsoft.com/office/drawing/2016/ink" xmlns:am3d="http://schemas.microsoft.com/office/drawing/2017/model3d" xmlns:o="urn:schemas-microsoft-com:office:office" xmlns:oel="http://schemas.microsoft.com/office/2019/extlst" xmlns:r="http://schemas.openxmlformats.org/officeDocument/2006/relationships" xmlns:m="http://schemas.openxmlformats.org/officeDocument/2006/math" xmlns:v="urn:schemas-microsoft-com:vml" xmlns:wp14="http://schemas.microsoft.com/office/word/2010/wordprocessingDrawing" xmlns:wp="http://schemas.openxmlformats.org/drawingml/2006/wordprocessingDrawing" xmlns:w10="urn:schemas-microsoft-com:office:word" xmlns:w="http://schemas.openxmlformats.org/wordprocessingml/2006/main" xmlns:w14="http://schemas.microsoft.com/office/word/2010/wordml" xmlns:w15="http://schemas.microsoft.com/office/word/2012/wordml" xmlns:w16cex="http://schemas.microsoft.com/office/word/2018/wordml/cex" xmlns:w16cid="http://schemas.microsoft.com/office/word/2016/wordml/cid" xmlns:w16="http://schemas.microsoft.com/office/word/2018/wordml" xmlns:w16du="http://schemas.microsoft.com/office/word/2023/wordml/word16du" xmlns:w16sdtdh="http://schemas.microsoft.com/office/word/2020/wordml/sdtdatahash" xmlns:w16sdtfl="http://schemas.microsoft.com/office/word/2024/wordml/sdtformatlock" xmlns:w16se="http://schemas.microsoft.com/office/word/2015/wordml/symex" xmlns:wpg="http://schemas.microsoft.com/office/word/2010/wordprocessingGroup" xmlns:wpi="http://schemas.microsoft.com/office/word/2010/wordprocessingInk" xmlns:wne="http://schemas.microsoft.com/office/word/2006/wordml" xmlns:wps="http://schemas.microsoft.com/office/word/2010/wordprocessingShape" mc:Ignorable="w14 w15 w16se w16cid w16 w16cex w16sdtdh w16sdtfl w16du wp14">
   <w:sdt>
     <w:sdtPr>
       <w:id w:val="1344050656"/>
@@ -17183,7 +14379,6 @@
         <w:docPartUnique/>
       </w:docPartObj>
     </w:sdtPr>
-    <w:sdtEndPr/>
     <w:sdtContent>
       <w:p>
         <w:pPr>
@@ -17242,7 +14437,7 @@
 </file>
 
 <file path=word/footer2.xml><?xml version="1.0" encoding="utf-8"?>
-<w:ftr xmlns:wpc="http://schemas.microsoft.com/office/word/2010/wordprocessingCanvas" xmlns:mc="http://schemas.openxmlformats.org/markup-compatibility/2006" xmlns:o="urn:schemas-microsoft-com:office:office" xmlns:r="http://schemas.openxmlformats.org/officeDocument/2006/relationships" xmlns:m="http://schemas.openxmlformats.org/officeDocument/2006/math" xmlns:v="urn:schemas-microsoft-com:vml" xmlns:wp14="http://schemas.microsoft.com/office/word/2010/wordprocessingDrawing" xmlns:wp="http://schemas.openxmlformats.org/drawingml/2006/wordprocessingDrawing" xmlns:w10="urn:schemas-microsoft-com:office:word" xmlns:w="http://schemas.openxmlformats.org/wordprocessingml/2006/main" xmlns:w14="http://schemas.microsoft.com/office/word/2010/wordml" xmlns:w15="http://schemas.microsoft.com/office/word/2012/wordml" xmlns:wpg="http://schemas.microsoft.com/office/word/2010/wordprocessingGroup" xmlns:wpi="http://schemas.microsoft.com/office/word/2010/wordprocessingInk" xmlns:wne="http://schemas.microsoft.com/office/word/2006/wordml" xmlns:wps="http://schemas.microsoft.com/office/word/2010/wordprocessingShape" mc:Ignorable="w14 w15 wp14">
+<w:ftr xmlns:wpc="http://schemas.microsoft.com/office/word/2010/wordprocessingCanvas" xmlns:cx="http://schemas.microsoft.com/office/drawing/2014/chartex" xmlns:cx1="http://schemas.microsoft.com/office/drawing/2015/9/8/chartex" xmlns:cx2="http://schemas.microsoft.com/office/drawing/2015/10/21/chartex" xmlns:cx3="http://schemas.microsoft.com/office/drawing/2016/5/9/chartex" xmlns:cx4="http://schemas.microsoft.com/office/drawing/2016/5/10/chartex" xmlns:cx5="http://schemas.microsoft.com/office/drawing/2016/5/11/chartex" xmlns:cx6="http://schemas.microsoft.com/office/drawing/2016/5/12/chartex" xmlns:cx7="http://schemas.microsoft.com/office/drawing/2016/5/13/chartex" xmlns:cx8="http://schemas.microsoft.com/office/drawing/2016/5/14/chartex" xmlns:mc="http://schemas.openxmlformats.org/markup-compatibility/2006" xmlns:aink="http://schemas.microsoft.com/office/drawing/2016/ink" xmlns:am3d="http://schemas.microsoft.com/office/drawing/2017/model3d" xmlns:o="urn:schemas-microsoft-com:office:office" xmlns:oel="http://schemas.microsoft.com/office/2019/extlst" xmlns:r="http://schemas.openxmlformats.org/officeDocument/2006/relationships" xmlns:m="http://schemas.openxmlformats.org/officeDocument/2006/math" xmlns:v="urn:schemas-microsoft-com:vml" xmlns:wp14="http://schemas.microsoft.com/office/word/2010/wordprocessingDrawing" xmlns:wp="http://schemas.openxmlformats.org/drawingml/2006/wordprocessingDrawing" xmlns:w10="urn:schemas-microsoft-com:office:word" xmlns:w="http://schemas.openxmlformats.org/wordprocessingml/2006/main" xmlns:w14="http://schemas.microsoft.com/office/word/2010/wordml" xmlns:w15="http://schemas.microsoft.com/office/word/2012/wordml" xmlns:w16cex="http://schemas.microsoft.com/office/word/2018/wordml/cex" xmlns:w16cid="http://schemas.microsoft.com/office/word/2016/wordml/cid" xmlns:w16="http://schemas.microsoft.com/office/word/2018/wordml" xmlns:w16du="http://schemas.microsoft.com/office/word/2023/wordml/word16du" xmlns:w16sdtdh="http://schemas.microsoft.com/office/word/2020/wordml/sdtdatahash" xmlns:w16sdtfl="http://schemas.microsoft.com/office/word/2024/wordml/sdtformatlock" xmlns:w16se="http://schemas.microsoft.com/office/word/2015/wordml/symex" xmlns:wpg="http://schemas.microsoft.com/office/word/2010/wordprocessingGroup" xmlns:wpi="http://schemas.microsoft.com/office/word/2010/wordprocessingInk" xmlns:wne="http://schemas.microsoft.com/office/word/2006/wordml" xmlns:wps="http://schemas.microsoft.com/office/word/2010/wordprocessingShape" mc:Ignorable="w14 w15 w16se w16cid w16 w16cex w16sdtdh w16sdtfl w16du wp14">
   <w:p>
     <w:pPr>
       <w:jc w:val="center"/>
@@ -17258,16 +14453,7 @@
         <w:color w:val="000000" w:themeColor="text1"/>
         <w:sz w:val="24"/>
       </w:rPr>
-      <w:t xml:space="preserve">Год набора – </w:t>
-    </w:r>
-    <w:proofErr w:type="gramStart"/>
-    <w:r>
-      <w:rPr>
-        <w:rFonts w:ascii="Times New Roman" w:hAnsi="Times New Roman" w:cs="Times New Roman"/>
-        <w:color w:val="000000" w:themeColor="text1"/>
-        <w:sz w:val="24"/>
-      </w:rPr>
-      <w:t xml:space="preserve">{{ </w:t>
+      <w:t xml:space="preserve">Год набора – {{ </w:t>
     </w:r>
     <w:r>
       <w:rPr>
@@ -17278,7 +14464,6 @@
       </w:rPr>
       <w:t>year</w:t>
     </w:r>
-    <w:proofErr w:type="gramEnd"/>
     <w:r>
       <w:rPr>
         <w:rFonts w:ascii="Times New Roman" w:hAnsi="Times New Roman" w:cs="Times New Roman"/>
@@ -17324,7 +14509,6 @@
       </w:rPr>
       <w:t xml:space="preserve">Иркутск, </w:t>
     </w:r>
-    <w:proofErr w:type="gramStart"/>
     <w:r>
       <w:rPr>
         <w:rFonts w:ascii="Times New Roman" w:hAnsi="Times New Roman" w:cs="Times New Roman"/>
@@ -17332,37 +14516,7 @@
         <w:sz w:val="24"/>
         <w:lang w:val="en-US"/>
       </w:rPr>
-      <w:t xml:space="preserve">{{ </w:t>
-    </w:r>
-    <w:proofErr w:type="spellStart"/>
-    <w:r>
-      <w:rPr>
-        <w:rFonts w:ascii="Times New Roman" w:hAnsi="Times New Roman" w:cs="Times New Roman"/>
-        <w:color w:val="000000" w:themeColor="text1"/>
-        <w:sz w:val="24"/>
-        <w:lang w:val="en-US"/>
-      </w:rPr>
-      <w:t>protocol</w:t>
-    </w:r>
-    <w:proofErr w:type="gramEnd"/>
-    <w:r>
-      <w:rPr>
-        <w:rFonts w:ascii="Times New Roman" w:hAnsi="Times New Roman" w:cs="Times New Roman"/>
-        <w:color w:val="000000" w:themeColor="text1"/>
-        <w:sz w:val="24"/>
-        <w:lang w:val="en-US"/>
-      </w:rPr>
-      <w:t>_year</w:t>
-    </w:r>
-    <w:proofErr w:type="spellEnd"/>
-    <w:r>
-      <w:rPr>
-        <w:rFonts w:ascii="Times New Roman" w:hAnsi="Times New Roman" w:cs="Times New Roman"/>
-        <w:color w:val="000000" w:themeColor="text1"/>
-        <w:sz w:val="24"/>
-        <w:lang w:val="en-US"/>
-      </w:rPr>
-      <w:t xml:space="preserve"> }}</w:t>
+      <w:t>{{ protocol_year }}</w:t>
     </w:r>
     <w:r>
       <w:rPr>
@@ -17377,7 +14531,7 @@
 </file>
 
 <file path=word/footnotes.xml><?xml version="1.0" encoding="utf-8"?>
-<w:footnotes xmlns:wpc="http://schemas.microsoft.com/office/word/2010/wordprocessingCanvas" xmlns:mc="http://schemas.openxmlformats.org/markup-compatibility/2006" xmlns:o="urn:schemas-microsoft-com:office:office" xmlns:r="http://schemas.openxmlformats.org/officeDocument/2006/relationships" xmlns:m="http://schemas.openxmlformats.org/officeDocument/2006/math" xmlns:v="urn:schemas-microsoft-com:vml" xmlns:wp14="http://schemas.microsoft.com/office/word/2010/wordprocessingDrawing" xmlns:wp="http://schemas.openxmlformats.org/drawingml/2006/wordprocessingDrawing" xmlns:w10="urn:schemas-microsoft-com:office:word" xmlns:w="http://schemas.openxmlformats.org/wordprocessingml/2006/main" xmlns:w14="http://schemas.microsoft.com/office/word/2010/wordml" xmlns:w15="http://schemas.microsoft.com/office/word/2012/wordml" xmlns:wpg="http://schemas.microsoft.com/office/word/2010/wordprocessingGroup" xmlns:wpi="http://schemas.microsoft.com/office/word/2010/wordprocessingInk" xmlns:wne="http://schemas.microsoft.com/office/word/2006/wordml" xmlns:wps="http://schemas.microsoft.com/office/word/2010/wordprocessingShape" mc:Ignorable="w14 w15 wp14">
+<w:footnotes xmlns:wpc="http://schemas.microsoft.com/office/word/2010/wordprocessingCanvas" xmlns:cx="http://schemas.microsoft.com/office/drawing/2014/chartex" xmlns:cx1="http://schemas.microsoft.com/office/drawing/2015/9/8/chartex" xmlns:cx2="http://schemas.microsoft.com/office/drawing/2015/10/21/chartex" xmlns:cx3="http://schemas.microsoft.com/office/drawing/2016/5/9/chartex" xmlns:cx4="http://schemas.microsoft.com/office/drawing/2016/5/10/chartex" xmlns:cx5="http://schemas.microsoft.com/office/drawing/2016/5/11/chartex" xmlns:cx6="http://schemas.microsoft.com/office/drawing/2016/5/12/chartex" xmlns:cx7="http://schemas.microsoft.com/office/drawing/2016/5/13/chartex" xmlns:cx8="http://schemas.microsoft.com/office/drawing/2016/5/14/chartex" xmlns:mc="http://schemas.openxmlformats.org/markup-compatibility/2006" xmlns:aink="http://schemas.microsoft.com/office/drawing/2016/ink" xmlns:am3d="http://schemas.microsoft.com/office/drawing/2017/model3d" xmlns:o="urn:schemas-microsoft-com:office:office" xmlns:oel="http://schemas.microsoft.com/office/2019/extlst" xmlns:r="http://schemas.openxmlformats.org/officeDocument/2006/relationships" xmlns:m="http://schemas.openxmlformats.org/officeDocument/2006/math" xmlns:v="urn:schemas-microsoft-com:vml" xmlns:wp14="http://schemas.microsoft.com/office/word/2010/wordprocessingDrawing" xmlns:wp="http://schemas.openxmlformats.org/drawingml/2006/wordprocessingDrawing" xmlns:w10="urn:schemas-microsoft-com:office:word" xmlns:w="http://schemas.openxmlformats.org/wordprocessingml/2006/main" xmlns:w14="http://schemas.microsoft.com/office/word/2010/wordml" xmlns:w15="http://schemas.microsoft.com/office/word/2012/wordml" xmlns:w16cex="http://schemas.microsoft.com/office/word/2018/wordml/cex" xmlns:w16cid="http://schemas.microsoft.com/office/word/2016/wordml/cid" xmlns:w16="http://schemas.microsoft.com/office/word/2018/wordml" xmlns:w16du="http://schemas.microsoft.com/office/word/2023/wordml/word16du" xmlns:w16sdtdh="http://schemas.microsoft.com/office/word/2020/wordml/sdtdatahash" xmlns:w16sdtfl="http://schemas.microsoft.com/office/word/2024/wordml/sdtformatlock" xmlns:w16se="http://schemas.microsoft.com/office/word/2015/wordml/symex" xmlns:wpg="http://schemas.microsoft.com/office/word/2010/wordprocessingGroup" xmlns:wpi="http://schemas.microsoft.com/office/word/2010/wordprocessingInk" xmlns:wne="http://schemas.microsoft.com/office/word/2006/wordml" xmlns:wps="http://schemas.microsoft.com/office/word/2010/wordprocessingShape" mc:Ignorable="w14 w15 w16se w16cid w16 w16cex w16sdtdh w16sdtfl w16du wp14">
   <w:footnote w:type="separator" w:id="-1">
     <w:p>
       <w:pPr>
@@ -17402,7 +14556,7 @@
 </file>
 
 <file path=word/styles.xml><?xml version="1.0" encoding="utf-8"?>
-<w:styles xmlns:mc="http://schemas.openxmlformats.org/markup-compatibility/2006" xmlns:r="http://schemas.openxmlformats.org/officeDocument/2006/relationships" xmlns:w="http://schemas.openxmlformats.org/wordprocessingml/2006/main" xmlns:w14="http://schemas.microsoft.com/office/word/2010/wordml" xmlns:w15="http://schemas.microsoft.com/office/word/2012/wordml" mc:Ignorable="w14 w15">
+<w:styles xmlns:mc="http://schemas.openxmlformats.org/markup-compatibility/2006" xmlns:r="http://schemas.openxmlformats.org/officeDocument/2006/relationships" xmlns:w="http://schemas.openxmlformats.org/wordprocessingml/2006/main" xmlns:w14="http://schemas.microsoft.com/office/word/2010/wordml" xmlns:w15="http://schemas.microsoft.com/office/word/2012/wordml" xmlns:w16cex="http://schemas.microsoft.com/office/word/2018/wordml/cex" xmlns:w16cid="http://schemas.microsoft.com/office/word/2016/wordml/cid" xmlns:w16="http://schemas.microsoft.com/office/word/2018/wordml" xmlns:w16du="http://schemas.microsoft.com/office/word/2023/wordml/word16du" xmlns:w16sdtdh="http://schemas.microsoft.com/office/word/2020/wordml/sdtdatahash" xmlns:w16sdtfl="http://schemas.microsoft.com/office/word/2024/wordml/sdtformatlock" xmlns:w16se="http://schemas.microsoft.com/office/word/2015/wordml/symex" mc:Ignorable="w14 w15 w16se w16cid w16 w16cex w16sdtdh w16sdtfl w16du">
   <w:docDefaults>
     <w:rPrDefault>
       <w:rPr>
@@ -17418,7 +14572,7 @@
       </w:pPr>
     </w:pPrDefault>
   </w:docDefaults>
-  <w:latentStyles w:defLockedState="0" w:defUIPriority="99" w:defSemiHidden="0" w:defUnhideWhenUsed="0" w:defQFormat="0" w:count="371">
+  <w:latentStyles w:defLockedState="0" w:defUIPriority="99" w:defSemiHidden="0" w:defUnhideWhenUsed="0" w:defQFormat="0" w:count="376">
     <w:lsdException w:name="Normal" w:uiPriority="0" w:qFormat="1"/>
     <w:lsdException w:name="heading 1" w:uiPriority="9" w:qFormat="1"/>
     <w:lsdException w:name="heading 2" w:semiHidden="1" w:uiPriority="9" w:unhideWhenUsed="1" w:qFormat="1"/>
@@ -17790,6 +14944,11 @@
     <w:lsdException w:name="List Table 5 Dark Accent 6" w:uiPriority="50"/>
     <w:lsdException w:name="List Table 6 Colorful Accent 6" w:uiPriority="51"/>
     <w:lsdException w:name="List Table 7 Colorful Accent 6" w:uiPriority="52"/>
+    <w:lsdException w:name="Mention" w:semiHidden="1" w:unhideWhenUsed="1"/>
+    <w:lsdException w:name="Smart Hyperlink" w:semiHidden="1" w:unhideWhenUsed="1"/>
+    <w:lsdException w:name="Hashtag" w:semiHidden="1" w:unhideWhenUsed="1"/>
+    <w:lsdException w:name="Unresolved Mention" w:semiHidden="1" w:unhideWhenUsed="1"/>
+    <w:lsdException w:name="Smart Link" w:semiHidden="1" w:unhideWhenUsed="1"/>
   </w:latentStyles>
   <w:style w:type="paragraph" w:default="1" w:styleId="a">
     <w:name w:val="Normal"/>
